--- a/api/templates/Multi TT Will (with Foreign Persons Excluded Trust) - Couple (Clio).docx
+++ b/api/templates/Multi TT Will (with Foreign Persons Excluded Trust) - Couple (Clio).docx
@@ -73,9 +73,7 @@
         <w:pStyle w:val="AEPTitle"/>
       </w:pPr>
       <w:r>
-        <w:rPr>
-          <w:highlight w:val="yellow"/>
-        </w:rPr>
+        <w:rPr/>
         <w:t>&lt;&lt; Matter.Relationships.Mr.Name &gt;&gt;</w:t>
       </w:r>
       <w:r>
@@ -241,21 +239,15 @@
         <w:t xml:space="preserve">Last Will of </w:t>
       </w:r>
       <w:r>
-        <w:rPr>
-          <w:highlight w:val="yellow"/>
-        </w:rPr>
+        <w:rPr/>
         <w:t>&lt;&lt; Matter.Relationships.</w:t>
       </w:r>
       <w:r>
-        <w:rPr>
-          <w:highlight w:val="yellow"/>
-        </w:rPr>
+        <w:rPr/>
         <w:t>Mr</w:t>
       </w:r>
       <w:r>
-        <w:rPr>
-          <w:highlight w:val="yellow"/>
-        </w:rPr>
+        <w:rPr/>
         <w:t>.Name &gt;&gt;</w:t>
       </w:r>
     </w:p>
@@ -267,9 +259,7 @@
         <w:t xml:space="preserve">of </w:t>
       </w:r>
       <w:r>
-        <w:rPr>
-          <w:highlight w:val="yellow"/>
-        </w:rPr>
+        <w:rPr/>
         <w:t>&lt;&lt; Matter.Client.Address &gt;&gt;</w:t>
       </w:r>
     </w:p>
@@ -386,56 +376,38 @@
     <w:p>
       <w:pPr>
         <w:pStyle w:val="Heading3"/>
-        <w:rPr>
-          <w:highlight w:val="cyan"/>
-        </w:rPr>
-      </w:pPr>
-      <w:r>
-        <w:rPr>
-          <w:highlight w:val="cyan"/>
-        </w:rPr>
+        <w:rPr/>
+      </w:pPr>
+      <w:r>
+        <w:rPr/>
         <w:t>[</w:t>
       </w:r>
       <w:r>
-        <w:rPr>
-          <w:highlight w:val="cyan"/>
-        </w:rPr>
+        <w:rPr/>
         <w:t xml:space="preserve">#if </w:t>
       </w:r>
       <w:r>
-        <w:rPr>
-          <w:highlight w:val="cyan"/>
-        </w:rPr>
+        <w:rPr/>
         <w:t>outright gift to spouse in first instance</w:t>
       </w:r>
       <w:r>
-        <w:rPr>
-          <w:highlight w:val="cyan"/>
-        </w:rPr>
+        <w:rPr/>
         <w:t xml:space="preserve"> i.e. </w:t>
       </w:r>
       <w:r>
-        <w:rPr>
-          <w:highlight w:val="cyan"/>
-        </w:rPr>
+        <w:rPr/>
         <w:t>the TT</w:t>
       </w:r>
       <w:r>
-        <w:rPr>
-          <w:highlight w:val="cyan"/>
-        </w:rPr>
+        <w:rPr/>
         <w:t>s</w:t>
       </w:r>
       <w:r>
-        <w:rPr>
-          <w:highlight w:val="cyan"/>
-        </w:rPr>
+        <w:rPr/>
         <w:t xml:space="preserve"> start after both spouses have died</w:t>
       </w:r>
       <w:r>
-        <w:rPr>
-          <w:highlight w:val="cyan"/>
-        </w:rPr>
+        <w:rPr/>
         <w:t>]</w:t>
       </w:r>
       <w:r>
@@ -455,9 +427,7 @@
       </w:r>
       <w:bookmarkStart w:id="2" w:name="_Hlk197271815"/>
       <w:r>
-        <w:rPr>
-          <w:highlight w:val="green"/>
-        </w:rPr>
+        <w:rPr/>
         <w:t>&lt;&lt; Matter.Relationships.Mrs.Name &gt;&gt;</w:t>
       </w:r>
       <w:bookmarkEnd w:id="2"/>
@@ -479,7 +449,6 @@
       <w:r>
         <w:rPr>
           <w:rStyle w:val="AEPBold"/>
-          <w:highlight w:val="yellow"/>
         </w:rPr>
         <w:t>&lt;&lt; Matter.Relationships.Mr.Name &gt;&gt;</w:t>
       </w:r>
@@ -515,9 +484,7 @@
       </w:r>
       <w:bookmarkStart w:id="4" w:name="_Hlk197260429"/>
       <w:r>
-        <w:rPr>
-          <w:highlight w:val="yellow"/>
-        </w:rPr>
+        <w:rPr/>
         <w:t>&lt;&lt; Matter.CustomField.NominatedBeneficiaryTt1 &gt;&gt;</w:t>
       </w:r>
       <w:bookmarkEnd w:id="4"/>
@@ -530,9 +497,7 @@
         <w:t xml:space="preserve">Initial Trustee - </w:t>
       </w:r>
       <w:r>
-        <w:rPr>
-          <w:highlight w:val="yellow"/>
-        </w:rPr>
+        <w:rPr/>
         <w:t>&lt;&lt; Matter.CustomField.InitialTrusteeTt1 &gt;&gt;</w:t>
       </w:r>
       <w:r>
@@ -551,9 +516,7 @@
       </w:r>
       <w:bookmarkStart w:id="5" w:name="_Hlk197260343"/>
       <w:r>
-        <w:rPr>
-          <w:highlight w:val="yellow"/>
-        </w:rPr>
+        <w:rPr/>
         <w:t>&lt;&lt; Matter.CustomField.BackupTrusteeTt1 &gt;&gt;</w:t>
       </w:r>
       <w:r>
@@ -575,21 +538,15 @@
         <w:t xml:space="preserve">Further Backup Trustee - </w:t>
       </w:r>
       <w:r>
-        <w:rPr>
-          <w:highlight w:val="yellow"/>
-        </w:rPr>
+        <w:rPr/>
         <w:t>&lt;&lt; Matter.CustomField.</w:t>
       </w:r>
       <w:r>
-        <w:rPr>
-          <w:highlight w:val="yellow"/>
-        </w:rPr>
+        <w:rPr/>
         <w:t>Further</w:t>
       </w:r>
       <w:r>
-        <w:rPr>
-          <w:highlight w:val="yellow"/>
-        </w:rPr>
+        <w:rPr/>
         <w:t>BackupTrusteeTt1 &gt;&gt;</w:t>
       </w:r>
       <w:r>
@@ -611,9 +568,7 @@
       </w:r>
       <w:bookmarkStart w:id="6" w:name="_Hlk197260354"/>
       <w:r>
-        <w:rPr>
-          <w:highlight w:val="yellow"/>
-        </w:rPr>
+        <w:rPr/>
         <w:t>&lt;&lt; Matter.CustomField.InitialAppointorTt1 &gt;&gt;</w:t>
       </w:r>
       <w:r>
@@ -636,9 +591,7 @@
       </w:r>
       <w:bookmarkStart w:id="7" w:name="_Hlk197260365"/>
       <w:r>
-        <w:rPr>
-          <w:highlight w:val="yellow"/>
-        </w:rPr>
+        <w:rPr/>
         <w:t>&lt;&lt; Matter.CustomField.BackupAppointorTt1 &gt;&gt;</w:t>
       </w:r>
       <w:r>
@@ -661,9 +614,7 @@
       </w:r>
       <w:bookmarkStart w:id="8" w:name="_Hlk197260378"/>
       <w:r>
-        <w:rPr>
-          <w:highlight w:val="yellow"/>
-        </w:rPr>
+        <w:rPr/>
         <w:t>&lt;&lt; Matter.CustomField.FurtherBackupAppointorTt1 &gt;&gt;</w:t>
       </w:r>
       <w:bookmarkEnd w:id="8"/>
@@ -681,7 +632,6 @@
       <w:r>
         <w:rPr>
           <w:rStyle w:val="AEPBold"/>
-          <w:highlight w:val="yellow"/>
         </w:rPr>
         <w:t>&lt;&lt; Matter.Relationships.Mr.Name &gt;&gt;</w:t>
       </w:r>
@@ -719,21 +669,15 @@
         <w:t xml:space="preserve"> </w:t>
       </w:r>
       <w:r>
-        <w:rPr>
-          <w:highlight w:val="yellow"/>
-        </w:rPr>
+        <w:rPr/>
         <w:t>&lt;&lt; Matter.CustomField.NominatedBeneficiaryTt</w:t>
       </w:r>
       <w:r>
-        <w:rPr>
-          <w:highlight w:val="yellow"/>
-        </w:rPr>
+        <w:rPr/>
         <w:t>2</w:t>
       </w:r>
       <w:r>
-        <w:rPr>
-          <w:highlight w:val="yellow"/>
-        </w:rPr>
+        <w:rPr/>
         <w:t xml:space="preserve"> &gt;&gt;</w:t>
       </w:r>
     </w:p>
@@ -745,21 +689,15 @@
         <w:t xml:space="preserve">Initial Trustee - </w:t>
       </w:r>
       <w:r>
-        <w:rPr>
-          <w:highlight w:val="yellow"/>
-        </w:rPr>
+        <w:rPr/>
         <w:t>&lt;&lt; Matter.CustomField.InitialTrusteeTt</w:t>
       </w:r>
       <w:r>
-        <w:rPr>
-          <w:highlight w:val="yellow"/>
-        </w:rPr>
+        <w:rPr/>
         <w:t>2</w:t>
       </w:r>
       <w:r>
-        <w:rPr>
-          <w:highlight w:val="yellow"/>
-        </w:rPr>
+        <w:rPr/>
         <w:t xml:space="preserve"> &gt;&gt;</w:t>
       </w:r>
       <w:r>
@@ -777,21 +715,15 @@
         <w:t xml:space="preserve">Backup Trustee - </w:t>
       </w:r>
       <w:r>
-        <w:rPr>
-          <w:highlight w:val="yellow"/>
-        </w:rPr>
+        <w:rPr/>
         <w:t>&lt;&lt; Matter.CustomField.BackupTrusteeTt</w:t>
       </w:r>
       <w:r>
-        <w:rPr>
-          <w:highlight w:val="yellow"/>
-        </w:rPr>
+        <w:rPr/>
         <w:t>2</w:t>
       </w:r>
       <w:r>
-        <w:rPr>
-          <w:highlight w:val="yellow"/>
-        </w:rPr>
+        <w:rPr/>
         <w:t xml:space="preserve"> &gt;&gt;</w:t>
       </w:r>
       <w:r>
@@ -809,33 +741,23 @@
         <w:t xml:space="preserve">Further Backup Trustee - </w:t>
       </w:r>
       <w:r>
-        <w:rPr>
-          <w:highlight w:val="yellow"/>
-        </w:rPr>
+        <w:rPr/>
         <w:t>&lt;&lt; Matter.CustomField.</w:t>
       </w:r>
       <w:r>
-        <w:rPr>
-          <w:highlight w:val="yellow"/>
-        </w:rPr>
+        <w:rPr/>
         <w:t>Further</w:t>
       </w:r>
       <w:r>
-        <w:rPr>
-          <w:highlight w:val="yellow"/>
-        </w:rPr>
+        <w:rPr/>
         <w:t>BackupTrusteeTt</w:t>
       </w:r>
       <w:r>
-        <w:rPr>
-          <w:highlight w:val="yellow"/>
-        </w:rPr>
+        <w:rPr/>
         <w:t>2</w:t>
       </w:r>
       <w:r>
-        <w:rPr>
-          <w:highlight w:val="yellow"/>
-        </w:rPr>
+        <w:rPr/>
         <w:t xml:space="preserve"> &gt;&gt;</w:t>
       </w:r>
       <w:r>
@@ -856,21 +778,15 @@
         <w:t xml:space="preserve">Appointor - </w:t>
       </w:r>
       <w:r>
-        <w:rPr>
-          <w:highlight w:val="yellow"/>
-        </w:rPr>
+        <w:rPr/>
         <w:t>&lt;&lt; Matter.CustomField.InitialAppointorTt</w:t>
       </w:r>
       <w:r>
-        <w:rPr>
-          <w:highlight w:val="yellow"/>
-        </w:rPr>
+        <w:rPr/>
         <w:t>2</w:t>
       </w:r>
       <w:r>
-        <w:rPr>
-          <w:highlight w:val="yellow"/>
-        </w:rPr>
+        <w:rPr/>
         <w:t xml:space="preserve"> &gt;&gt;</w:t>
       </w:r>
       <w:r>
@@ -888,21 +804,15 @@
         <w:t xml:space="preserve">Backup Appointor - </w:t>
       </w:r>
       <w:r>
-        <w:rPr>
-          <w:highlight w:val="yellow"/>
-        </w:rPr>
+        <w:rPr/>
         <w:t>&lt;&lt; Matter.CustomField.BackupAppointorTt</w:t>
       </w:r>
       <w:r>
-        <w:rPr>
-          <w:highlight w:val="yellow"/>
-        </w:rPr>
+        <w:rPr/>
         <w:t>2</w:t>
       </w:r>
       <w:r>
-        <w:rPr>
-          <w:highlight w:val="yellow"/>
-        </w:rPr>
+        <w:rPr/>
         <w:t xml:space="preserve"> &gt;&gt;</w:t>
       </w:r>
       <w:r>
@@ -920,21 +830,15 @@
         <w:t xml:space="preserve">Further Backup Appointor - </w:t>
       </w:r>
       <w:r>
-        <w:rPr>
-          <w:highlight w:val="yellow"/>
-        </w:rPr>
+        <w:rPr/>
         <w:t>&lt;&lt; Matter.CustomField.FurtherBackupAppointorTt</w:t>
       </w:r>
       <w:r>
-        <w:rPr>
-          <w:highlight w:val="yellow"/>
-        </w:rPr>
+        <w:rPr/>
         <w:t>2</w:t>
       </w:r>
       <w:r>
-        <w:rPr>
-          <w:highlight w:val="yellow"/>
-        </w:rPr>
+        <w:rPr/>
         <w:t xml:space="preserve"> &gt;&gt;</w:t>
       </w:r>
       <w:r>
@@ -947,62 +851,42 @@
     <w:p>
       <w:pPr>
         <w:pStyle w:val="Heading3"/>
-        <w:rPr>
-          <w:highlight w:val="cyan"/>
-        </w:rPr>
-      </w:pPr>
-      <w:r>
-        <w:rPr>
-          <w:highlight w:val="cyan"/>
-        </w:rPr>
+        <w:rPr/>
+      </w:pPr>
+      <w:r>
+        <w:rPr/>
         <w:t>[</w:t>
       </w:r>
       <w:r>
-        <w:rPr>
-          <w:highlight w:val="cyan"/>
-        </w:rPr>
+        <w:rPr/>
         <w:t>#</w:t>
       </w:r>
       <w:r>
-        <w:rPr>
-          <w:highlight w:val="cyan"/>
-        </w:rPr>
+        <w:rPr/>
         <w:t>if TT</w:t>
       </w:r>
       <w:r>
-        <w:rPr>
-          <w:highlight w:val="cyan"/>
-        </w:rPr>
+        <w:rPr/>
         <w:t>s</w:t>
       </w:r>
       <w:r>
-        <w:rPr>
-          <w:highlight w:val="cyan"/>
-        </w:rPr>
-        <w:t xml:space="preserve"> </w:t>
-      </w:r>
-      <w:r>
-        <w:rPr>
-          <w:highlight w:val="cyan"/>
-        </w:rPr>
+        <w:rPr/>
+        <w:t xml:space="preserve"> </w:t>
+      </w:r>
+      <w:r>
+        <w:rPr/>
         <w:t>are</w:t>
       </w:r>
       <w:r>
-        <w:rPr>
-          <w:highlight w:val="cyan"/>
-        </w:rPr>
+        <w:rPr/>
         <w:t xml:space="preserve"> established on death of first spouse and surviving spouse is intended to </w:t>
       </w:r>
       <w:r>
-        <w:rPr>
-          <w:highlight w:val="cyan"/>
-        </w:rPr>
+        <w:rPr/>
         <w:t>benefit</w:t>
       </w:r>
       <w:r>
-        <w:rPr>
-          <w:highlight w:val="cyan"/>
-        </w:rPr>
+        <w:rPr/>
         <w:t>]</w:t>
       </w:r>
       <w:r>
@@ -1031,7 +915,6 @@
       <w:r>
         <w:rPr>
           <w:rStyle w:val="AEPBold"/>
-          <w:highlight w:val="yellow"/>
         </w:rPr>
         <w:t>&lt;&lt; Matter.Relationships.Mr.Name &gt;&gt;</w:t>
       </w:r>
@@ -1065,9 +948,7 @@
         <w:t xml:space="preserve"> </w:t>
       </w:r>
       <w:r>
-        <w:rPr>
-          <w:highlight w:val="yellow"/>
-        </w:rPr>
+        <w:rPr/>
         <w:t>&lt;&lt; Matter.CustomField.NominatedBeneficiaryTt1 &gt;&gt;</w:t>
       </w:r>
     </w:p>
@@ -1079,9 +960,7 @@
         <w:t xml:space="preserve">Initial Trustee - </w:t>
       </w:r>
       <w:r>
-        <w:rPr>
-          <w:highlight w:val="yellow"/>
-        </w:rPr>
+        <w:rPr/>
         <w:t>&lt;&lt; Matter.CustomField.InitialTrusteeTt1 &gt;&gt;</w:t>
       </w:r>
     </w:p>
@@ -1093,9 +972,7 @@
         <w:t xml:space="preserve">Backup Trustee - </w:t>
       </w:r>
       <w:r>
-        <w:rPr>
-          <w:highlight w:val="yellow"/>
-        </w:rPr>
+        <w:rPr/>
         <w:t>&lt;&lt; Matter.CustomField.BackupTrusteeTt1 &gt;&gt;</w:t>
       </w:r>
     </w:p>
@@ -1108,9 +985,7 @@
         <w:t xml:space="preserve">Further Backup Trustee - </w:t>
       </w:r>
       <w:r>
-        <w:rPr>
-          <w:highlight w:val="yellow"/>
-        </w:rPr>
+        <w:rPr/>
         <w:t>&lt;&lt; Matter.CustomField.FurtherBackupTrusteeTt1 &gt;&gt;</w:t>
       </w:r>
     </w:p>
@@ -1125,9 +1000,7 @@
         <w:t xml:space="preserve">Appointor - </w:t>
       </w:r>
       <w:r>
-        <w:rPr>
-          <w:highlight w:val="yellow"/>
-        </w:rPr>
+        <w:rPr/>
         <w:t>&lt;&lt; Matter.CustomField.InitialAppointorTt1 &gt;&gt;</w:t>
       </w:r>
     </w:p>
@@ -1139,9 +1012,7 @@
         <w:t xml:space="preserve">Backup Appointor - </w:t>
       </w:r>
       <w:r>
-        <w:rPr>
-          <w:highlight w:val="yellow"/>
-        </w:rPr>
+        <w:rPr/>
         <w:t>&lt;&lt; Matter.CustomField.BackupAppointorTt1 &gt;&gt;</w:t>
       </w:r>
     </w:p>
@@ -1153,9 +1024,7 @@
         <w:t xml:space="preserve">Further Backup Appointor - </w:t>
       </w:r>
       <w:r>
-        <w:rPr>
-          <w:highlight w:val="yellow"/>
-        </w:rPr>
+        <w:rPr/>
         <w:t>&lt;&lt; Matter.CustomField.FurtherBackupAppointorTt1 &gt;&gt;</w:t>
       </w:r>
     </w:p>
@@ -1169,7 +1038,6 @@
       <w:r>
         <w:rPr>
           <w:rStyle w:val="AEPBold"/>
-          <w:highlight w:val="yellow"/>
         </w:rPr>
         <w:t>&lt;&lt; Matter.Relationships.Mr.Name &gt;&gt;</w:t>
       </w:r>
@@ -1207,21 +1075,15 @@
         <w:t xml:space="preserve"> </w:t>
       </w:r>
       <w:r>
-        <w:rPr>
-          <w:highlight w:val="yellow"/>
-        </w:rPr>
+        <w:rPr/>
         <w:t>&lt;&lt; Matter.CustomField.NominatedBeneficiaryTt</w:t>
       </w:r>
       <w:r>
-        <w:rPr>
-          <w:highlight w:val="yellow"/>
-        </w:rPr>
+        <w:rPr/>
         <w:t>2</w:t>
       </w:r>
       <w:r>
-        <w:rPr>
-          <w:highlight w:val="yellow"/>
-        </w:rPr>
+        <w:rPr/>
         <w:t xml:space="preserve"> &gt;&gt;</w:t>
       </w:r>
     </w:p>
@@ -1233,21 +1095,15 @@
         <w:t xml:space="preserve">Initial Trustee - </w:t>
       </w:r>
       <w:r>
-        <w:rPr>
-          <w:highlight w:val="yellow"/>
-        </w:rPr>
+        <w:rPr/>
         <w:t>&lt;&lt; Matter.CustomField.InitialTrusteeTt</w:t>
       </w:r>
       <w:r>
-        <w:rPr>
-          <w:highlight w:val="yellow"/>
-        </w:rPr>
+        <w:rPr/>
         <w:t>2</w:t>
       </w:r>
       <w:r>
-        <w:rPr>
-          <w:highlight w:val="yellow"/>
-        </w:rPr>
+        <w:rPr/>
         <w:t xml:space="preserve"> &gt;&gt;</w:t>
       </w:r>
       <w:r>
@@ -1262,21 +1118,15 @@
         <w:t xml:space="preserve">Backup Trustee - </w:t>
       </w:r>
       <w:r>
-        <w:rPr>
-          <w:highlight w:val="yellow"/>
-        </w:rPr>
+        <w:rPr/>
         <w:t>&lt;&lt; Matter.CustomField.BackupTrusteeTt</w:t>
       </w:r>
       <w:r>
-        <w:rPr>
-          <w:highlight w:val="yellow"/>
-        </w:rPr>
+        <w:rPr/>
         <w:t>2</w:t>
       </w:r>
       <w:r>
-        <w:rPr>
-          <w:highlight w:val="yellow"/>
-        </w:rPr>
+        <w:rPr/>
         <w:t xml:space="preserve"> &gt;&gt;</w:t>
       </w:r>
       <w:r>
@@ -1291,33 +1141,23 @@
         <w:t xml:space="preserve">Further Backup Trustee - </w:t>
       </w:r>
       <w:r>
-        <w:rPr>
-          <w:highlight w:val="yellow"/>
-        </w:rPr>
+        <w:rPr/>
         <w:t>&lt;&lt; Matter.CustomField.</w:t>
       </w:r>
       <w:r>
-        <w:rPr>
-          <w:highlight w:val="yellow"/>
-        </w:rPr>
+        <w:rPr/>
         <w:t>Further</w:t>
       </w:r>
       <w:r>
-        <w:rPr>
-          <w:highlight w:val="yellow"/>
-        </w:rPr>
+        <w:rPr/>
         <w:t>BackupTrusteeTt</w:t>
       </w:r>
       <w:r>
-        <w:rPr>
-          <w:highlight w:val="yellow"/>
-        </w:rPr>
+        <w:rPr/>
         <w:t>2</w:t>
       </w:r>
       <w:r>
-        <w:rPr>
-          <w:highlight w:val="yellow"/>
-        </w:rPr>
+        <w:rPr/>
         <w:t xml:space="preserve"> &gt;&gt;</w:t>
       </w:r>
       <w:r>
@@ -1338,21 +1178,15 @@
         <w:t xml:space="preserve">Appointor - </w:t>
       </w:r>
       <w:r>
-        <w:rPr>
-          <w:highlight w:val="yellow"/>
-        </w:rPr>
+        <w:rPr/>
         <w:t>&lt;&lt; Matter.CustomField.InitialAppointorTt</w:t>
       </w:r>
       <w:r>
-        <w:rPr>
-          <w:highlight w:val="yellow"/>
-        </w:rPr>
+        <w:rPr/>
         <w:t>2</w:t>
       </w:r>
       <w:r>
-        <w:rPr>
-          <w:highlight w:val="yellow"/>
-        </w:rPr>
+        <w:rPr/>
         <w:t xml:space="preserve"> &gt;&gt;</w:t>
       </w:r>
       <w:r>
@@ -1370,21 +1204,15 @@
         <w:t xml:space="preserve">Backup Appointor - </w:t>
       </w:r>
       <w:r>
-        <w:rPr>
-          <w:highlight w:val="yellow"/>
-        </w:rPr>
+        <w:rPr/>
         <w:t>&lt;&lt; Matter.CustomField.BackupAppointorTt</w:t>
       </w:r>
       <w:r>
-        <w:rPr>
-          <w:highlight w:val="yellow"/>
-        </w:rPr>
+        <w:rPr/>
         <w:t>2</w:t>
       </w:r>
       <w:r>
-        <w:rPr>
-          <w:highlight w:val="yellow"/>
-        </w:rPr>
+        <w:rPr/>
         <w:t xml:space="preserve"> &gt;&gt;</w:t>
       </w:r>
       <w:r>
@@ -1399,21 +1227,15 @@
         <w:t xml:space="preserve">Further Backup Appointor - </w:t>
       </w:r>
       <w:r>
-        <w:rPr>
-          <w:highlight w:val="yellow"/>
-        </w:rPr>
+        <w:rPr/>
         <w:t>&lt;&lt; Matter.CustomField.FurtherBackupAppointorTt</w:t>
       </w:r>
       <w:r>
-        <w:rPr>
-          <w:highlight w:val="yellow"/>
-        </w:rPr>
+        <w:rPr/>
         <w:t>2</w:t>
       </w:r>
       <w:r>
-        <w:rPr>
-          <w:highlight w:val="yellow"/>
-        </w:rPr>
+        <w:rPr/>
         <w:t xml:space="preserve"> &gt;&gt;</w:t>
       </w:r>
       <w:r>
@@ -1425,21 +1247,15 @@
         <w:pStyle w:val="Heading3"/>
       </w:pPr>
       <w:r>
-        <w:rPr>
-          <w:highlight w:val="cyan"/>
-        </w:rPr>
+        <w:rPr/>
         <w:t>[</w:t>
       </w:r>
       <w:r>
-        <w:rPr>
-          <w:highlight w:val="cyan"/>
-        </w:rPr>
+        <w:rPr/>
         <w:t>#if single TT for surviving spouse plus TTs for children after both died</w:t>
       </w:r>
       <w:r>
-        <w:rPr>
-          <w:highlight w:val="cyan"/>
-        </w:rPr>
+        <w:rPr/>
         <w:t>]</w:t>
       </w:r>
       <w:r>
@@ -1456,7 +1272,6 @@
       <w:r>
         <w:rPr>
           <w:rStyle w:val="AEPBold"/>
-          <w:highlight w:val="yellow"/>
         </w:rPr>
         <w:t>&lt;&lt; Matter.Relationships.Mr.Name &gt;&gt;</w:t>
       </w:r>
@@ -1481,9 +1296,7 @@
         <w:t xml:space="preserve">Nominated Beneficiary - </w:t>
       </w:r>
       <w:r>
-        <w:rPr>
-          <w:highlight w:val="green"/>
-        </w:rPr>
+        <w:rPr/>
         <w:t>&lt;&lt; Matter.Relationships.Mrs.Name &gt;&gt;</w:t>
       </w:r>
       <w:r>
@@ -1498,9 +1311,7 @@
         <w:t xml:space="preserve">Initial Trustee - </w:t>
       </w:r>
       <w:r>
-        <w:rPr>
-          <w:highlight w:val="green"/>
-        </w:rPr>
+        <w:rPr/>
         <w:t>&lt;&lt; Matter.Relationships.Mrs.Name &gt;&gt;</w:t>
       </w:r>
     </w:p>
@@ -1512,18 +1323,14 @@
         <w:t xml:space="preserve">Backup Trustee - </w:t>
       </w:r>
       <w:r>
-        <w:rPr>
-          <w:highlight w:val="yellow"/>
-        </w:rPr>
+        <w:rPr/>
         <w:t>&lt;&lt; Matter.CustomField.NominatedBeneficiaryTt1 &gt;&gt;</w:t>
       </w:r>
       <w:r>
         <w:t xml:space="preserve"> and </w:t>
       </w:r>
       <w:r>
-        <w:rPr>
-          <w:highlight w:val="yellow"/>
-        </w:rPr>
+        <w:rPr/>
         <w:t>&lt;&lt; Matter.CustomField.NominatedBeneficiaryTt2 &gt;&gt;</w:t>
       </w:r>
     </w:p>
@@ -1535,18 +1342,14 @@
         <w:t xml:space="preserve">Further Backup Trustee - </w:t>
       </w:r>
       <w:r>
-        <w:rPr>
-          <w:highlight w:val="yellow"/>
-        </w:rPr>
+        <w:rPr/>
         <w:t>&lt;&lt; Matter.CustomField.BackupTrusteeTt1 &gt;&gt;</w:t>
       </w:r>
       <w:r>
         <w:t xml:space="preserve"> and </w:t>
       </w:r>
       <w:r>
-        <w:rPr>
-          <w:highlight w:val="yellow"/>
-        </w:rPr>
+        <w:rPr/>
         <w:t>&lt;&lt; Matter.CustomField.BackupTrusteeTt2 &gt;&gt;</w:t>
       </w:r>
     </w:p>
@@ -1558,9 +1361,7 @@
         <w:t xml:space="preserve">Initial Appointor - </w:t>
       </w:r>
       <w:r>
-        <w:rPr>
-          <w:highlight w:val="green"/>
-        </w:rPr>
+        <w:rPr/>
         <w:t>&lt;&lt; Matter.Relationships.Mrs.Name &gt;&gt;</w:t>
       </w:r>
       <w:r>
@@ -1575,18 +1376,14 @@
         <w:t xml:space="preserve">Backup Appointor - </w:t>
       </w:r>
       <w:r>
-        <w:rPr>
-          <w:highlight w:val="yellow"/>
-        </w:rPr>
+        <w:rPr/>
         <w:t>&lt;&lt; Matter.CustomField.NominatedBeneficiaryTt1 &gt;&gt;</w:t>
       </w:r>
       <w:r>
         <w:t xml:space="preserve"> and </w:t>
       </w:r>
       <w:r>
-        <w:rPr>
-          <w:highlight w:val="yellow"/>
-        </w:rPr>
+        <w:rPr/>
         <w:t>&lt;&lt; Matter.CustomField.NominatedBeneficiaryTt2 &gt;&gt;</w:t>
       </w:r>
       <w:r>
@@ -1601,18 +1398,14 @@
         <w:t xml:space="preserve">Further Backup Appointor - </w:t>
       </w:r>
       <w:r>
-        <w:rPr>
-          <w:highlight w:val="yellow"/>
-        </w:rPr>
+        <w:rPr/>
         <w:t>&lt;&lt; Matter.CustomField.BackupAppointorTt1 &gt;&gt;</w:t>
       </w:r>
       <w:r>
         <w:t xml:space="preserve"> and </w:t>
       </w:r>
       <w:r>
-        <w:rPr>
-          <w:highlight w:val="yellow"/>
-        </w:rPr>
+        <w:rPr/>
         <w:t>&lt;&lt; Matter.CustomField.BackupAppointorTt2 &gt;&gt;</w:t>
       </w:r>
       <w:r>
@@ -1627,9 +1420,7 @@
         <w:t xml:space="preserve">intend to establish the following testamentary trusts on my death if </w:t>
       </w:r>
       <w:r>
-        <w:rPr>
-          <w:highlight w:val="green"/>
-        </w:rPr>
+        <w:rPr/>
         <w:t>&lt;&lt; Matter.Relationships.Mrs.Name &gt;&gt;</w:t>
       </w:r>
       <w:r>
@@ -1649,7 +1440,6 @@
       <w:r>
         <w:rPr>
           <w:rStyle w:val="AEPBold"/>
-          <w:highlight w:val="yellow"/>
         </w:rPr>
         <w:t>&lt;&lt; Matter.Relationships.Mr.Name &gt;&gt;</w:t>
       </w:r>
@@ -1680,9 +1470,7 @@
         <w:t xml:space="preserve">Nominated Beneficiary - </w:t>
       </w:r>
       <w:r>
-        <w:rPr>
-          <w:highlight w:val="yellow"/>
-        </w:rPr>
+        <w:rPr/>
         <w:t>&lt;&lt; Matter.CustomField.NominatedBeneficiaryTt1 &gt;&gt;</w:t>
       </w:r>
     </w:p>
@@ -1694,9 +1482,7 @@
         <w:t xml:space="preserve">Initial Trustee - </w:t>
       </w:r>
       <w:r>
-        <w:rPr>
-          <w:highlight w:val="yellow"/>
-        </w:rPr>
+        <w:rPr/>
         <w:t>&lt;&lt; Matter.CustomField.InitialTrusteeTt1 &gt;&gt;</w:t>
       </w:r>
     </w:p>
@@ -1708,9 +1494,7 @@
         <w:t xml:space="preserve">Backup Trustee - </w:t>
       </w:r>
       <w:r>
-        <w:rPr>
-          <w:highlight w:val="yellow"/>
-        </w:rPr>
+        <w:rPr/>
         <w:t>&lt;&lt; Matter.CustomField.BackupTrusteeTt1 &gt;&gt;</w:t>
       </w:r>
     </w:p>
@@ -1722,9 +1506,7 @@
         <w:t xml:space="preserve">Further Backup Trustee - </w:t>
       </w:r>
       <w:r>
-        <w:rPr>
-          <w:highlight w:val="yellow"/>
-        </w:rPr>
+        <w:rPr/>
         <w:t>&lt;&lt; Matter.CustomField.FurtherBackupTrusteeTt1 &gt;&gt;</w:t>
       </w:r>
       <w:r>
@@ -1739,9 +1521,7 @@
         <w:t xml:space="preserve">Initial Appointor - </w:t>
       </w:r>
       <w:r>
-        <w:rPr>
-          <w:highlight w:val="yellow"/>
-        </w:rPr>
+        <w:rPr/>
         <w:t>&lt;&lt; Matter.CustomField.InitialAppointorTt1 &gt;&gt;</w:t>
       </w:r>
     </w:p>
@@ -1753,9 +1533,7 @@
         <w:t xml:space="preserve">Backup Appointor - </w:t>
       </w:r>
       <w:r>
-        <w:rPr>
-          <w:highlight w:val="yellow"/>
-        </w:rPr>
+        <w:rPr/>
         <w:t>&lt;&lt; Matter.CustomField.BackupAppointorTt1 &gt;&gt;</w:t>
       </w:r>
       <w:r>
@@ -1770,9 +1548,7 @@
         <w:t xml:space="preserve">Further Backup Appointor - </w:t>
       </w:r>
       <w:r>
-        <w:rPr>
-          <w:highlight w:val="yellow"/>
-        </w:rPr>
+        <w:rPr/>
         <w:t>&lt;&lt; Matter.CustomField.FurtherBackupAppointorTt1 &gt;&gt;</w:t>
       </w:r>
       <w:r>
@@ -1789,7 +1565,6 @@
       <w:r>
         <w:rPr>
           <w:rStyle w:val="AEPBold"/>
-          <w:highlight w:val="yellow"/>
         </w:rPr>
         <w:lastRenderedPageBreak/>
         <w:t>&lt;&lt; Matter.Relationships.Mr.Name &gt;&gt;</w:t>
@@ -1821,9 +1596,7 @@
         <w:t xml:space="preserve">Nominated Beneficiary – </w:t>
       </w:r>
       <w:r>
-        <w:rPr>
-          <w:highlight w:val="yellow"/>
-        </w:rPr>
+        <w:rPr/>
         <w:t>&lt;&lt; Matter.CustomField.NominatedBeneficiaryTt2 &gt;&gt;</w:t>
       </w:r>
     </w:p>
@@ -1835,9 +1608,7 @@
         <w:t xml:space="preserve">Initial Trustee - </w:t>
       </w:r>
       <w:r>
-        <w:rPr>
-          <w:highlight w:val="yellow"/>
-        </w:rPr>
+        <w:rPr/>
         <w:t>&lt;&lt; Matter.CustomField.InitialTrusteeTt2 &gt;&gt;</w:t>
       </w:r>
     </w:p>
@@ -1849,9 +1620,7 @@
         <w:t xml:space="preserve">Backup Trustee - </w:t>
       </w:r>
       <w:r>
-        <w:rPr>
-          <w:highlight w:val="yellow"/>
-        </w:rPr>
+        <w:rPr/>
         <w:t>&lt;&lt; Matter.CustomField.BackupTrusteeTt2 &gt;&gt;</w:t>
       </w:r>
     </w:p>
@@ -1863,9 +1632,7 @@
         <w:t xml:space="preserve">Further Backup Trustee - </w:t>
       </w:r>
       <w:r>
-        <w:rPr>
-          <w:highlight w:val="yellow"/>
-        </w:rPr>
+        <w:rPr/>
         <w:t>&lt;&lt; Matter.CustomField.FurtherBackupTrusteeTt2 &gt;&gt;</w:t>
       </w:r>
       <w:r>
@@ -1880,9 +1647,7 @@
         <w:t xml:space="preserve">Initial Appointor – </w:t>
       </w:r>
       <w:r>
-        <w:rPr>
-          <w:highlight w:val="yellow"/>
-        </w:rPr>
+        <w:rPr/>
         <w:t>&lt;&lt; Matter.CustomField.InitialAppointorTt2 &gt;&gt;</w:t>
       </w:r>
     </w:p>
@@ -1894,9 +1659,7 @@
         <w:t xml:space="preserve">Backup Appointor - </w:t>
       </w:r>
       <w:r>
-        <w:rPr>
-          <w:highlight w:val="yellow"/>
-        </w:rPr>
+        <w:rPr/>
         <w:t>&lt;&lt; Matter.CustomField.BackupAppointorTt2 &gt;&gt;</w:t>
       </w:r>
       <w:r>
@@ -1914,9 +1677,7 @@
         <w:t xml:space="preserve">Further Backup Appointor - </w:t>
       </w:r>
       <w:r>
-        <w:rPr>
-          <w:highlight w:val="yellow"/>
-        </w:rPr>
+        <w:rPr/>
         <w:t>&lt;&lt; Matter.CustomField.FurtherBackupAppointorTt2 &gt;&gt;</w:t>
       </w:r>
       <w:r>
@@ -1985,9 +1746,7 @@
         <w:pStyle w:val="Heading3"/>
       </w:pPr>
       <w:r>
-        <w:rPr>
-          <w:highlight w:val="green"/>
-        </w:rPr>
+        <w:rPr/>
         <w:t>&lt;&lt; Matter.Relationships.Mrs.Name &gt;&gt;</w:t>
       </w:r>
       <w:r>
@@ -2002,9 +1761,7 @@
         <w:t xml:space="preserve">if </w:t>
       </w:r>
       <w:r>
-        <w:rPr>
-          <w:highlight w:val="green"/>
-        </w:rPr>
+        <w:rPr/>
         <w:t>&lt;&lt; Matter.Relationships.Mrs.Name &gt;&gt;</w:t>
       </w:r>
       <w:r>
@@ -2012,9 +1769,7 @@
       </w:r>
       <w:bookmarkStart w:id="19" w:name="_Hlk197270252"/>
       <w:r>
-        <w:rPr>
-          <w:highlight w:val="yellow"/>
-        </w:rPr>
+        <w:rPr/>
         <w:t>&lt;&lt; Matter.CustomField.BackupExecutor &gt;&gt;</w:t>
       </w:r>
       <w:bookmarkEnd w:id="19"/>
@@ -2033,9 +1788,7 @@
         <w:t xml:space="preserve">if </w:t>
       </w:r>
       <w:r>
-        <w:rPr>
-          <w:highlight w:val="yellow"/>
-        </w:rPr>
+        <w:rPr/>
         <w:t>&lt;&lt; Matter.CustomField.BackupExecutor &gt;&gt;</w:t>
       </w:r>
       <w:r>
@@ -2046,9 +1799,7 @@
       </w:r>
       <w:bookmarkStart w:id="20" w:name="_Hlk197270273"/>
       <w:r>
-        <w:rPr>
-          <w:highlight w:val="yellow"/>
-        </w:rPr>
+        <w:rPr/>
         <w:t>&lt;&lt; Matter.CustomField.FurtherBackupExecutor &gt;&gt;</w:t>
       </w:r>
       <w:bookmarkStart w:id="21" w:name="_Toc389476408"/>
@@ -2195,9 +1946,7 @@
         <w:pStyle w:val="Heading1"/>
       </w:pPr>
       <w:r>
-        <w:rPr>
-          <w:highlight w:val="cyan"/>
-        </w:rPr>
+        <w:rPr/>
         <w:t>#if minors</w:t>
       </w:r>
       <w:r>
@@ -2220,9 +1969,7 @@
         <w:pStyle w:val="Heading3"/>
       </w:pPr>
       <w:r>
-        <w:rPr>
-          <w:highlight w:val="yellow"/>
-        </w:rPr>
+        <w:rPr/>
         <w:t>&lt;&lt; Matter.CustomField.InitialGuardian &gt;&gt;</w:t>
       </w:r>
       <w:r>
@@ -2240,9 +1987,7 @@
         <w:t xml:space="preserve">if </w:t>
       </w:r>
       <w:r>
-        <w:rPr>
-          <w:highlight w:val="yellow"/>
-        </w:rPr>
+        <w:rPr/>
         <w:t>&lt;&lt; Matter.CustomField.InitialGuardian &gt;&gt;</w:t>
       </w:r>
       <w:r>
@@ -2250,9 +1995,7 @@
       </w:r>
       <w:bookmarkStart w:id="22" w:name="_Hlk197260701"/>
       <w:r>
-        <w:rPr>
-          <w:highlight w:val="yellow"/>
-        </w:rPr>
+        <w:rPr/>
         <w:t>&lt;&lt; Matter.CustomField.BackupGuardian &gt;&gt;</w:t>
       </w:r>
       <w:bookmarkEnd w:id="22"/>
@@ -2274,9 +2017,7 @@
         <w:t xml:space="preserve"> </w:t>
       </w:r>
       <w:r>
-        <w:rPr>
-          <w:highlight w:val="cyan"/>
-        </w:rPr>
+        <w:rPr/>
         <w:t>[#end]</w:t>
       </w:r>
     </w:p>
@@ -2341,16 +2082,12 @@
       </w:r>
       <w:bookmarkStart w:id="37" w:name="_Hlk197270356"/>
       <w:r>
-        <w:rPr>
-          <w:highlight w:val="green"/>
-        </w:rPr>
+        <w:rPr/>
         <w:t>&lt;&lt; Matter.Relationships.Mrs.</w:t>
       </w:r>
       <w:bookmarkStart w:id="38" w:name="_Hlk197270335"/>
       <w:r>
-        <w:rPr>
-          <w:highlight w:val="green"/>
-        </w:rPr>
+        <w:rPr/>
         <w:t>Name &gt;&gt;</w:t>
       </w:r>
       <w:bookmarkEnd w:id="38"/>
@@ -2362,9 +2099,7 @@
         <w:t xml:space="preserve">absolutely with the Giftover Provision not applying, and if </w:t>
       </w:r>
       <w:r>
-        <w:rPr>
-          <w:highlight w:val="green"/>
-        </w:rPr>
+        <w:rPr/>
         <w:t>&lt;&lt; Matter.Relationships.Mrs.Name &gt;&gt;</w:t>
       </w:r>
       <w:r>
@@ -2400,51 +2135,35 @@
       <w:pPr>
         <w:pStyle w:val="AEPTextL1"/>
         <w:ind w:left="0"/>
-        <w:rPr>
-          <w:highlight w:val="cyan"/>
-        </w:rPr>
+        <w:rPr/>
       </w:pPr>
       <w:bookmarkStart w:id="39" w:name="_Ref392525263"/>
       <w:r>
-        <w:rPr>
-          <w:highlight w:val="cyan"/>
-        </w:rPr>
+        <w:rPr/>
         <w:t>#</w:t>
       </w:r>
       <w:r>
-        <w:rPr>
-          <w:highlight w:val="cyan"/>
-        </w:rPr>
+        <w:rPr/>
         <w:t>O</w:t>
       </w:r>
       <w:r>
-        <w:rPr>
-          <w:highlight w:val="cyan"/>
-        </w:rPr>
+        <w:rPr/>
         <w:t xml:space="preserve">ption 1: </w:t>
       </w:r>
       <w:r>
-        <w:rPr>
-          <w:highlight w:val="cyan"/>
-        </w:rPr>
+        <w:rPr/>
         <w:t>If o</w:t>
       </w:r>
       <w:r>
-        <w:rPr>
-          <w:highlight w:val="cyan"/>
-        </w:rPr>
+        <w:rPr/>
         <w:t>utright gift to spouse in the first instance</w:t>
       </w:r>
       <w:r>
-        <w:rPr>
-          <w:highlight w:val="cyan"/>
-        </w:rPr>
+        <w:rPr/>
         <w:t xml:space="preserve"> i.e. the TTs start after both spouses have </w:t>
       </w:r>
       <w:r>
-        <w:rPr>
-          <w:highlight w:val="cyan"/>
-        </w:rPr>
+        <w:rPr/>
         <w:t>died</w:t>
       </w:r>
     </w:p>
@@ -2456,9 +2175,7 @@
         <w:t xml:space="preserve">I give my Residual Estate to </w:t>
       </w:r>
       <w:r>
-        <w:rPr>
-          <w:highlight w:val="green"/>
-        </w:rPr>
+        <w:rPr/>
         <w:t>&lt;&lt; Matter.Relationships.Mrs.Name &gt;&gt;</w:t>
       </w:r>
       <w:r>
@@ -2476,9 +2193,7 @@
         <w:t xml:space="preserve">If </w:t>
       </w:r>
       <w:r>
-        <w:rPr>
-          <w:highlight w:val="green"/>
-        </w:rPr>
+        <w:rPr/>
         <w:t>&lt;&lt; Matter.Relationships.Mrs.Name &gt;&gt;</w:t>
       </w:r>
       <w:r>
@@ -2535,9 +2250,7 @@
         <w:t xml:space="preserve">as to a </w:t>
       </w:r>
       <w:r>
-        <w:rPr>
-          <w:highlight w:val="yellow"/>
-        </w:rPr>
+        <w:rPr/>
         <w:t>50</w:t>
       </w:r>
       <w:r>
@@ -2548,7 +2261,6 @@
           <w:rStyle w:val="AEPBold"/>
           <w:b w:val="0"/>
           <w:bCs/>
-          <w:highlight w:val="yellow"/>
         </w:rPr>
         <w:t>&lt;&lt; Matter.Relationships.Mr.Name &gt;&gt;</w:t>
       </w:r>
@@ -2565,9 +2277,7 @@
         <w:t xml:space="preserve"> No. 1, provided that </w:t>
       </w:r>
       <w:r>
-        <w:rPr>
-          <w:highlight w:val="yellow"/>
-        </w:rPr>
+        <w:rPr/>
         <w:t>&lt;&lt; Matter.CustomField.NominatedBeneficiaryTt1 &gt;&gt;</w:t>
       </w:r>
       <w:r>
@@ -2585,9 +2295,7 @@
         <w:t xml:space="preserve">as to a </w:t>
       </w:r>
       <w:r>
-        <w:rPr>
-          <w:highlight w:val="yellow"/>
-        </w:rPr>
+        <w:rPr/>
         <w:t>50</w:t>
       </w:r>
       <w:r>
@@ -2598,7 +2306,6 @@
           <w:rStyle w:val="AEPBold"/>
           <w:b w:val="0"/>
           <w:bCs/>
-          <w:highlight w:val="yellow"/>
         </w:rPr>
         <w:t>&lt;&lt; Matter.Relationships.Mr.Name &gt;&gt;</w:t>
       </w:r>
@@ -2615,21 +2322,15 @@
         <w:t xml:space="preserve"> No. 2, provided that </w:t>
       </w:r>
       <w:r>
-        <w:rPr>
-          <w:highlight w:val="yellow"/>
-        </w:rPr>
+        <w:rPr/>
         <w:t>&lt;&lt; Matter.CustomField.NominatedBeneficiaryTt</w:t>
       </w:r>
       <w:r>
-        <w:rPr>
-          <w:highlight w:val="yellow"/>
-        </w:rPr>
+        <w:rPr/>
         <w:t>2</w:t>
       </w:r>
       <w:r>
-        <w:rPr>
-          <w:highlight w:val="yellow"/>
-        </w:rPr>
+        <w:rPr/>
         <w:t xml:space="preserve"> &gt;&gt;</w:t>
       </w:r>
       <w:r>
@@ -2644,9 +2345,7 @@
         <w:pStyle w:val="Heading2"/>
       </w:pPr>
       <w:r>
-        <w:rPr>
-          <w:highlight w:val="cyan"/>
-        </w:rPr>
+        <w:rPr/>
         <w:t xml:space="preserve">#if 2 gifts above: </w:t>
       </w:r>
       <w:r>
@@ -2668,9 +2367,7 @@
         <w:pStyle w:val="Heading2"/>
       </w:pPr>
       <w:r>
-        <w:rPr>
-          <w:highlight w:val="cyan"/>
-        </w:rPr>
+        <w:rPr/>
         <w:t>#if 3 or more gifts above:</w:t>
       </w:r>
       <w:r>
@@ -2718,9 +2415,7 @@
       </w:r>
       <w:bookmarkStart w:id="40" w:name="_Hlk197270551"/>
       <w:r>
-        <w:rPr>
-          <w:highlight w:val="green"/>
-        </w:rPr>
+        <w:rPr/>
         <w:t>&lt;&lt; Matter.Relationships.Mrs.Name &gt;&gt;</w:t>
       </w:r>
       <w:r>
@@ -2731,9 +2426,7 @@
       </w:r>
       <w:bookmarkEnd w:id="40"/>
       <w:r>
-        <w:rPr>
-          <w:highlight w:val="cyan"/>
-        </w:rPr>
+        <w:rPr/>
         <w:t>[#parents/siblings]</w:t>
       </w:r>
       <w:r>
@@ -2743,9 +2436,7 @@
         <w:t xml:space="preserve"> </w:t>
       </w:r>
       <w:r>
-        <w:rPr>
-          <w:highlight w:val="cyan"/>
-        </w:rPr>
+        <w:rPr/>
         <w:t>[#with the Giftover Provision not applying/with the Giftover Provision applying to each intended gift recipient only if all intended gift recipients in this subclause have not survived me/with the Giftover Provision applying to each intended gift recipient in this subclause];</w:t>
       </w:r>
       <w:r>
@@ -2772,15 +2463,11 @@
         <w:t xml:space="preserve">my </w:t>
       </w:r>
       <w:r>
-        <w:rPr>
-          <w:highlight w:val="cyan"/>
-        </w:rPr>
-        <w:t xml:space="preserve"> </w:t>
-      </w:r>
-      <w:r>
-        <w:rPr>
-          <w:highlight w:val="cyan"/>
-        </w:rPr>
+        <w:rPr/>
+        <w:t xml:space="preserve"> </w:t>
+      </w:r>
+      <w:r>
+        <w:rPr/>
         <w:t>[#parents/siblings]</w:t>
       </w:r>
       <w:r>
@@ -2790,9 +2477,7 @@
         <w:t xml:space="preserve"> </w:t>
       </w:r>
       <w:r>
-        <w:rPr>
-          <w:highlight w:val="cyan"/>
-        </w:rPr>
+        <w:rPr/>
         <w:t>[#with the Giftover Provision not applying/with the Giftover Provision applying to each intended gift recipient only if all intended gift recipients in this subclause have not survived me/with the Giftover Provision applying to each intended gift recipient in this subclause]</w:t>
       </w:r>
       <w:r>
@@ -2804,9 +2489,7 @@
         <w:pStyle w:val="Heading2"/>
       </w:pPr>
       <w:r>
-        <w:rPr>
-          <w:highlight w:val="yellow"/>
-        </w:rPr>
+        <w:rPr/>
         <w:t>#if 2 gifts above:</w:t>
       </w:r>
       <w:r>
@@ -2827,21 +2510,15 @@
         <w:pStyle w:val="Heading2"/>
       </w:pPr>
       <w:r>
-        <w:rPr>
-          <w:highlight w:val="yellow"/>
-        </w:rPr>
+        <w:rPr/>
         <w:t>#if 3 or more gift</w:t>
       </w:r>
       <w:r>
-        <w:rPr>
-          <w:highlight w:val="yellow"/>
-        </w:rPr>
+        <w:rPr/>
         <w:t>s</w:t>
       </w:r>
       <w:r>
-        <w:rPr>
-          <w:highlight w:val="yellow"/>
-        </w:rPr>
+        <w:rPr/>
         <w:t xml:space="preserve"> above:</w:t>
       </w:r>
       <w:r>
@@ -2860,9 +2537,7 @@
         <w:t xml:space="preserve">I expressly confirm that </w:t>
       </w:r>
       <w:r>
-        <w:rPr>
-          <w:highlight w:val="green"/>
-        </w:rPr>
+        <w:rPr/>
         <w:t>&lt;&lt; Matter.Relationships.Mrs.Name &gt;&gt;</w:t>
       </w:r>
       <w:r>
@@ -2872,9 +2547,7 @@
         <w:t xml:space="preserve">is not required to survive me by 30 days in order to take a benefit under my Will, and this clause expresses a contrary intention with respect to </w:t>
       </w:r>
       <w:r>
-        <w:rPr>
-          <w:highlight w:val="green"/>
-        </w:rPr>
+        <w:rPr/>
         <w:t>&lt;&lt; Matter.Relationships.Mrs.Name &gt;&gt;</w:t>
       </w:r>
       <w:r>
@@ -2905,57 +2578,41 @@
         <w:t xml:space="preserve"> </w:t>
       </w:r>
       <w:r>
-        <w:rPr>
-          <w:highlight w:val="cyan"/>
-        </w:rPr>
+        <w:rPr/>
         <w:t>[#end]</w:t>
       </w:r>
     </w:p>
     <w:p>
       <w:pPr>
         <w:pStyle w:val="AEPTextL0"/>
-        <w:rPr>
-          <w:highlight w:val="cyan"/>
-        </w:rPr>
+        <w:rPr/>
       </w:pPr>
       <w:bookmarkStart w:id="41" w:name="_Ref309906402"/>
       <w:bookmarkStart w:id="42" w:name="_Ref316036305"/>
       <w:bookmarkStart w:id="43" w:name="_Ref286843550"/>
       <w:bookmarkEnd w:id="39"/>
       <w:r>
-        <w:rPr>
-          <w:highlight w:val="cyan"/>
-        </w:rPr>
+        <w:rPr/>
         <w:t>#O</w:t>
       </w:r>
       <w:r>
-        <w:rPr>
-          <w:highlight w:val="cyan"/>
-        </w:rPr>
+        <w:rPr/>
         <w:t xml:space="preserve">ption </w:t>
       </w:r>
       <w:r>
-        <w:rPr>
-          <w:highlight w:val="cyan"/>
-        </w:rPr>
+        <w:rPr/>
         <w:t>2</w:t>
       </w:r>
       <w:r>
-        <w:rPr>
-          <w:highlight w:val="cyan"/>
-        </w:rPr>
+        <w:rPr/>
         <w:t>:</w:t>
       </w:r>
       <w:r>
-        <w:rPr>
-          <w:highlight w:val="cyan"/>
-        </w:rPr>
-        <w:t xml:space="preserve"> </w:t>
-      </w:r>
-      <w:r>
-        <w:rPr>
-          <w:highlight w:val="cyan"/>
-        </w:rPr>
+        <w:rPr/>
+        <w:t xml:space="preserve"> </w:t>
+      </w:r>
+      <w:r>
+        <w:rPr/>
         <w:t>If the TTs start in the first instance</w:t>
       </w:r>
     </w:p>
@@ -2968,9 +2625,7 @@
       </w:r>
       <w:bookmarkStart w:id="44" w:name="_Hlk197342117"/>
       <w:r>
-        <w:rPr>
-          <w:highlight w:val="green"/>
-        </w:rPr>
+        <w:rPr/>
         <w:t>&lt;&lt; Matter.Relationships.Mrs.Name &gt;&gt;</w:t>
       </w:r>
       <w:r>
@@ -3025,9 +2680,7 @@
         <w:t xml:space="preserve">as to a </w:t>
       </w:r>
       <w:r>
-        <w:rPr>
-          <w:highlight w:val="yellow"/>
-        </w:rPr>
+        <w:rPr/>
         <w:t>50</w:t>
       </w:r>
       <w:r>
@@ -3038,7 +2691,6 @@
           <w:rStyle w:val="AEPBold"/>
           <w:b w:val="0"/>
           <w:bCs/>
-          <w:highlight w:val="yellow"/>
         </w:rPr>
         <w:t>&lt;&lt; Matter.Relationships.Mr.Name &gt;&gt;</w:t>
       </w:r>
@@ -3055,9 +2707,7 @@
         <w:t xml:space="preserve"> No. 1, provided that </w:t>
       </w:r>
       <w:r>
-        <w:rPr>
-          <w:highlight w:val="yellow"/>
-        </w:rPr>
+        <w:rPr/>
         <w:t>&lt;&lt; Matter.CustomField.NominatedBeneficiaryTt1 &gt;&gt;</w:t>
       </w:r>
       <w:r>
@@ -3075,9 +2725,7 @@
         <w:t xml:space="preserve">as to a </w:t>
       </w:r>
       <w:r>
-        <w:rPr>
-          <w:highlight w:val="yellow"/>
-        </w:rPr>
+        <w:rPr/>
         <w:t>50</w:t>
       </w:r>
       <w:r>
@@ -3088,7 +2736,6 @@
           <w:rStyle w:val="AEPBold"/>
           <w:b w:val="0"/>
           <w:bCs/>
-          <w:highlight w:val="yellow"/>
         </w:rPr>
         <w:t>&lt;&lt; Matter.Relationships.Mr.Name &gt;&gt;</w:t>
       </w:r>
@@ -3105,21 +2752,15 @@
         <w:t xml:space="preserve"> No. 2, provided that </w:t>
       </w:r>
       <w:r>
-        <w:rPr>
-          <w:highlight w:val="yellow"/>
-        </w:rPr>
+        <w:rPr/>
         <w:t>&lt;&lt; Matter.CustomField.NominatedBeneficiaryTt</w:t>
       </w:r>
       <w:r>
-        <w:rPr>
-          <w:highlight w:val="yellow"/>
-        </w:rPr>
+        <w:rPr/>
         <w:t>2</w:t>
       </w:r>
       <w:r>
-        <w:rPr>
-          <w:highlight w:val="yellow"/>
-        </w:rPr>
+        <w:rPr/>
         <w:t xml:space="preserve"> &gt;&gt;</w:t>
       </w:r>
       <w:r>
@@ -3134,9 +2775,7 @@
         <w:pStyle w:val="Heading2"/>
       </w:pPr>
       <w:r>
-        <w:rPr>
-          <w:highlight w:val="cyan"/>
-        </w:rPr>
+        <w:rPr/>
         <w:t>#if 2 gifts above:</w:t>
       </w:r>
       <w:r>
@@ -3158,9 +2797,7 @@
         <w:pStyle w:val="Heading2"/>
       </w:pPr>
       <w:r>
-        <w:rPr>
-          <w:highlight w:val="cyan"/>
-        </w:rPr>
+        <w:rPr/>
         <w:t>#if 3 or more gifts above:</w:t>
       </w:r>
       <w:r>
@@ -3213,9 +2850,7 @@
         <w:t xml:space="preserve">as to a </w:t>
       </w:r>
       <w:r>
-        <w:rPr>
-          <w:highlight w:val="yellow"/>
-        </w:rPr>
+        <w:rPr/>
         <w:t>50</w:t>
       </w:r>
       <w:r>
@@ -3228,9 +2863,7 @@
         <w:t xml:space="preserve"> of </w:t>
       </w:r>
       <w:r>
-        <w:rPr>
-          <w:highlight w:val="green"/>
-        </w:rPr>
+        <w:rPr/>
         <w:t>&lt;&lt; Matter.Relationships.Mrs.Name &gt;&gt;</w:t>
       </w:r>
       <w:r>
@@ -3240,9 +2873,7 @@
         <w:t xml:space="preserve"> </w:t>
       </w:r>
       <w:r>
-        <w:rPr>
-          <w:highlight w:val="cyan"/>
-        </w:rPr>
+        <w:rPr/>
         <w:t>[#parents/siblings]</w:t>
       </w:r>
       <w:r>
@@ -3252,9 +2883,7 @@
         <w:t xml:space="preserve"> </w:t>
       </w:r>
       <w:r>
-        <w:rPr>
-          <w:highlight w:val="cyan"/>
-        </w:rPr>
+        <w:rPr/>
         <w:t>[#with the Giftover Provision not applying/with the Giftover Provision applying to each intended gift recipient only if all intended gift recipients in this subclause have not survived me/with the Giftover Provision applying to each intended gift recipient in this subclause];</w:t>
       </w:r>
       <w:r>
@@ -3272,9 +2901,7 @@
         <w:t xml:space="preserve">as to the remaining </w:t>
       </w:r>
       <w:r>
-        <w:rPr>
-          <w:highlight w:val="yellow"/>
-        </w:rPr>
+        <w:rPr/>
         <w:t>50</w:t>
       </w:r>
       <w:r>
@@ -3290,9 +2917,7 @@
         <w:t xml:space="preserve">my </w:t>
       </w:r>
       <w:r>
-        <w:rPr>
-          <w:highlight w:val="cyan"/>
-        </w:rPr>
+        <w:rPr/>
         <w:t>[#parents/siblings]</w:t>
       </w:r>
       <w:r>
@@ -3302,9 +2927,7 @@
         <w:t xml:space="preserve"> </w:t>
       </w:r>
       <w:r>
-        <w:rPr>
-          <w:highlight w:val="cyan"/>
-        </w:rPr>
+        <w:rPr/>
         <w:t>[#with the Giftover Provision not applying/with the Giftover Provision applying to each intended gift recipient only if all intended gift recipients in this subclause have not survived me/with the Giftover Provision applying to each intended gift recipient in this subclause]</w:t>
       </w:r>
       <w:r>
@@ -3316,9 +2939,7 @@
         <w:pStyle w:val="Heading2"/>
       </w:pPr>
       <w:r>
-        <w:rPr>
-          <w:highlight w:val="yellow"/>
-        </w:rPr>
+        <w:rPr/>
         <w:t>#if 2 gifts above:</w:t>
       </w:r>
       <w:r>
@@ -3339,21 +2960,15 @@
         <w:pStyle w:val="Heading2"/>
       </w:pPr>
       <w:r>
-        <w:rPr>
-          <w:highlight w:val="yellow"/>
-        </w:rPr>
+        <w:rPr/>
         <w:t>#if 3 or more gift</w:t>
       </w:r>
       <w:r>
-        <w:rPr>
-          <w:highlight w:val="yellow"/>
-        </w:rPr>
+        <w:rPr/>
         <w:t>s</w:t>
       </w:r>
       <w:r>
-        <w:rPr>
-          <w:highlight w:val="yellow"/>
-        </w:rPr>
+        <w:rPr/>
         <w:t xml:space="preserve"> above:</w:t>
       </w:r>
       <w:r>
@@ -3408,40 +3023,28 @@
         <w:t xml:space="preserve"> to obtain appropriate legal, taxation and financial advice, having regard to the character of my assets and the particular circumstances of the beneficiaries of my estate.</w:t>
       </w:r>
       <w:r>
-        <w:rPr>
-          <w:highlight w:val="cyan"/>
-        </w:rPr>
+        <w:rPr/>
         <w:t xml:space="preserve"> [#end]</w:t>
       </w:r>
     </w:p>
     <w:p>
       <w:pPr>
-        <w:rPr>
-          <w:highlight w:val="cyan"/>
-        </w:rPr>
-      </w:pPr>
-      <w:r>
-        <w:rPr>
-          <w:highlight w:val="cyan"/>
-        </w:rPr>
+        <w:rPr/>
+      </w:pPr>
+      <w:r>
+        <w:rPr/>
         <w:t>#</w:t>
       </w:r>
       <w:r>
-        <w:rPr>
-          <w:highlight w:val="cyan"/>
-        </w:rPr>
+        <w:rPr/>
         <w:t xml:space="preserve">Option </w:t>
       </w:r>
       <w:r>
-        <w:rPr>
-          <w:highlight w:val="cyan"/>
-        </w:rPr>
+        <w:rPr/>
         <w:t>3</w:t>
       </w:r>
       <w:r>
-        <w:rPr>
-          <w:highlight w:val="cyan"/>
-        </w:rPr>
+        <w:rPr/>
         <w:t xml:space="preserve">: #if single TT for surviving spouse plus TTs for children after both died </w:t>
       </w:r>
     </w:p>
@@ -3456,9 +3059,7 @@
         <w:t xml:space="preserve"> </w:t>
       </w:r>
       <w:r>
-        <w:rPr>
-          <w:highlight w:val="green"/>
-        </w:rPr>
+        <w:rPr/>
         <w:t>&lt;&lt; Matter.Relationships.Mrs.Name &gt;&gt;</w:t>
       </w:r>
       <w:r>
@@ -3472,7 +3073,6 @@
           <w:rStyle w:val="AEPBold"/>
           <w:b w:val="0"/>
           <w:bCs/>
-          <w:highlight w:val="yellow"/>
         </w:rPr>
         <w:t>&lt;&lt; Matter.Relationships.Mr.Name &gt;&gt;</w:t>
       </w:r>
@@ -3512,9 +3112,7 @@
         <w:t xml:space="preserve">If </w:t>
       </w:r>
       <w:r>
-        <w:rPr>
-          <w:highlight w:val="green"/>
-        </w:rPr>
+        <w:rPr/>
         <w:t>&lt;&lt; Matter.Relationships.Mrs.Name &gt;&gt;</w:t>
       </w:r>
       <w:r>
@@ -3554,7 +3152,6 @@
           <w:rStyle w:val="AEPBold"/>
           <w:b w:val="0"/>
           <w:bCs/>
-          <w:highlight w:val="yellow"/>
         </w:rPr>
         <w:t>&lt;&lt; Matter.Relationships.Mr.Name &gt;&gt;</w:t>
       </w:r>
@@ -3571,9 +3168,7 @@
         <w:t xml:space="preserve"> </w:t>
       </w:r>
       <w:r>
-        <w:rPr>
-          <w:highlight w:val="yellow"/>
-        </w:rPr>
+        <w:rPr/>
         <w:t>&lt;&lt; Matter.CustomField.NominatedBeneficiaryTt1 &gt;&gt;</w:t>
       </w:r>
       <w:r>
@@ -3595,7 +3190,6 @@
           <w:rStyle w:val="AEPBold"/>
           <w:b w:val="0"/>
           <w:bCs/>
-          <w:highlight w:val="yellow"/>
         </w:rPr>
         <w:t>&lt;&lt; Matter.Relationships.Mr.Name &gt;&gt;</w:t>
       </w:r>
@@ -3609,9 +3203,7 @@
         <w:t xml:space="preserve">Testamentary Trust No. 3, provided that </w:t>
       </w:r>
       <w:r>
-        <w:rPr>
-          <w:highlight w:val="yellow"/>
-        </w:rPr>
+        <w:rPr/>
         <w:t>&lt;&lt; Matter.CustomField.NominatedBeneficiaryTt2 &gt;&gt;</w:t>
       </w:r>
       <w:r>
@@ -3623,9 +3215,7 @@
         <w:pStyle w:val="Heading2"/>
       </w:pPr>
       <w:r>
-        <w:rPr>
-          <w:highlight w:val="cyan"/>
-        </w:rPr>
+        <w:rPr/>
         <w:t>#if 2 gifts above:</w:t>
       </w:r>
       <w:r>
@@ -3637,9 +3227,7 @@
         <w:pStyle w:val="Heading2"/>
       </w:pPr>
       <w:r>
-        <w:rPr>
-          <w:highlight w:val="cyan"/>
-        </w:rPr>
+        <w:rPr/>
         <w:t>#if 3 or more gifts above:</w:t>
       </w:r>
       <w:r>
@@ -3687,9 +3275,7 @@
         <w:t xml:space="preserve">as to a </w:t>
       </w:r>
       <w:r>
-        <w:rPr>
-          <w:highlight w:val="yellow"/>
-        </w:rPr>
+        <w:rPr/>
         <w:t>50</w:t>
       </w:r>
       <w:r>
@@ -3702,18 +3288,14 @@
         <w:t xml:space="preserve"> of </w:t>
       </w:r>
       <w:r>
-        <w:rPr>
-          <w:highlight w:val="green"/>
-        </w:rPr>
+        <w:rPr/>
         <w:t>&lt;&lt; Matter.Relationships.Mrs.Name &gt;&gt;</w:t>
       </w:r>
       <w:r>
         <w:t xml:space="preserve">'s </w:t>
       </w:r>
       <w:r>
-        <w:rPr>
-          <w:highlight w:val="cyan"/>
-        </w:rPr>
+        <w:rPr/>
         <w:t>[#parents/siblings]</w:t>
       </w:r>
       <w:r>
@@ -3723,9 +3305,7 @@
         <w:t xml:space="preserve"> </w:t>
       </w:r>
       <w:r>
-        <w:rPr>
-          <w:highlight w:val="cyan"/>
-        </w:rPr>
+        <w:rPr/>
         <w:t>[#with the Giftover Provision not applying/with the Giftover Provision applying to each intended gift recipient only if all intended gift recipients in this subclause have not survived me/with the Giftover Provision applying to each intended gift recipient in this subclause];</w:t>
       </w:r>
       <w:r>
@@ -3743,9 +3323,7 @@
         <w:t xml:space="preserve">as to the remaining </w:t>
       </w:r>
       <w:r>
-        <w:rPr>
-          <w:highlight w:val="yellow"/>
-        </w:rPr>
+        <w:rPr/>
         <w:t>50</w:t>
       </w:r>
       <w:r>
@@ -3758,9 +3336,7 @@
         <w:t xml:space="preserve"> of my </w:t>
       </w:r>
       <w:r>
-        <w:rPr>
-          <w:highlight w:val="cyan"/>
-        </w:rPr>
+        <w:rPr/>
         <w:t>[#parents/siblings]</w:t>
       </w:r>
       <w:r>
@@ -3770,9 +3346,7 @@
         <w:t xml:space="preserve"> </w:t>
       </w:r>
       <w:r>
-        <w:rPr>
-          <w:highlight w:val="cyan"/>
-        </w:rPr>
+        <w:rPr/>
         <w:t>[#with the Giftover Provision not applying/with the Giftover Provision applying to each intended gift recipient only if all intended gift recipients in this subclause have not survived me/with the Giftover Provision applying to each intended gift recipient in this subclause]</w:t>
       </w:r>
       <w:r>
@@ -3784,9 +3358,7 @@
         <w:pStyle w:val="Heading2"/>
       </w:pPr>
       <w:r>
-        <w:rPr>
-          <w:highlight w:val="cyan"/>
-        </w:rPr>
+        <w:rPr/>
         <w:t>#if 2 gifts above:</w:t>
       </w:r>
       <w:r>
@@ -3808,9 +3380,7 @@
         <w:pStyle w:val="Heading2"/>
       </w:pPr>
       <w:r>
-        <w:rPr>
-          <w:highlight w:val="cyan"/>
-        </w:rPr>
+        <w:rPr/>
         <w:lastRenderedPageBreak/>
         <w:t>#if 3 or more gifts above:</w:t>
       </w:r>
@@ -3818,15 +3388,11 @@
         <w:t xml:space="preserve"> If any of the gifts in the preceding clause fail for any reason, then that gift or those gifts will revert to and form part of the share of my Residual Estate in respect of which the remaining gift or gifts have taken effect in the same proportions as those gifts which have not failed bear to one another.</w:t>
       </w:r>
       <w:r>
-        <w:rPr>
-          <w:highlight w:val="cyan"/>
-        </w:rPr>
-        <w:t xml:space="preserve"> </w:t>
-      </w:r>
-      <w:r>
-        <w:rPr>
-          <w:highlight w:val="cyan"/>
-        </w:rPr>
+        <w:rPr/>
+        <w:t xml:space="preserve"> </w:t>
+      </w:r>
+      <w:r>
+        <w:rPr/>
         <w:t>[#end]</w:t>
       </w:r>
     </w:p>
@@ -3835,27 +3401,19 @@
         <w:pStyle w:val="Heading2"/>
       </w:pPr>
       <w:r>
-        <w:rPr>
-          <w:highlight w:val="cyan"/>
-        </w:rPr>
+        <w:rPr/>
         <w:t>[</w:t>
       </w:r>
       <w:r>
-        <w:rPr>
-          <w:highlight w:val="cyan"/>
-        </w:rPr>
+        <w:rPr/>
         <w:t xml:space="preserve">#If </w:t>
       </w:r>
       <w:r>
-        <w:rPr>
-          <w:highlight w:val="cyan"/>
-        </w:rPr>
+        <w:rPr/>
         <w:t>one or more TTs benefit the surviving spouse</w:t>
       </w:r>
       <w:r>
-        <w:rPr>
-          <w:highlight w:val="cyan"/>
-        </w:rPr>
+        <w:rPr/>
         <w:t>]</w:t>
       </w:r>
       <w:r>
@@ -3911,9 +3469,7 @@
       <w:bookmarkStart w:id="46" w:name="_Hlk197270587"/>
       <w:bookmarkStart w:id="47" w:name="_Hlk197270794"/>
       <w:r>
-        <w:rPr>
-          <w:highlight w:val="green"/>
-        </w:rPr>
+        <w:rPr/>
         <w:t>&lt;&lt; Matter.Relationships.Mrs.Name &gt;&gt;</w:t>
       </w:r>
       <w:bookmarkEnd w:id="46"/>
@@ -3928,9 +3484,7 @@
         <w:t xml:space="preserve">, then with the consent of </w:t>
       </w:r>
       <w:r>
-        <w:rPr>
-          <w:highlight w:val="green"/>
-        </w:rPr>
+        <w:rPr/>
         <w:t>&lt;&lt; Matter.Relationships.Mrs.Name &gt;&gt;</w:t>
       </w:r>
       <w:r>
@@ -3945,9 +3499,7 @@
         <w:t xml:space="preserve">if </w:t>
       </w:r>
       <w:r>
-        <w:rPr>
-          <w:highlight w:val="green"/>
-        </w:rPr>
+        <w:rPr/>
         <w:t>&lt;&lt; Matter.Relationships.Mrs.Name &gt;&gt;</w:t>
       </w:r>
       <w:r>
@@ -3978,9 +3530,7 @@
         <w:t xml:space="preserve">, then with the consent of each Primary Beneficiary of that Trust other than </w:t>
       </w:r>
       <w:r>
-        <w:rPr>
-          <w:highlight w:val="green"/>
-        </w:rPr>
+        <w:rPr/>
         <w:t>&lt;&lt; Matter.Relationships.Mrs.Name &gt;&gt;</w:t>
       </w:r>
       <w:r>
@@ -4049,9 +3599,7 @@
         <w:t xml:space="preserve"> </w:t>
       </w:r>
       <w:r>
-        <w:rPr>
-          <w:highlight w:val="cyan"/>
-        </w:rPr>
+        <w:rPr/>
         <w:t>[#end]</w:t>
       </w:r>
     </w:p>
@@ -4060,15 +3608,11 @@
         <w:pStyle w:val="Heading2"/>
       </w:pPr>
       <w:r>
-        <w:rPr>
-          <w:highlight w:val="cyan"/>
-        </w:rPr>
+        <w:rPr/>
         <w:t>[#If outright gift to spouse in the first instance i.e. the TTs start after both spouses have died</w:t>
       </w:r>
       <w:r>
-        <w:rPr>
-          <w:highlight w:val="cyan"/>
-        </w:rPr>
+        <w:rPr/>
         <w:t>]</w:t>
       </w:r>
       <w:r>
@@ -4180,15 +3724,11 @@
         <w:t>.</w:t>
       </w:r>
       <w:r>
-        <w:rPr>
-          <w:highlight w:val="cyan"/>
-        </w:rPr>
-        <w:t xml:space="preserve"> </w:t>
-      </w:r>
-      <w:r>
-        <w:rPr>
-          <w:highlight w:val="cyan"/>
-        </w:rPr>
+        <w:rPr/>
+        <w:t xml:space="preserve"> </w:t>
+      </w:r>
+      <w:r>
+        <w:rPr/>
         <w:t>[#end]</w:t>
       </w:r>
     </w:p>
@@ -4294,21 +3834,15 @@
         </w:numPr>
       </w:pPr>
       <w:r>
-        <w:rPr>
-          <w:highlight w:val="cyan"/>
-        </w:rPr>
+        <w:rPr/>
         <w:t xml:space="preserve">[#if </w:t>
       </w:r>
       <w:r>
-        <w:rPr>
-          <w:highlight w:val="cyan"/>
-        </w:rPr>
+        <w:rPr/>
         <w:t>one or more TTs benefit the surviving spouse</w:t>
       </w:r>
       <w:r>
-        <w:rPr>
-          <w:highlight w:val="cyan"/>
-        </w:rPr>
+        <w:rPr/>
         <w:t>]</w:t>
       </w:r>
       <w:r>
@@ -4366,9 +3900,7 @@
         <w:t xml:space="preserve">if </w:t>
       </w:r>
       <w:r>
-        <w:rPr>
-          <w:highlight w:val="green"/>
-        </w:rPr>
+        <w:rPr/>
         <w:t>&lt;&lt; Matter.Relationships.Mrs.Name &gt;&gt;</w:t>
       </w:r>
       <w:r>
@@ -4381,9 +3913,7 @@
         <w:t xml:space="preserve">, then with the consent of </w:t>
       </w:r>
       <w:r>
-        <w:rPr>
-          <w:highlight w:val="green"/>
-        </w:rPr>
+        <w:rPr/>
         <w:t>&lt;&lt; Matter.Relationships.Mrs.Name &gt;&gt;</w:t>
       </w:r>
       <w:r>
@@ -4403,9 +3933,7 @@
         <w:t xml:space="preserve">if </w:t>
       </w:r>
       <w:r>
-        <w:rPr>
-          <w:highlight w:val="green"/>
-        </w:rPr>
+        <w:rPr/>
         <w:t>&lt;&lt; Matter.Relationships.Mrs.Name &gt;&gt;</w:t>
       </w:r>
       <w:r>
@@ -4436,9 +3964,7 @@
         <w:t xml:space="preserve">, then with the consent of each Primary Beneficiary of that Trust other than </w:t>
       </w:r>
       <w:r>
-        <w:rPr>
-          <w:highlight w:val="green"/>
-        </w:rPr>
+        <w:rPr/>
         <w:t>&lt;&lt; Matter.Relationships.Mrs.Name &gt;&gt;</w:t>
       </w:r>
       <w:r>
@@ -4493,7 +4019,6 @@
           <w:rStyle w:val="AEPBold"/>
           <w:b w:val="0"/>
           <w:bCs/>
-          <w:highlight w:val="yellow"/>
         </w:rPr>
         <w:t>&lt;&lt; Matter.Relationships.Mr.Name &gt;&gt;</w:t>
       </w:r>
@@ -4511,7 +4036,6 @@
           <w:rStyle w:val="AEPBold"/>
           <w:b w:val="0"/>
           <w:bCs/>
-          <w:highlight w:val="yellow"/>
         </w:rPr>
         <w:t>&lt;&lt; Matter.Relationships.Mr.Name &gt;&gt;</w:t>
       </w:r>
@@ -4525,15 +4049,11 @@
         <w:t>Superannuation Death Benefits Trust.</w:t>
       </w:r>
       <w:r>
-        <w:rPr>
-          <w:highlight w:val="cyan"/>
-        </w:rPr>
-        <w:t xml:space="preserve"> </w:t>
-      </w:r>
-      <w:r>
-        <w:rPr>
-          <w:highlight w:val="cyan"/>
-        </w:rPr>
+        <w:rPr/>
+        <w:t xml:space="preserve"> </w:t>
+      </w:r>
+      <w:r>
+        <w:rPr/>
         <w:t>[#end]</w:t>
       </w:r>
     </w:p>
@@ -4546,51 +4066,35 @@
         </w:numPr>
       </w:pPr>
       <w:r>
-        <w:rPr>
-          <w:highlight w:val="cyan"/>
-        </w:rPr>
+        <w:rPr/>
         <w:t xml:space="preserve">[#if </w:t>
       </w:r>
       <w:r>
-        <w:rPr>
-          <w:highlight w:val="cyan"/>
-        </w:rPr>
+        <w:rPr/>
         <w:t>o</w:t>
       </w:r>
       <w:r>
-        <w:rPr>
-          <w:highlight w:val="cyan"/>
-        </w:rPr>
+        <w:rPr/>
         <w:t>utright gift to spouse in the first</w:t>
       </w:r>
       <w:r>
-        <w:rPr>
-          <w:highlight w:val="cyan"/>
-        </w:rPr>
+        <w:rPr/>
         <w:t xml:space="preserve"> instance</w:t>
       </w:r>
       <w:r>
-        <w:rPr>
-          <w:highlight w:val="cyan"/>
-        </w:rPr>
-        <w:t xml:space="preserve"> </w:t>
-      </w:r>
-      <w:r>
-        <w:rPr>
-          <w:highlight w:val="cyan"/>
-        </w:rPr>
+        <w:rPr/>
+        <w:t xml:space="preserve"> </w:t>
+      </w:r>
+      <w:r>
+        <w:rPr/>
         <w:t xml:space="preserve">i.e. the TTs start after both spouses have </w:t>
       </w:r>
       <w:r>
-        <w:rPr>
-          <w:highlight w:val="cyan"/>
-        </w:rPr>
+        <w:rPr/>
         <w:t>died</w:t>
       </w:r>
       <w:r>
-        <w:rPr>
-          <w:highlight w:val="cyan"/>
-        </w:rPr>
+        <w:rPr/>
         <w:t>]</w:t>
       </w:r>
       <w:r>
@@ -4646,7 +4150,6 @@
           <w:rStyle w:val="AEPBold"/>
           <w:b w:val="0"/>
           <w:bCs/>
-          <w:highlight w:val="yellow"/>
         </w:rPr>
         <w:t>&lt;&lt; Matter.Relationships.Mr.Name &gt;&gt;</w:t>
       </w:r>
@@ -4664,7 +4167,6 @@
           <w:rStyle w:val="AEPBold"/>
           <w:b w:val="0"/>
           <w:bCs/>
-          <w:highlight w:val="yellow"/>
         </w:rPr>
         <w:t>&lt;&lt; Matter.Relationships.Mr.Name &gt;&gt;</w:t>
       </w:r>
@@ -4711,15 +4213,11 @@
         <w:t>).</w:t>
       </w:r>
       <w:r>
-        <w:rPr>
-          <w:highlight w:val="cyan"/>
-        </w:rPr>
-        <w:t xml:space="preserve"> </w:t>
-      </w:r>
-      <w:r>
-        <w:rPr>
-          <w:highlight w:val="cyan"/>
-        </w:rPr>
+        <w:rPr/>
+        <w:t xml:space="preserve"> </w:t>
+      </w:r>
+      <w:r>
+        <w:rPr/>
         <w:t>[#end]</w:t>
       </w:r>
     </w:p>
@@ -4735,7 +4233,6 @@
           <w:rStyle w:val="AEPBold"/>
           <w:b w:val="0"/>
           <w:bCs/>
-          <w:highlight w:val="yellow"/>
         </w:rPr>
         <w:t>&lt;&lt; Matter.Relationships.Mr.Name &gt;&gt;</w:t>
       </w:r>
@@ -5049,7 +4546,6 @@
           <w:rStyle w:val="AEPBold"/>
           <w:b w:val="0"/>
           <w:bCs/>
-          <w:highlight w:val="yellow"/>
         </w:rPr>
         <w:t>&lt;&lt; Matter.Relationships.Mr.Name &gt;&gt;</w:t>
       </w:r>
@@ -5127,121 +4623,81 @@
       </w:pPr>
       <w:bookmarkStart w:id="51" w:name="_Ref122698903"/>
       <w:r>
-        <w:rPr>
-          <w:highlight w:val="cyan"/>
-        </w:rPr>
+        <w:rPr/>
         <w:t xml:space="preserve">[#If you want the FPE TT to be mandatory for </w:t>
       </w:r>
       <w:r>
-        <w:rPr>
-          <w:highlight w:val="cyan"/>
-        </w:rPr>
+        <w:rPr/>
         <w:t xml:space="preserve">any </w:t>
       </w:r>
       <w:r>
-        <w:rPr>
-          <w:highlight w:val="cyan"/>
-        </w:rPr>
+        <w:rPr/>
         <w:t>New South Wales Residential Property</w:t>
       </w:r>
       <w:r>
-        <w:rPr>
-          <w:highlight w:val="cyan"/>
-        </w:rPr>
+        <w:rPr/>
         <w:t xml:space="preserve"> then delete clause</w:t>
       </w:r>
       <w:r>
-        <w:rPr>
-          <w:highlight w:val="cyan"/>
-        </w:rPr>
+        <w:rPr/>
         <w:t xml:space="preserve">s </w:t>
       </w:r>
       <w:r>
-        <w:rPr>
-          <w:highlight w:val="cyan"/>
-        </w:rPr>
+        <w:rPr/>
         <w:fldChar w:fldCharType="begin"/>
       </w:r>
       <w:r>
-        <w:rPr>
-          <w:highlight w:val="cyan"/>
-        </w:rPr>
+        <w:rPr/>
         <w:instrText xml:space="preserve"> REF _Ref194999243 \r \h </w:instrText>
       </w:r>
       <w:r>
-        <w:rPr>
-          <w:highlight w:val="cyan"/>
-        </w:rPr>
-      </w:r>
-      <w:r>
-        <w:rPr>
-          <w:highlight w:val="cyan"/>
-        </w:rPr>
+        <w:rPr/>
+      </w:r>
+      <w:r>
+        <w:rPr/>
         <w:fldChar w:fldCharType="separate"/>
       </w:r>
       <w:r>
-        <w:rPr>
-          <w:highlight w:val="cyan"/>
-        </w:rPr>
+        <w:rPr/>
         <w:t>7.2</w:t>
       </w:r>
       <w:r>
-        <w:rPr>
-          <w:highlight w:val="cyan"/>
-        </w:rPr>
+        <w:rPr/>
         <w:fldChar w:fldCharType="end"/>
       </w:r>
       <w:r>
-        <w:rPr>
-          <w:highlight w:val="cyan"/>
-        </w:rPr>
+        <w:rPr/>
         <w:t xml:space="preserve"> and </w:t>
       </w:r>
       <w:r>
-        <w:rPr>
-          <w:highlight w:val="cyan"/>
-        </w:rPr>
+        <w:rPr/>
         <w:fldChar w:fldCharType="begin"/>
       </w:r>
       <w:r>
-        <w:rPr>
-          <w:highlight w:val="cyan"/>
-        </w:rPr>
+        <w:rPr/>
         <w:instrText xml:space="preserve"> REF _Ref194999244 \r \h </w:instrText>
       </w:r>
       <w:r>
-        <w:rPr>
-          <w:highlight w:val="cyan"/>
-        </w:rPr>
-      </w:r>
-      <w:r>
-        <w:rPr>
-          <w:highlight w:val="cyan"/>
-        </w:rPr>
+        <w:rPr/>
+      </w:r>
+      <w:r>
+        <w:rPr/>
         <w:fldChar w:fldCharType="separate"/>
       </w:r>
       <w:r>
-        <w:rPr>
-          <w:highlight w:val="cyan"/>
-        </w:rPr>
+        <w:rPr/>
         <w:t>7.3</w:t>
       </w:r>
       <w:r>
-        <w:rPr>
-          <w:highlight w:val="cyan"/>
-        </w:rPr>
+        <w:rPr/>
         <w:fldChar w:fldCharType="end"/>
       </w:r>
       <w:r>
-        <w:rPr>
-          <w:highlight w:val="cyan"/>
-        </w:rPr>
+        <w:rPr/>
         <w:t xml:space="preserve"> and use this clause</w:t>
       </w:r>
       <w:r>
-        <w:rPr>
-          <w:highlight w:val="cyan"/>
-        </w:rPr>
+        <w:rPr/>
         <w:t>]</w:t>
       </w:r>
       <w:r>
@@ -5285,7 +4741,6 @@
           <w:rStyle w:val="AEPBold"/>
           <w:b w:val="0"/>
           <w:bCs/>
-          <w:highlight w:val="yellow"/>
         </w:rPr>
         <w:t>&lt;&lt; Matter.Relationships.Mr.Name &gt;&gt;</w:t>
       </w:r>
@@ -5306,7 +4761,6 @@
           <w:rStyle w:val="AEPBold"/>
           <w:b w:val="0"/>
           <w:bCs/>
-          <w:highlight w:val="yellow"/>
         </w:rPr>
         <w:t>&lt;&lt; Matter.Relationships.Mr.Name &gt;&gt;</w:t>
       </w:r>
@@ -5324,15 +4778,11 @@
       </w:r>
       <w:bookmarkEnd w:id="51"/>
       <w:r>
-        <w:rPr>
-          <w:highlight w:val="cyan"/>
-        </w:rPr>
-        <w:t xml:space="preserve"> </w:t>
-      </w:r>
-      <w:r>
-        <w:rPr>
-          <w:highlight w:val="cyan"/>
-        </w:rPr>
+        <w:rPr/>
+        <w:t xml:space="preserve"> </w:t>
+      </w:r>
+      <w:r>
+        <w:rPr/>
         <w:t>[#end]</w:t>
       </w:r>
     </w:p>
@@ -5346,139 +4796,93 @@
       </w:pPr>
       <w:bookmarkStart w:id="52" w:name="_Ref194999243"/>
       <w:r>
-        <w:rPr>
-          <w:highlight w:val="cyan"/>
-        </w:rPr>
+        <w:rPr/>
         <w:t xml:space="preserve">[#if </w:t>
       </w:r>
       <w:r>
-        <w:rPr>
-          <w:highlight w:val="cyan"/>
-        </w:rPr>
+        <w:rPr/>
         <w:t xml:space="preserve">one or more TTs benefit the </w:t>
       </w:r>
       <w:r>
-        <w:rPr>
-          <w:highlight w:val="cyan"/>
-        </w:rPr>
+        <w:rPr/>
         <w:t>surviving spouse, and</w:t>
       </w:r>
       <w:r>
-        <w:rPr>
-          <w:highlight w:val="cyan"/>
-        </w:rPr>
-        <w:t xml:space="preserve"> </w:t>
-      </w:r>
-      <w:r>
-        <w:rPr>
-          <w:highlight w:val="cyan"/>
-        </w:rPr>
+        <w:rPr/>
+        <w:t xml:space="preserve"> </w:t>
+      </w:r>
+      <w:r>
+        <w:rPr/>
         <w:t>you want the FPE TT to be optional then delete clause</w:t>
       </w:r>
       <w:r>
-        <w:rPr>
-          <w:highlight w:val="cyan"/>
-        </w:rPr>
+        <w:rPr/>
         <w:t>s</w:t>
       </w:r>
       <w:r>
-        <w:rPr>
-          <w:highlight w:val="cyan"/>
-        </w:rPr>
-        <w:t xml:space="preserve"> </w:t>
-      </w:r>
-      <w:r>
-        <w:rPr>
-          <w:highlight w:val="cyan"/>
-        </w:rPr>
+        <w:rPr/>
+        <w:t xml:space="preserve"> </w:t>
+      </w:r>
+      <w:r>
+        <w:rPr/>
         <w:fldChar w:fldCharType="begin"/>
       </w:r>
       <w:r>
-        <w:rPr>
-          <w:highlight w:val="cyan"/>
-        </w:rPr>
+        <w:rPr/>
         <w:instrText xml:space="preserve"> REF _Ref122698903 \r \h </w:instrText>
       </w:r>
       <w:r>
-        <w:rPr>
-          <w:highlight w:val="cyan"/>
-        </w:rPr>
-      </w:r>
-      <w:r>
-        <w:rPr>
-          <w:highlight w:val="cyan"/>
-        </w:rPr>
+        <w:rPr/>
+      </w:r>
+      <w:r>
+        <w:rPr/>
         <w:fldChar w:fldCharType="separate"/>
       </w:r>
       <w:r>
-        <w:rPr>
-          <w:highlight w:val="cyan"/>
-        </w:rPr>
+        <w:rPr/>
         <w:t>7.1</w:t>
       </w:r>
       <w:r>
-        <w:rPr>
-          <w:highlight w:val="cyan"/>
-        </w:rPr>
+        <w:rPr/>
         <w:fldChar w:fldCharType="end"/>
       </w:r>
       <w:r>
-        <w:rPr>
-          <w:highlight w:val="cyan"/>
-        </w:rPr>
+        <w:rPr/>
         <w:t xml:space="preserve"> and </w:t>
       </w:r>
       <w:r>
-        <w:rPr>
-          <w:highlight w:val="cyan"/>
-        </w:rPr>
+        <w:rPr/>
         <w:fldChar w:fldCharType="begin"/>
       </w:r>
       <w:r>
-        <w:rPr>
-          <w:highlight w:val="cyan"/>
-        </w:rPr>
+        <w:rPr/>
         <w:instrText xml:space="preserve"> REF _Ref194999244 \r \h </w:instrText>
       </w:r>
       <w:r>
-        <w:rPr>
-          <w:highlight w:val="cyan"/>
-        </w:rPr>
-      </w:r>
-      <w:r>
-        <w:rPr>
-          <w:highlight w:val="cyan"/>
-        </w:rPr>
+        <w:rPr/>
+      </w:r>
+      <w:r>
+        <w:rPr/>
         <w:fldChar w:fldCharType="separate"/>
       </w:r>
       <w:r>
-        <w:rPr>
-          <w:highlight w:val="cyan"/>
-        </w:rPr>
+        <w:rPr/>
         <w:t>7.3</w:t>
       </w:r>
       <w:r>
-        <w:rPr>
-          <w:highlight w:val="cyan"/>
-        </w:rPr>
+        <w:rPr/>
         <w:fldChar w:fldCharType="end"/>
       </w:r>
       <w:r>
-        <w:rPr>
-          <w:highlight w:val="cyan"/>
-        </w:rPr>
+        <w:rPr/>
         <w:t xml:space="preserve"> and </w:t>
       </w:r>
       <w:r>
-        <w:rPr>
-          <w:highlight w:val="cyan"/>
-        </w:rPr>
+        <w:rPr/>
         <w:t>use this clause</w:t>
       </w:r>
       <w:r>
-        <w:rPr>
-          <w:highlight w:val="cyan"/>
-        </w:rPr>
+        <w:rPr/>
         <w:t>]</w:t>
       </w:r>
       <w:r>
@@ -5531,9 +4935,7 @@
         <w:t xml:space="preserve">if </w:t>
       </w:r>
       <w:r>
-        <w:rPr>
-          <w:highlight w:val="green"/>
-        </w:rPr>
+        <w:rPr/>
         <w:t>&lt;&lt; Matter.Relationships.Mrs.Name &gt;&gt;</w:t>
       </w:r>
       <w:r>
@@ -5546,9 +4948,7 @@
         <w:t xml:space="preserve">, then with the consent of </w:t>
       </w:r>
       <w:r>
-        <w:rPr>
-          <w:highlight w:val="green"/>
-        </w:rPr>
+        <w:rPr/>
         <w:t>&lt;&lt; Matter.Relationships.Mrs.Name &gt;&gt;</w:t>
       </w:r>
       <w:r>
@@ -5567,9 +4967,7 @@
         <w:t xml:space="preserve">if </w:t>
       </w:r>
       <w:r>
-        <w:rPr>
-          <w:highlight w:val="green"/>
-        </w:rPr>
+        <w:rPr/>
         <w:t>&lt;&lt; Matter.Relationships.Mrs.Name &gt;&gt;</w:t>
       </w:r>
       <w:r>
@@ -5600,9 +4998,7 @@
         <w:t xml:space="preserve">, then with the consent of each Primary Beneficiary of that Trust other than </w:t>
       </w:r>
       <w:r>
-        <w:rPr>
-          <w:highlight w:val="green"/>
-        </w:rPr>
+        <w:rPr/>
         <w:t>&lt;&lt; Matter.Relationships.Mrs.Name &gt;&gt;</w:t>
       </w:r>
       <w:r>
@@ -5651,7 +5047,6 @@
           <w:rStyle w:val="AEPBold"/>
           <w:b w:val="0"/>
           <w:bCs/>
-          <w:highlight w:val="yellow"/>
         </w:rPr>
         <w:t>&lt;&lt; Matter.Relationships.Mr.Name &gt;&gt;</w:t>
       </w:r>
@@ -5669,7 +5064,6 @@
           <w:rStyle w:val="AEPBold"/>
           <w:b w:val="0"/>
           <w:bCs/>
-          <w:highlight w:val="yellow"/>
         </w:rPr>
         <w:t>&lt;&lt; Matter.Relationships.Mr.Name &gt;&gt;</w:t>
       </w:r>
@@ -5691,15 +5085,11 @@
         <w:t>PE Testamentary Trust.</w:t>
       </w:r>
       <w:r>
-        <w:rPr>
-          <w:highlight w:val="cyan"/>
-        </w:rPr>
-        <w:t xml:space="preserve"> </w:t>
-      </w:r>
-      <w:r>
-        <w:rPr>
-          <w:highlight w:val="cyan"/>
-        </w:rPr>
+        <w:rPr/>
+        <w:t xml:space="preserve"> </w:t>
+      </w:r>
+      <w:r>
+        <w:rPr/>
         <w:t>[#end]</w:t>
       </w:r>
     </w:p>
@@ -5713,145 +5103,97 @@
       </w:pPr>
       <w:bookmarkStart w:id="53" w:name="_Ref194999244"/>
       <w:r>
-        <w:rPr>
-          <w:highlight w:val="cyan"/>
-        </w:rPr>
+        <w:rPr/>
         <w:t xml:space="preserve">[#if </w:t>
       </w:r>
       <w:r>
-        <w:rPr>
-          <w:highlight w:val="cyan"/>
-        </w:rPr>
+        <w:rPr/>
         <w:t>o</w:t>
       </w:r>
       <w:r>
-        <w:rPr>
-          <w:highlight w:val="cyan"/>
-        </w:rPr>
+        <w:rPr/>
         <w:t>utright gift to spouse in the first</w:t>
       </w:r>
       <w:r>
-        <w:rPr>
-          <w:highlight w:val="cyan"/>
-        </w:rPr>
+        <w:rPr/>
         <w:t xml:space="preserve"> instance i.e. the TTs start after both spouses have </w:t>
       </w:r>
       <w:r>
-        <w:rPr>
-          <w:highlight w:val="cyan"/>
-        </w:rPr>
+        <w:rPr/>
         <w:t>died</w:t>
       </w:r>
       <w:r>
-        <w:rPr>
-          <w:highlight w:val="cyan"/>
-        </w:rPr>
+        <w:rPr/>
         <w:t>,</w:t>
       </w:r>
       <w:r>
-        <w:rPr>
-          <w:highlight w:val="cyan"/>
-        </w:rPr>
+        <w:rPr/>
         <w:t xml:space="preserve"> and you want the FPE TT to be optional then delete clause</w:t>
       </w:r>
       <w:r>
-        <w:rPr>
-          <w:highlight w:val="cyan"/>
-        </w:rPr>
+        <w:rPr/>
         <w:t>s</w:t>
       </w:r>
       <w:r>
-        <w:rPr>
-          <w:highlight w:val="cyan"/>
-        </w:rPr>
-        <w:t xml:space="preserve"> </w:t>
-      </w:r>
-      <w:r>
-        <w:rPr>
-          <w:highlight w:val="cyan"/>
-        </w:rPr>
+        <w:rPr/>
+        <w:t xml:space="preserve"> </w:t>
+      </w:r>
+      <w:r>
+        <w:rPr/>
         <w:fldChar w:fldCharType="begin"/>
       </w:r>
       <w:r>
-        <w:rPr>
-          <w:highlight w:val="cyan"/>
-        </w:rPr>
+        <w:rPr/>
         <w:instrText xml:space="preserve"> REF _Ref122698903 \r \h </w:instrText>
       </w:r>
       <w:r>
-        <w:rPr>
-          <w:highlight w:val="cyan"/>
-        </w:rPr>
-      </w:r>
-      <w:r>
-        <w:rPr>
-          <w:highlight w:val="cyan"/>
-        </w:rPr>
+        <w:rPr/>
+      </w:r>
+      <w:r>
+        <w:rPr/>
         <w:fldChar w:fldCharType="separate"/>
       </w:r>
       <w:r>
-        <w:rPr>
-          <w:highlight w:val="cyan"/>
-        </w:rPr>
+        <w:rPr/>
         <w:t>7.1</w:t>
       </w:r>
       <w:r>
-        <w:rPr>
-          <w:highlight w:val="cyan"/>
-        </w:rPr>
+        <w:rPr/>
         <w:fldChar w:fldCharType="end"/>
       </w:r>
       <w:r>
-        <w:rPr>
-          <w:highlight w:val="cyan"/>
-        </w:rPr>
+        <w:rPr/>
         <w:t xml:space="preserve"> and </w:t>
       </w:r>
       <w:r>
-        <w:rPr>
-          <w:highlight w:val="cyan"/>
-        </w:rPr>
+        <w:rPr/>
         <w:fldChar w:fldCharType="begin"/>
       </w:r>
       <w:r>
-        <w:rPr>
-          <w:highlight w:val="cyan"/>
-        </w:rPr>
+        <w:rPr/>
         <w:instrText xml:space="preserve"> REF _Ref194999243 \r \h </w:instrText>
       </w:r>
       <w:r>
-        <w:rPr>
-          <w:highlight w:val="cyan"/>
-        </w:rPr>
-      </w:r>
-      <w:r>
-        <w:rPr>
-          <w:highlight w:val="cyan"/>
-        </w:rPr>
+        <w:rPr/>
+      </w:r>
+      <w:r>
+        <w:rPr/>
         <w:fldChar w:fldCharType="separate"/>
       </w:r>
       <w:r>
-        <w:rPr>
-          <w:highlight w:val="cyan"/>
-        </w:rPr>
+        <w:rPr/>
         <w:t>7.2</w:t>
       </w:r>
       <w:r>
-        <w:rPr>
-          <w:highlight w:val="cyan"/>
-        </w:rPr>
+        <w:rPr/>
         <w:fldChar w:fldCharType="end"/>
       </w:r>
       <w:r>
-        <w:rPr>
-          <w:highlight w:val="cyan"/>
-        </w:rPr>
+        <w:rPr/>
         <w:t xml:space="preserve"> and use this clause</w:t>
       </w:r>
       <w:r>
-        <w:rPr>
-          <w:highlight w:val="cyan"/>
-        </w:rPr>
+        <w:rPr/>
         <w:t>]</w:t>
       </w:r>
       <w:r>
@@ -5901,7 +5243,6 @@
           <w:rStyle w:val="AEPBold"/>
           <w:b w:val="0"/>
           <w:bCs/>
-          <w:highlight w:val="yellow"/>
         </w:rPr>
         <w:t>&lt;&lt; Matter.Relationships.Mr.Name &gt;&gt;</w:t>
       </w:r>
@@ -5925,7 +5266,6 @@
           <w:rStyle w:val="AEPBold"/>
           <w:b w:val="0"/>
           <w:bCs/>
-          <w:highlight w:val="yellow"/>
         </w:rPr>
         <w:t>&lt;&lt; Matter.Relationships.Mr.Name &gt;&gt;</w:t>
       </w:r>
@@ -5975,15 +5315,11 @@
         <w:t>).</w:t>
       </w:r>
       <w:r>
-        <w:rPr>
-          <w:highlight w:val="cyan"/>
-        </w:rPr>
-        <w:t xml:space="preserve"> </w:t>
-      </w:r>
-      <w:r>
-        <w:rPr>
-          <w:highlight w:val="cyan"/>
-        </w:rPr>
+        <w:rPr/>
+        <w:t xml:space="preserve"> </w:t>
+      </w:r>
+      <w:r>
+        <w:rPr/>
         <w:t>[#end]</w:t>
       </w:r>
       <w:bookmarkEnd w:id="53"/>
@@ -6000,7 +5336,6 @@
           <w:rStyle w:val="AEPBold"/>
           <w:b w:val="0"/>
           <w:bCs/>
-          <w:highlight w:val="yellow"/>
         </w:rPr>
         <w:t>&lt;&lt; Matter.Relationships.Mr.Name &gt;&gt;</w:t>
       </w:r>
@@ -6238,7 +5573,6 @@
           <w:rStyle w:val="AEPBold"/>
           <w:b w:val="0"/>
           <w:bCs/>
-          <w:highlight w:val="yellow"/>
         </w:rPr>
         <w:t>&lt;&lt; Matter.Relationships.Mr.Name &gt;&gt;</w:t>
       </w:r>
@@ -12277,9 +11611,7 @@
       </w:r>
       <w:bookmarkStart w:id="136" w:name="_Hlk197260945"/>
       <w:r>
-        <w:rPr>
-          <w:highlight w:val="yellow"/>
-        </w:rPr>
+        <w:rPr/>
         <w:t>&lt;&lt; Matter.CustomField.Jurisdiction &gt;&gt;</w:t>
       </w:r>
       <w:bookmarkEnd w:id="136"/>
@@ -12419,9 +11751,7 @@
         <w:pStyle w:val="AEPTextL1"/>
       </w:pPr>
       <w:r>
-        <w:rPr>
-          <w:highlight w:val="cyan"/>
-        </w:rPr>
+        <w:rPr/>
         <w:t>#if single TT for surviving spouse plus TTs for children after both died</w:t>
       </w:r>
       <w:r>
@@ -12441,7 +11771,6 @@
           <w:rStyle w:val="AEPBold"/>
           <w:b w:val="0"/>
           <w:bCs/>
-          <w:highlight w:val="yellow"/>
         </w:rPr>
         <w:t>&lt;&lt; Matter.Relationships.Mr.Name &gt;&gt;</w:t>
       </w:r>
@@ -12466,9 +11795,7 @@
         <w:pStyle w:val="Heading4"/>
       </w:pPr>
       <w:r>
-        <w:rPr>
-          <w:highlight w:val="green"/>
-        </w:rPr>
+        <w:rPr/>
         <w:t>&lt;&lt; Matter.Relationships.Mrs.Name &gt;&gt;</w:t>
       </w:r>
       <w:r>
@@ -12483,21 +11810,15 @@
         <w:t xml:space="preserve">if </w:t>
       </w:r>
       <w:r>
-        <w:rPr>
-          <w:highlight w:val="green"/>
-        </w:rPr>
+        <w:rPr/>
         <w:t xml:space="preserve">&lt;&lt; Matter.Relationships.Mrs.Name </w:t>
       </w:r>
       <w:r>
-        <w:rPr>
-          <w:highlight w:val="green"/>
-        </w:rPr>
+        <w:rPr/>
         <w:t>&gt;</w:t>
       </w:r>
       <w:r>
-        <w:rPr>
-          <w:highlight w:val="green"/>
-        </w:rPr>
+        <w:rPr/>
         <w:t>&gt;</w:t>
       </w:r>
       <w:r>
@@ -12510,9 +11831,7 @@
         <w:t xml:space="preserve">, then </w:t>
       </w:r>
       <w:r>
-        <w:rPr>
-          <w:highlight w:val="yellow"/>
-        </w:rPr>
+        <w:rPr/>
         <w:t>&lt;&lt; Matter.CustomField.NominatedBeneficiaryTt1 &gt;&gt;</w:t>
       </w:r>
       <w:r>
@@ -12522,9 +11841,7 @@
         <w:t xml:space="preserve"> </w:t>
       </w:r>
       <w:r>
-        <w:rPr>
-          <w:highlight w:val="yellow"/>
-        </w:rPr>
+        <w:rPr/>
         <w:t>&lt;&lt; Matter.CustomField.NominatedBeneficiaryTt2 &gt;&gt;</w:t>
       </w:r>
       <w:r>
@@ -12540,9 +11857,7 @@
         <w:t xml:space="preserve">if </w:t>
       </w:r>
       <w:r>
-        <w:rPr>
-          <w:highlight w:val="yellow"/>
-        </w:rPr>
+        <w:rPr/>
         <w:t>&lt;&lt; Matter.CustomField.NominatedBeneficiaryTt1 &gt;&gt;</w:t>
       </w:r>
       <w:r>
@@ -12555,9 +11870,7 @@
         <w:t xml:space="preserve">, then </w:t>
       </w:r>
       <w:r>
-        <w:rPr>
-          <w:highlight w:val="yellow"/>
-        </w:rPr>
+        <w:rPr/>
         <w:t>&lt;&lt; Matter.CustomField.BackupAppointorTt1 &gt;&gt;</w:t>
       </w:r>
       <w:r>
@@ -12573,9 +11886,7 @@
         <w:t xml:space="preserve">if </w:t>
       </w:r>
       <w:r>
-        <w:rPr>
-          <w:highlight w:val="yellow"/>
-        </w:rPr>
+        <w:rPr/>
         <w:t>&lt;&lt; Matter.CustomField.NominatedBeneficiaryTt2 &gt;&gt;</w:t>
       </w:r>
       <w:r>
@@ -12588,9 +11899,7 @@
         <w:t xml:space="preserve">, then </w:t>
       </w:r>
       <w:r>
-        <w:rPr>
-          <w:highlight w:val="yellow"/>
-        </w:rPr>
+        <w:rPr/>
         <w:t>&lt;&lt; Matter.CustomField.BackupAppointorTt2 &gt;&gt;</w:t>
       </w:r>
       <w:r>
@@ -12614,7 +11923,6 @@
           <w:rStyle w:val="AEPBold"/>
           <w:b w:val="0"/>
           <w:bCs/>
-          <w:highlight w:val="yellow"/>
         </w:rPr>
         <w:t>&lt;&lt; Matter.Relationships.Mr.Name &gt;&gt;</w:t>
       </w:r>
@@ -12633,9 +11941,7 @@
         <w:pStyle w:val="Heading4"/>
       </w:pPr>
       <w:r>
-        <w:rPr>
-          <w:highlight w:val="yellow"/>
-        </w:rPr>
+        <w:rPr/>
         <w:t>&lt;&lt; Matter.CustomField.InitialAppointorTt1 &gt;&gt;</w:t>
       </w:r>
       <w:r>
@@ -12653,9 +11959,7 @@
         <w:t xml:space="preserve">if </w:t>
       </w:r>
       <w:r>
-        <w:rPr>
-          <w:highlight w:val="yellow"/>
-        </w:rPr>
+        <w:rPr/>
         <w:t>&lt;&lt; Matter.CustomField.InitialAppointorTt1 &gt;&gt;</w:t>
       </w:r>
       <w:r>
@@ -12668,9 +11972,7 @@
         <w:t xml:space="preserve">, then </w:t>
       </w:r>
       <w:r>
-        <w:rPr>
-          <w:highlight w:val="yellow"/>
-        </w:rPr>
+        <w:rPr/>
         <w:t>&lt;&lt; Matter.CustomField.BackupAppointorTt1 &gt;&gt;</w:t>
       </w:r>
       <w:r>
@@ -12685,9 +11987,7 @@
         <w:t xml:space="preserve">if </w:t>
       </w:r>
       <w:r>
-        <w:rPr>
-          <w:highlight w:val="yellow"/>
-        </w:rPr>
+        <w:rPr/>
         <w:t>&lt;&lt; Matter.CustomField.BackupAppointorTt1 &gt;&gt;</w:t>
       </w:r>
       <w:r>
@@ -12700,9 +12000,7 @@
         <w:t xml:space="preserve">, then </w:t>
       </w:r>
       <w:r>
-        <w:rPr>
-          <w:highlight w:val="yellow"/>
-        </w:rPr>
+        <w:rPr/>
         <w:t>&lt;&lt; Matter.CustomField.FurtherBackupAppointorTt1 &gt;&gt;</w:t>
       </w:r>
       <w:r>
@@ -12726,7 +12024,6 @@
           <w:rStyle w:val="AEPBold"/>
           <w:b w:val="0"/>
           <w:bCs/>
-          <w:highlight w:val="yellow"/>
         </w:rPr>
         <w:t>&lt;&lt; Matter.Relationships.Mr.Name &gt;&gt;</w:t>
       </w:r>
@@ -12743,14 +12040,10 @@
     <w:p>
       <w:pPr>
         <w:pStyle w:val="Heading4"/>
-        <w:rPr>
-          <w:highlight w:val="yellow"/>
-        </w:rPr>
-      </w:pPr>
-      <w:r>
-        <w:rPr>
-          <w:highlight w:val="yellow"/>
-        </w:rPr>
+        <w:rPr/>
+      </w:pPr>
+      <w:r>
+        <w:rPr/>
         <w:t>&lt;&lt; Matter.CustomField.InitialAppointorTt2 &gt;&gt;</w:t>
       </w:r>
       <w:r>
@@ -12765,9 +12058,7 @@
         <w:t xml:space="preserve">if </w:t>
       </w:r>
       <w:r>
-        <w:rPr>
-          <w:highlight w:val="yellow"/>
-        </w:rPr>
+        <w:rPr/>
         <w:t>&lt;&lt; Matter.CustomField.InitialAppointorTt2 &gt;&gt;</w:t>
       </w:r>
       <w:r>
@@ -12780,9 +12071,7 @@
         <w:t xml:space="preserve">, then </w:t>
       </w:r>
       <w:r>
-        <w:rPr>
-          <w:highlight w:val="yellow"/>
-        </w:rPr>
+        <w:rPr/>
         <w:t>&lt;&lt; Matter.CustomField.BackupAppointorTt2 &gt;&gt;</w:t>
       </w:r>
       <w:r>
@@ -12797,9 +12086,7 @@
         <w:t xml:space="preserve">if </w:t>
       </w:r>
       <w:r>
-        <w:rPr>
-          <w:highlight w:val="yellow"/>
-        </w:rPr>
+        <w:rPr/>
         <w:t>&lt;&lt; Matter.CustomField.BackupAppointorTt2 &gt;&gt;</w:t>
       </w:r>
       <w:r>
@@ -12812,9 +12099,7 @@
         <w:t xml:space="preserve">, then </w:t>
       </w:r>
       <w:r>
-        <w:rPr>
-          <w:highlight w:val="yellow"/>
-        </w:rPr>
+        <w:rPr/>
         <w:t>&lt;&lt; Matter.CustomField.FurtherBackupAppointorTt2 &gt;&gt;</w:t>
       </w:r>
       <w:r>
@@ -12832,23 +12117,17 @@
         <w:t xml:space="preserve"> </w:t>
       </w:r>
       <w:r>
-        <w:rPr>
-          <w:highlight w:val="cyan"/>
-        </w:rPr>
+        <w:rPr/>
         <w:t>[#end]</w:t>
       </w:r>
     </w:p>
     <w:p>
       <w:pPr>
         <w:pStyle w:val="AEPTextL1"/>
-        <w:rPr>
-          <w:highlight w:val="cyan"/>
-        </w:rPr>
-      </w:pPr>
-      <w:r>
-        <w:rPr>
-          <w:highlight w:val="cyan"/>
-        </w:rPr>
+        <w:rPr/>
+      </w:pPr>
+      <w:r>
+        <w:rPr/>
         <w:lastRenderedPageBreak/>
         <w:t>#all other options</w:t>
       </w:r>
@@ -12866,7 +12145,6 @@
           <w:rStyle w:val="AEPBold"/>
           <w:b w:val="0"/>
           <w:bCs/>
-          <w:highlight w:val="yellow"/>
         </w:rPr>
         <w:t>&lt;&lt; Matter.Relationships.Mr.Name &gt;&gt;</w:t>
       </w:r>
@@ -12885,9 +12163,7 @@
         <w:pStyle w:val="Heading4"/>
       </w:pPr>
       <w:r>
-        <w:rPr>
-          <w:highlight w:val="yellow"/>
-        </w:rPr>
+        <w:rPr/>
         <w:t>&lt;&lt; Matter.CustomField.InitialAppointorTt1 &gt;&gt;</w:t>
       </w:r>
       <w:r>
@@ -12902,9 +12178,7 @@
         <w:t xml:space="preserve">if </w:t>
       </w:r>
       <w:r>
-        <w:rPr>
-          <w:highlight w:val="yellow"/>
-        </w:rPr>
+        <w:rPr/>
         <w:t>&lt;&lt; Matter.CustomField.InitialAppointorTt1 &gt;&gt;</w:t>
       </w:r>
       <w:r>
@@ -12920,9 +12194,7 @@
         <w:t xml:space="preserve">, then </w:t>
       </w:r>
       <w:r>
-        <w:rPr>
-          <w:highlight w:val="yellow"/>
-        </w:rPr>
+        <w:rPr/>
         <w:t>&lt;&lt; Matter.CustomField.BackupAppointorTt1 &gt;&gt;</w:t>
       </w:r>
       <w:r>
@@ -12937,9 +12209,7 @@
         <w:t xml:space="preserve">if </w:t>
       </w:r>
       <w:r>
-        <w:rPr>
-          <w:highlight w:val="yellow"/>
-        </w:rPr>
+        <w:rPr/>
         <w:t>&lt;&lt; Matter.CustomField.BackupAppointorTt1 &gt;&gt;</w:t>
       </w:r>
       <w:r>
@@ -12958,9 +12228,7 @@
         <w:t xml:space="preserve">then </w:t>
       </w:r>
       <w:r>
-        <w:rPr>
-          <w:highlight w:val="yellow"/>
-        </w:rPr>
+        <w:rPr/>
         <w:t>&lt;&lt; Matter.CustomField.FurtherBackupAppointorTt1 &gt;&gt;</w:t>
       </w:r>
       <w:r>
@@ -12987,7 +12255,6 @@
           <w:rStyle w:val="AEPBold"/>
           <w:b w:val="0"/>
           <w:bCs/>
-          <w:highlight w:val="yellow"/>
         </w:rPr>
         <w:t>&lt;&lt; Matter.Relationships.Mr.Name &gt;&gt;</w:t>
       </w:r>
@@ -13006,15 +12273,11 @@
         <w:pStyle w:val="Heading4"/>
       </w:pPr>
       <w:r>
-        <w:rPr>
-          <w:highlight w:val="yellow"/>
-        </w:rPr>
+        <w:rPr/>
         <w:t>&lt;&lt; Matter.CustomField.InitialAppointorTt</w:t>
       </w:r>
       <w:r>
-        <w:rPr>
-          <w:highlight w:val="yellow"/>
-        </w:rPr>
+        <w:rPr/>
         <w:t>2 &gt;&gt;</w:t>
       </w:r>
       <w:r>
@@ -13029,15 +12292,11 @@
         <w:t xml:space="preserve">if </w:t>
       </w:r>
       <w:r>
-        <w:rPr>
-          <w:highlight w:val="yellow"/>
-        </w:rPr>
+        <w:rPr/>
         <w:t>&lt;&lt; Matter.CustomField.InitialAppointorTt</w:t>
       </w:r>
       <w:r>
-        <w:rPr>
-          <w:highlight w:val="yellow"/>
-        </w:rPr>
+        <w:rPr/>
         <w:t>2 &gt;&gt;</w:t>
       </w:r>
       <w:r>
@@ -13054,21 +12313,15 @@
       </w:r>
       <w:bookmarkStart w:id="141" w:name="_Hlk197342436"/>
       <w:r>
-        <w:rPr>
-          <w:highlight w:val="yellow"/>
-        </w:rPr>
+        <w:rPr/>
         <w:t>&lt;&lt; Matter.CustomField.BackupAppointorTt</w:t>
       </w:r>
       <w:r>
-        <w:rPr>
-          <w:highlight w:val="yellow"/>
-        </w:rPr>
+        <w:rPr/>
         <w:t>2</w:t>
       </w:r>
       <w:r>
-        <w:rPr>
-          <w:highlight w:val="yellow"/>
-        </w:rPr>
+        <w:rPr/>
         <w:t xml:space="preserve"> &gt;&gt;</w:t>
       </w:r>
       <w:bookmarkEnd w:id="141"/>
@@ -13084,21 +12337,15 @@
         <w:t xml:space="preserve">if </w:t>
       </w:r>
       <w:r>
-        <w:rPr>
-          <w:highlight w:val="yellow"/>
-        </w:rPr>
+        <w:rPr/>
         <w:t>&lt;&lt; Matter.CustomField.BackupAppointorTt</w:t>
       </w:r>
       <w:r>
-        <w:rPr>
-          <w:highlight w:val="yellow"/>
-        </w:rPr>
+        <w:rPr/>
         <w:t>2</w:t>
       </w:r>
       <w:r>
-        <w:rPr>
-          <w:highlight w:val="yellow"/>
-        </w:rPr>
+        <w:rPr/>
         <w:t xml:space="preserve"> &gt;&gt;</w:t>
       </w:r>
       <w:r>
@@ -13118,21 +12365,15 @@
       </w:r>
       <w:bookmarkStart w:id="142" w:name="_Hlk197342457"/>
       <w:r>
-        <w:rPr>
-          <w:highlight w:val="yellow"/>
-        </w:rPr>
+        <w:rPr/>
         <w:t>&lt;&lt; Matter.CustomField.FurtherBackupAppointorTt</w:t>
       </w:r>
       <w:r>
-        <w:rPr>
-          <w:highlight w:val="yellow"/>
-        </w:rPr>
+        <w:rPr/>
         <w:t>2</w:t>
       </w:r>
       <w:r>
-        <w:rPr>
-          <w:highlight w:val="yellow"/>
-        </w:rPr>
+        <w:rPr/>
         <w:t xml:space="preserve"> &gt;&gt;</w:t>
       </w:r>
       <w:bookmarkEnd w:id="142"/>
@@ -13154,9 +12395,7 @@
         <w:t xml:space="preserve">  </w:t>
       </w:r>
       <w:r>
-        <w:rPr>
-          <w:highlight w:val="cyan"/>
-        </w:rPr>
+        <w:rPr/>
         <w:t>[#end]</w:t>
       </w:r>
     </w:p>
@@ -13988,21 +13227,18 @@
       <w:r>
         <w:rPr>
           <w:bCs/>
-          <w:highlight w:val="cyan"/>
         </w:rPr>
         <w:t>#if gift to TT</w:t>
       </w:r>
       <w:r>
         <w:rPr>
           <w:bCs/>
-          <w:highlight w:val="cyan"/>
         </w:rPr>
         <w:t>s</w:t>
       </w:r>
       <w:r>
         <w:rPr>
           <w:bCs/>
-          <w:highlight w:val="cyan"/>
         </w:rPr>
         <w:t xml:space="preserve"> in the first instance</w:t>
       </w:r>
@@ -14022,9 +13258,7 @@
         <w:t xml:space="preserve">means one or more trusts established following the death of </w:t>
       </w:r>
       <w:r>
-        <w:rPr>
-          <w:highlight w:val="green"/>
-        </w:rPr>
+        <w:rPr/>
         <w:t>&lt;&lt; Matter.Relationships.Mrs.Name &gt;&gt;</w:t>
       </w:r>
       <w:r>
@@ -14034,9 +13268,7 @@
         <w:t xml:space="preserve">under the terms of their will. </w:t>
       </w:r>
       <w:r>
-        <w:rPr>
-          <w:highlight w:val="cyan"/>
-        </w:rPr>
+        <w:rPr/>
         <w:t>#end</w:t>
       </w:r>
     </w:p>
@@ -15127,9 +14359,7 @@
         <w:pStyle w:val="AEPTextL1"/>
       </w:pPr>
       <w:r>
-        <w:rPr>
-          <w:highlight w:val="cyan"/>
-        </w:rPr>
+        <w:rPr/>
         <w:t>#if single TT for surviving spouse plus TTs for children after both died:</w:t>
       </w:r>
       <w:r>
@@ -15149,7 +14379,6 @@
           <w:rStyle w:val="AEPBold"/>
           <w:b w:val="0"/>
           <w:bCs/>
-          <w:highlight w:val="yellow"/>
         </w:rPr>
         <w:t>&lt;&lt; Matter.Relationships.Mr.Name &gt;&gt;</w:t>
       </w:r>
@@ -15169,9 +14398,7 @@
         <w:t xml:space="preserve"> </w:t>
       </w:r>
       <w:r>
-        <w:rPr>
-          <w:highlight w:val="green"/>
-        </w:rPr>
+        <w:rPr/>
         <w:t>&lt;&lt; Matter.Relationships.Mrs.Name &gt;&gt;</w:t>
       </w:r>
       <w:r>
@@ -15187,7 +14414,6 @@
           <w:rStyle w:val="AEPBold"/>
           <w:b w:val="0"/>
           <w:bCs/>
-          <w:highlight w:val="yellow"/>
         </w:rPr>
         <w:t>&lt;&lt; Matter.Relationships.Mr.Name &gt;&gt;</w:t>
       </w:r>
@@ -15207,9 +14433,7 @@
         <w:t xml:space="preserve"> </w:t>
       </w:r>
       <w:r>
-        <w:rPr>
-          <w:highlight w:val="yellow"/>
-        </w:rPr>
+        <w:rPr/>
         <w:t>&lt;&lt; Matter.CustomField.NominatedBeneficiaryTt1 &gt;&gt;</w:t>
       </w:r>
       <w:r>
@@ -15225,7 +14449,6 @@
           <w:rStyle w:val="AEPBold"/>
           <w:b w:val="0"/>
           <w:bCs/>
-          <w:highlight w:val="yellow"/>
         </w:rPr>
         <w:t>&lt;&lt; Matter.Relationships.Mr.Name &gt;&gt;</w:t>
       </w:r>
@@ -15239,9 +14462,7 @@
         <w:t xml:space="preserve">Testamentary Trust No. 3 - </w:t>
       </w:r>
       <w:r>
-        <w:rPr>
-          <w:highlight w:val="yellow"/>
-        </w:rPr>
+        <w:rPr/>
         <w:t>&lt;&lt; Matter.CustomField.NominatedBeneficiaryTt2 &gt;&gt;</w:t>
       </w:r>
       <w:r>
@@ -15251,9 +14472,7 @@
         <w:t xml:space="preserve"> </w:t>
       </w:r>
       <w:r>
-        <w:rPr>
-          <w:highlight w:val="cyan"/>
-        </w:rPr>
+        <w:rPr/>
         <w:t>[#end]</w:t>
       </w:r>
     </w:p>
@@ -15262,9 +14481,7 @@
         <w:pStyle w:val="AEPTextL1"/>
       </w:pPr>
       <w:r>
-        <w:rPr>
-          <w:highlight w:val="cyan"/>
-        </w:rPr>
+        <w:rPr/>
         <w:t>#all other options:</w:t>
       </w:r>
     </w:p>
@@ -15281,7 +14498,6 @@
           <w:rStyle w:val="AEPBold"/>
           <w:b w:val="0"/>
           <w:bCs/>
-          <w:highlight w:val="yellow"/>
         </w:rPr>
         <w:t>&lt;&lt; Matter.Relationships.Mr.Name &gt;&gt;</w:t>
       </w:r>
@@ -15295,9 +14511,7 @@
         <w:t xml:space="preserve">Testamentary Trust No. 1 - </w:t>
       </w:r>
       <w:r>
-        <w:rPr>
-          <w:highlight w:val="yellow"/>
-        </w:rPr>
+        <w:rPr/>
         <w:t>&lt;&lt; Matter.CustomField.NominatedBeneficiaryTt1 &gt;&gt;</w:t>
       </w:r>
       <w:r>
@@ -15313,7 +14527,6 @@
           <w:rStyle w:val="AEPBold"/>
           <w:b w:val="0"/>
           <w:bCs/>
-          <w:highlight w:val="yellow"/>
         </w:rPr>
         <w:t>&lt;&lt; Matter.Relationships.Mr.Name &gt;&gt;</w:t>
       </w:r>
@@ -15327,21 +14540,15 @@
         <w:t xml:space="preserve">Testamentary Trust No. 2 - </w:t>
       </w:r>
       <w:r>
-        <w:rPr>
-          <w:highlight w:val="yellow"/>
-        </w:rPr>
+        <w:rPr/>
         <w:t>&lt;&lt; Matter.CustomField.NominatedBeneficiaryTt</w:t>
       </w:r>
       <w:r>
-        <w:rPr>
-          <w:highlight w:val="yellow"/>
-        </w:rPr>
+        <w:rPr/>
         <w:t>2</w:t>
       </w:r>
       <w:r>
-        <w:rPr>
-          <w:highlight w:val="yellow"/>
-        </w:rPr>
+        <w:rPr/>
         <w:t xml:space="preserve"> &gt;&gt;</w:t>
       </w:r>
       <w:r>
@@ -15351,9 +14558,7 @@
         <w:t xml:space="preserve"> </w:t>
       </w:r>
       <w:r>
-        <w:rPr>
-          <w:highlight w:val="cyan"/>
-        </w:rPr>
+        <w:rPr/>
         <w:t>[#end]</w:t>
       </w:r>
     </w:p>
@@ -15532,9 +14737,7 @@
     </w:p>
     <w:p>
       <w:r>
-        <w:rPr>
-          <w:highlight w:val="cyan"/>
-        </w:rPr>
+        <w:rPr/>
         <w:t>#if single TT for surviving spouse plus TTs for children after both died</w:t>
       </w:r>
       <w:r>
@@ -15591,7 +14794,6 @@
           <w:rStyle w:val="AEPBold"/>
           <w:b w:val="0"/>
           <w:bCs/>
-          <w:highlight w:val="yellow"/>
         </w:rPr>
         <w:t>&lt;&lt; Matter.Relationships.Mr.Name &gt;&gt;</w:t>
       </w:r>
@@ -15645,7 +14847,6 @@
           <w:rStyle w:val="AEPBold"/>
           <w:b w:val="0"/>
           <w:bCs/>
-          <w:highlight w:val="yellow"/>
         </w:rPr>
         <w:t>&lt;&lt; Matter.Relationships.Mr.Name &gt;&gt;</w:t>
       </w:r>
@@ -15695,7 +14896,6 @@
           <w:rStyle w:val="AEPBold"/>
           <w:b w:val="0"/>
           <w:bCs/>
-          <w:highlight w:val="yellow"/>
         </w:rPr>
         <w:t>&lt;&lt; Matter.Relationships.Mr.Name &gt;&gt;</w:t>
       </w:r>
@@ -15754,7 +14954,6 @@
           <w:rStyle w:val="AEPBold"/>
           <w:b w:val="0"/>
           <w:bCs/>
-          <w:highlight w:val="yellow"/>
         </w:rPr>
         <w:t>&lt;&lt; Matter.Relationships.Mr.Name &gt;&gt;</w:t>
       </w:r>
@@ -15776,21 +14975,15 @@
         <w:pStyle w:val="Heading4"/>
       </w:pPr>
       <w:r>
-        <w:rPr>
-          <w:highlight w:val="green"/>
-        </w:rPr>
+        <w:rPr/>
         <w:t>&lt;&lt; Matter.Relationships.Mrs.Name</w:t>
       </w:r>
       <w:r>
-        <w:rPr>
-          <w:highlight w:val="green"/>
-        </w:rPr>
+        <w:rPr/>
         <w:t xml:space="preserve"> &gt;&gt;</w:t>
       </w:r>
       <w:r>
-        <w:rPr>
-          <w:highlight w:val="green"/>
-        </w:rPr>
+        <w:rPr/>
         <w:t xml:space="preserve"> </w:t>
       </w:r>
       <w:r>
@@ -15858,9 +15051,7 @@
         <w:t xml:space="preserve"> </w:t>
       </w:r>
       <w:r>
-        <w:rPr>
-          <w:highlight w:val="cyan"/>
-        </w:rPr>
+        <w:rPr/>
         <w:t>[#end]</w:t>
       </w:r>
     </w:p>
@@ -15869,75 +15060,51 @@
         <w:pStyle w:val="AEPTextL0"/>
       </w:pPr>
       <w:r>
-        <w:rPr>
-          <w:highlight w:val="cyan"/>
-        </w:rPr>
+        <w:rPr/>
         <w:t>#</w:t>
       </w:r>
       <w:r>
-        <w:rPr>
-          <w:highlight w:val="cyan"/>
-        </w:rPr>
+        <w:rPr/>
         <w:t>If</w:t>
       </w:r>
       <w:r>
-        <w:rPr>
-          <w:highlight w:val="cyan"/>
-        </w:rPr>
-        <w:t xml:space="preserve"> </w:t>
-      </w:r>
-      <w:r>
-        <w:rPr>
-          <w:highlight w:val="cyan"/>
-        </w:rPr>
+        <w:rPr/>
+        <w:t xml:space="preserve"> </w:t>
+      </w:r>
+      <w:r>
+        <w:rPr/>
         <w:t>outright gift to spouse in first instance</w:t>
       </w:r>
       <w:r>
-        <w:rPr>
-          <w:highlight w:val="cyan"/>
-        </w:rPr>
+        <w:rPr/>
         <w:t>(i.e.</w:t>
       </w:r>
       <w:r>
-        <w:rPr>
-          <w:highlight w:val="cyan"/>
-        </w:rPr>
+        <w:rPr/>
         <w:t xml:space="preserve"> the</w:t>
       </w:r>
       <w:r>
-        <w:rPr>
-          <w:highlight w:val="cyan"/>
-        </w:rPr>
-        <w:t xml:space="preserve"> </w:t>
-      </w:r>
-      <w:r>
-        <w:rPr>
-          <w:highlight w:val="cyan"/>
-        </w:rPr>
+        <w:rPr/>
+        <w:t xml:space="preserve"> </w:t>
+      </w:r>
+      <w:r>
+        <w:rPr/>
         <w:t>TT</w:t>
       </w:r>
       <w:r>
-        <w:rPr>
-          <w:highlight w:val="cyan"/>
-        </w:rPr>
+        <w:rPr/>
         <w:t>s</w:t>
       </w:r>
       <w:r>
-        <w:rPr>
-          <w:highlight w:val="cyan"/>
-        </w:rPr>
+        <w:rPr/>
         <w:t xml:space="preserve"> start after both spouses have died</w:t>
       </w:r>
       <w:r>
-        <w:rPr>
-          <w:highlight w:val="cyan"/>
-        </w:rPr>
+        <w:rPr/>
         <w:t>)</w:t>
       </w:r>
       <w:r>
-        <w:rPr>
-          <w:highlight w:val="cyan"/>
-        </w:rPr>
+        <w:rPr/>
         <w:t>:</w:t>
       </w:r>
       <w:r>
@@ -15989,41 +15156,29 @@
         <w:t xml:space="preserve"> </w:t>
       </w:r>
       <w:r>
-        <w:rPr>
-          <w:highlight w:val="cyan"/>
-        </w:rPr>
+        <w:rPr/>
         <w:t>[#end]</w:t>
       </w:r>
     </w:p>
     <w:p>
       <w:pPr>
         <w:pStyle w:val="AEPTextL0"/>
-        <w:rPr>
-          <w:highlight w:val="cyan"/>
-        </w:rPr>
-      </w:pPr>
-      <w:r>
-        <w:rPr>
-          <w:highlight w:val="cyan"/>
-        </w:rPr>
+        <w:rPr/>
+      </w:pPr>
+      <w:r>
+        <w:rPr/>
         <w:t xml:space="preserve">#If </w:t>
       </w:r>
       <w:r>
-        <w:rPr>
-          <w:highlight w:val="cyan"/>
-        </w:rPr>
+        <w:rPr/>
         <w:t>one or more TTs are established on death of first spouse and surviving spouse is intended to benefit</w:t>
       </w:r>
       <w:r>
-        <w:rPr>
-          <w:highlight w:val="cyan"/>
-        </w:rPr>
+        <w:rPr/>
         <w:t>:</w:t>
       </w:r>
       <w:r>
-        <w:rPr>
-          <w:highlight w:val="cyan"/>
-        </w:rPr>
+        <w:rPr/>
         <w:t xml:space="preserve"> </w:t>
       </w:r>
     </w:p>
@@ -16050,22 +15205,16 @@
         </w:numPr>
       </w:pPr>
       <w:r>
-        <w:rPr>
-          <w:highlight w:val="green"/>
-        </w:rPr>
+        <w:rPr/>
         <w:lastRenderedPageBreak/>
         <w:t>&lt;&lt; Matter.Relationships.Mrs.Name</w:t>
       </w:r>
       <w:r>
-        <w:rPr>
-          <w:highlight w:val="green"/>
-        </w:rPr>
+        <w:rPr/>
         <w:t xml:space="preserve"> &gt;&gt;</w:t>
       </w:r>
       <w:r>
-        <w:rPr>
-          <w:highlight w:val="green"/>
-        </w:rPr>
+        <w:rPr/>
         <w:t xml:space="preserve"> </w:t>
       </w:r>
       <w:r>
@@ -16118,9 +15267,7 @@
         <w:t xml:space="preserve"> </w:t>
       </w:r>
       <w:r>
-        <w:rPr>
-          <w:highlight w:val="cyan"/>
-        </w:rPr>
+        <w:rPr/>
         <w:t>[#end]</w:t>
       </w:r>
     </w:p>
@@ -16622,7 +15769,6 @@
           <w:rStyle w:val="AEPBold"/>
           <w:b w:val="0"/>
           <w:bCs/>
-          <w:highlight w:val="yellow"/>
         </w:rPr>
         <w:t>&lt;&lt; Matter.Relationships.Mr.Name &gt;&gt;</w:t>
       </w:r>
@@ -16635,9 +15781,7 @@
         <w:pStyle w:val="AEPTextL1"/>
       </w:pPr>
       <w:r>
-        <w:rPr>
-          <w:highlight w:val="cyan"/>
-        </w:rPr>
+        <w:rPr/>
         <w:t>#if single TT for surviving spouse plus TTs for children after both died</w:t>
       </w:r>
       <w:r>
@@ -16671,7 +15815,6 @@
           <w:rStyle w:val="AEPBold"/>
           <w:b w:val="0"/>
           <w:bCs/>
-          <w:highlight w:val="yellow"/>
         </w:rPr>
         <w:t>&lt;&lt; Matter.Relationships.Mr.Name &gt;&gt;</w:t>
       </w:r>
@@ -16694,7 +15837,6 @@
           <w:rStyle w:val="AEPBold"/>
           <w:b w:val="0"/>
           <w:bCs/>
-          <w:highlight w:val="yellow"/>
         </w:rPr>
         <w:t>&lt;&lt; Matter.Relationships.Mr.Name &gt;&gt;</w:t>
       </w:r>
@@ -16717,7 +15859,6 @@
           <w:rStyle w:val="AEPBold"/>
           <w:b w:val="0"/>
           <w:bCs/>
-          <w:highlight w:val="yellow"/>
         </w:rPr>
         <w:t>&lt;&lt; Matter.Relationships.Mr.Name &gt;&gt;</w:t>
       </w:r>
@@ -16740,7 +15881,6 @@
           <w:rStyle w:val="AEPBold"/>
           <w:b w:val="0"/>
           <w:bCs/>
-          <w:highlight w:val="yellow"/>
         </w:rPr>
         <w:t>&lt;&lt; Matter.Relationships.Mr.Name &gt;&gt;</w:t>
       </w:r>
@@ -16763,7 +15903,6 @@
           <w:rStyle w:val="AEPBold"/>
           <w:b w:val="0"/>
           <w:bCs/>
-          <w:highlight w:val="yellow"/>
         </w:rPr>
         <w:t>&lt;&lt; Matter.Relationships.Mr.Name &gt;&gt;</w:t>
       </w:r>
@@ -16780,9 +15919,7 @@
         <w:t xml:space="preserve"> </w:t>
       </w:r>
       <w:r>
-        <w:rPr>
-          <w:highlight w:val="cyan"/>
-        </w:rPr>
+        <w:rPr/>
         <w:t>[#end]</w:t>
       </w:r>
     </w:p>
@@ -16791,9 +15928,7 @@
         <w:pStyle w:val="AEPTextL1"/>
       </w:pPr>
       <w:r>
-        <w:rPr>
-          <w:highlight w:val="cyan"/>
-        </w:rPr>
+        <w:rPr/>
         <w:t>#all other options</w:t>
       </w:r>
     </w:p>
@@ -16833,7 +15968,6 @@
           <w:rStyle w:val="AEPBold"/>
           <w:b w:val="0"/>
           <w:bCs/>
-          <w:highlight w:val="yellow"/>
         </w:rPr>
         <w:t>&lt;&lt; Matter.Relationships.Mr.Name &gt;&gt;</w:t>
       </w:r>
@@ -16856,7 +15990,6 @@
           <w:rStyle w:val="AEPBold"/>
           <w:b w:val="0"/>
           <w:bCs/>
-          <w:highlight w:val="yellow"/>
         </w:rPr>
         <w:t>&lt;&lt; Matter.Relationships.Mr.Name &gt;&gt;</w:t>
       </w:r>
@@ -16879,7 +16012,6 @@
           <w:rStyle w:val="AEPBold"/>
           <w:b w:val="0"/>
           <w:bCs/>
-          <w:highlight w:val="yellow"/>
         </w:rPr>
         <w:t>&lt;&lt; Matter.Relationships.Mr.Name &gt;&gt;</w:t>
       </w:r>
@@ -16902,7 +16034,6 @@
           <w:rStyle w:val="AEPBold"/>
           <w:b w:val="0"/>
           <w:bCs/>
-          <w:highlight w:val="yellow"/>
         </w:rPr>
         <w:t>&lt;&lt; Matter.Relationships.Mr.Name &gt;&gt;</w:t>
       </w:r>
@@ -16919,9 +16050,7 @@
         <w:t xml:space="preserve"> </w:t>
       </w:r>
       <w:r>
-        <w:rPr>
-          <w:highlight w:val="cyan"/>
-        </w:rPr>
+        <w:rPr/>
         <w:t>[#end]</w:t>
       </w:r>
     </w:p>
@@ -17055,9 +16184,7 @@
         <w:pStyle w:val="AEPTextL1"/>
       </w:pPr>
       <w:r>
-        <w:rPr>
-          <w:highlight w:val="cyan"/>
-        </w:rPr>
+        <w:rPr/>
         <w:t>#if single TT for surviving spouse plus TTs for children after both died</w:t>
       </w:r>
       <w:r>
@@ -17077,7 +16204,6 @@
           <w:rStyle w:val="AEPBold"/>
           <w:b w:val="0"/>
           <w:bCs/>
-          <w:highlight w:val="yellow"/>
         </w:rPr>
         <w:t>&lt;&lt; Matter.Relationships.Mr.Name &gt;&gt;</w:t>
       </w:r>
@@ -17102,9 +16228,7 @@
         <w:pStyle w:val="Heading4"/>
       </w:pPr>
       <w:r>
-        <w:rPr>
-          <w:highlight w:val="green"/>
-        </w:rPr>
+        <w:rPr/>
         <w:t>&lt;&lt; Matter.Relationships.Mrs.Name &gt;&gt;</w:t>
       </w:r>
       <w:r>
@@ -17119,9 +16243,7 @@
         <w:t xml:space="preserve">if </w:t>
       </w:r>
       <w:r>
-        <w:rPr>
-          <w:highlight w:val="green"/>
-        </w:rPr>
+        <w:rPr/>
         <w:t>&lt;&lt; Matter.Relationships.Mrs.Name &gt;&gt;</w:t>
       </w:r>
       <w:r>
@@ -17134,18 +16256,14 @@
         <w:t xml:space="preserve">, then </w:t>
       </w:r>
       <w:r>
-        <w:rPr>
-          <w:highlight w:val="yellow"/>
-        </w:rPr>
+        <w:rPr/>
         <w:t>&lt;&lt; Matter.CustomField.NominatedBeneficiaryTt1 &gt;&gt;</w:t>
       </w:r>
       <w:r>
         <w:t xml:space="preserve"> and </w:t>
       </w:r>
       <w:r>
-        <w:rPr>
-          <w:highlight w:val="yellow"/>
-        </w:rPr>
+        <w:rPr/>
         <w:t>&lt;&lt; Matter.CustomField.NominatedBeneficiaryTt2 &gt;&gt;</w:t>
       </w:r>
       <w:r>
@@ -17161,9 +16279,7 @@
         <w:t xml:space="preserve">if </w:t>
       </w:r>
       <w:r>
-        <w:rPr>
-          <w:highlight w:val="yellow"/>
-        </w:rPr>
+        <w:rPr/>
         <w:t>&lt;&lt; Matter.CustomField.NominatedBeneficiaryTt1 &gt;&gt;</w:t>
       </w:r>
       <w:r>
@@ -17176,21 +16292,15 @@
         <w:t xml:space="preserve">, then </w:t>
       </w:r>
       <w:r>
-        <w:rPr>
-          <w:highlight w:val="yellow"/>
-        </w:rPr>
+        <w:rPr/>
         <w:t>&lt;&lt; Matter.CustomField.</w:t>
       </w:r>
       <w:r>
-        <w:rPr>
-          <w:highlight w:val="yellow"/>
-        </w:rPr>
+        <w:rPr/>
         <w:t>BackupTrustee</w:t>
       </w:r>
       <w:r>
-        <w:rPr>
-          <w:highlight w:val="yellow"/>
-        </w:rPr>
+        <w:rPr/>
         <w:t>Tt1 &gt;&gt;</w:t>
       </w:r>
       <w:r>
@@ -17209,9 +16319,7 @@
         <w:t xml:space="preserve">if </w:t>
       </w:r>
       <w:r>
-        <w:rPr>
-          <w:highlight w:val="yellow"/>
-        </w:rPr>
+        <w:rPr/>
         <w:t>&lt;&lt; Matter.CustomField.NominatedBeneficiaryTt2 &gt;&gt;</w:t>
       </w:r>
       <w:r>
@@ -17224,21 +16332,15 @@
         <w:t xml:space="preserve">, then </w:t>
       </w:r>
       <w:r>
-        <w:rPr>
-          <w:highlight w:val="yellow"/>
-        </w:rPr>
+        <w:rPr/>
         <w:t>&lt;&lt; Matter.CustomField.BackupTrusteeTt</w:t>
       </w:r>
       <w:r>
-        <w:rPr>
-          <w:highlight w:val="yellow"/>
-        </w:rPr>
+        <w:rPr/>
         <w:t>2</w:t>
       </w:r>
       <w:r>
-        <w:rPr>
-          <w:highlight w:val="yellow"/>
-        </w:rPr>
+        <w:rPr/>
         <w:t xml:space="preserve"> &gt;&gt;</w:t>
       </w:r>
       <w:r>
@@ -17271,7 +16373,6 @@
           <w:rStyle w:val="AEPBold"/>
           <w:b w:val="0"/>
           <w:bCs/>
-          <w:highlight w:val="yellow"/>
         </w:rPr>
         <w:t>&lt;&lt; Matter.Relationships.Mr.Name &gt;&gt;</w:t>
       </w:r>
@@ -17290,21 +16391,15 @@
         <w:pStyle w:val="Heading4"/>
       </w:pPr>
       <w:r>
-        <w:rPr>
-          <w:highlight w:val="yellow"/>
-        </w:rPr>
+        <w:rPr/>
         <w:t>&lt;&lt; Matter.Custom</w:t>
       </w:r>
       <w:r>
-        <w:rPr>
-          <w:highlight w:val="yellow"/>
-        </w:rPr>
+        <w:rPr/>
         <w:t>F</w:t>
       </w:r>
       <w:r>
-        <w:rPr>
-          <w:highlight w:val="yellow"/>
-        </w:rPr>
+        <w:rPr/>
         <w:t>ield.InitialTrusteeTt1 &gt;&gt;</w:t>
       </w:r>
       <w:r>
@@ -17322,21 +16417,15 @@
         <w:t xml:space="preserve">if </w:t>
       </w:r>
       <w:r>
-        <w:rPr>
-          <w:highlight w:val="yellow"/>
-        </w:rPr>
+        <w:rPr/>
         <w:t>&lt;&lt; Matter.Custom</w:t>
       </w:r>
       <w:r>
-        <w:rPr>
-          <w:highlight w:val="yellow"/>
-        </w:rPr>
+        <w:rPr/>
         <w:t>F</w:t>
       </w:r>
       <w:r>
-        <w:rPr>
-          <w:highlight w:val="yellow"/>
-        </w:rPr>
+        <w:rPr/>
         <w:t>ield.InitialTrusteeTt1 &gt;&gt;</w:t>
       </w:r>
       <w:r>
@@ -17349,21 +16438,15 @@
         <w:t xml:space="preserve">, then </w:t>
       </w:r>
       <w:r>
-        <w:rPr>
-          <w:highlight w:val="yellow"/>
-        </w:rPr>
+        <w:rPr/>
         <w:t>&lt;&lt; Matter.Custom</w:t>
       </w:r>
       <w:r>
-        <w:rPr>
-          <w:highlight w:val="yellow"/>
-        </w:rPr>
+        <w:rPr/>
         <w:t>F</w:t>
       </w:r>
       <w:r>
-        <w:rPr>
-          <w:highlight w:val="yellow"/>
-        </w:rPr>
+        <w:rPr/>
         <w:t>ield.BackupTrusteeTt1 &gt;&gt;</w:t>
       </w:r>
       <w:r>
@@ -17378,21 +16461,15 @@
         <w:t xml:space="preserve">if </w:t>
       </w:r>
       <w:r>
-        <w:rPr>
-          <w:highlight w:val="yellow"/>
-        </w:rPr>
+        <w:rPr/>
         <w:t>&lt;&lt; Matter.Custom</w:t>
       </w:r>
       <w:r>
-        <w:rPr>
-          <w:highlight w:val="yellow"/>
-        </w:rPr>
+        <w:rPr/>
         <w:t>F</w:t>
       </w:r>
       <w:r>
-        <w:rPr>
-          <w:highlight w:val="yellow"/>
-        </w:rPr>
+        <w:rPr/>
         <w:t>ield.BackupTrusteeTt1 &gt;&gt;</w:t>
       </w:r>
       <w:r>
@@ -17405,9 +16482,7 @@
         <w:t xml:space="preserve">, then </w:t>
       </w:r>
       <w:r>
-        <w:rPr>
-          <w:highlight w:val="yellow"/>
-        </w:rPr>
+        <w:rPr/>
         <w:t>&lt;&lt; Matter.CustomField.FurtherBackupTrusteeTt1 &gt;&gt;</w:t>
       </w:r>
       <w:r>
@@ -17437,7 +16512,6 @@
           <w:rStyle w:val="AEPBold"/>
           <w:b w:val="0"/>
           <w:bCs/>
-          <w:highlight w:val="yellow"/>
         </w:rPr>
         <w:t>&lt;&lt; Matter.Relationships.Mr.Name &gt;&gt;</w:t>
       </w:r>
@@ -17464,9 +16538,7 @@
         <w:pStyle w:val="Heading4"/>
       </w:pPr>
       <w:r>
-        <w:rPr>
-          <w:highlight w:val="yellow"/>
-        </w:rPr>
+        <w:rPr/>
         <w:t>&lt;&lt; Matter.CustomField.InitialTrusteeTt2 &gt;&gt;</w:t>
       </w:r>
       <w:r>
@@ -17481,9 +16553,7 @@
         <w:t xml:space="preserve">if </w:t>
       </w:r>
       <w:r>
-        <w:rPr>
-          <w:highlight w:val="yellow"/>
-        </w:rPr>
+        <w:rPr/>
         <w:t>&lt;&lt; Matter.CustomField.InitialTrusteeTt2 &gt;&gt;</w:t>
       </w:r>
       <w:r>
@@ -17496,9 +16566,7 @@
         <w:t xml:space="preserve">, then </w:t>
       </w:r>
       <w:r>
-        <w:rPr>
-          <w:highlight w:val="yellow"/>
-        </w:rPr>
+        <w:rPr/>
         <w:t>&lt;&lt; Matter.CustomField.BackupTrusteeTt2 &gt;&gt;</w:t>
       </w:r>
       <w:r>
@@ -17513,9 +16581,7 @@
         <w:t xml:space="preserve">if </w:t>
       </w:r>
       <w:r>
-        <w:rPr>
-          <w:highlight w:val="yellow"/>
-        </w:rPr>
+        <w:rPr/>
         <w:t>&lt;&lt; Matter.CustomField.BackupTrusteeTt2 &gt;&gt;</w:t>
       </w:r>
       <w:r>
@@ -17528,9 +16594,7 @@
         <w:t xml:space="preserve">, then </w:t>
       </w:r>
       <w:r>
-        <w:rPr>
-          <w:highlight w:val="yellow"/>
-        </w:rPr>
+        <w:rPr/>
         <w:t>&lt;&lt; Matter.CustomField.FurtherBackupTrusteeTt2 &gt;&gt;</w:t>
       </w:r>
       <w:r>
@@ -17554,23 +16618,17 @@
         <w:t xml:space="preserve"> </w:t>
       </w:r>
       <w:r>
-        <w:rPr>
-          <w:highlight w:val="cyan"/>
-        </w:rPr>
+        <w:rPr/>
         <w:t>[#end]</w:t>
       </w:r>
     </w:p>
     <w:p>
       <w:pPr>
         <w:pStyle w:val="AEPTextL1"/>
-        <w:rPr>
-          <w:highlight w:val="cyan"/>
-        </w:rPr>
-      </w:pPr>
-      <w:r>
-        <w:rPr>
-          <w:highlight w:val="cyan"/>
-        </w:rPr>
+        <w:rPr/>
+      </w:pPr>
+      <w:r>
+        <w:rPr/>
         <w:t>#all other options</w:t>
       </w:r>
     </w:p>
@@ -17587,7 +16645,6 @@
           <w:rStyle w:val="AEPBold"/>
           <w:b w:val="0"/>
           <w:bCs/>
-          <w:highlight w:val="yellow"/>
         </w:rPr>
         <w:t>&lt;&lt; Matter.Relationships.Mr.Name &gt;&gt;</w:t>
       </w:r>
@@ -17606,9 +16663,7 @@
         <w:pStyle w:val="Heading4"/>
       </w:pPr>
       <w:r>
-        <w:rPr>
-          <w:highlight w:val="yellow"/>
-        </w:rPr>
+        <w:rPr/>
         <w:t>&lt;&lt; Matter.CustomField.InitialTrusteeTt1 &gt;&gt;</w:t>
       </w:r>
       <w:r>
@@ -17623,9 +16678,7 @@
         <w:t xml:space="preserve">if </w:t>
       </w:r>
       <w:r>
-        <w:rPr>
-          <w:highlight w:val="yellow"/>
-        </w:rPr>
+        <w:rPr/>
         <w:t>&lt;&lt; Matter.CustomField.InitialTrusteeTt1 &gt;&gt;</w:t>
       </w:r>
       <w:r>
@@ -17641,9 +16694,7 @@
         <w:t xml:space="preserve">, then </w:t>
       </w:r>
       <w:r>
-        <w:rPr>
-          <w:highlight w:val="yellow"/>
-        </w:rPr>
+        <w:rPr/>
         <w:t>&lt;&lt; Matter.CustomField.BackupTrusteeTt1 &gt;&gt;</w:t>
       </w:r>
       <w:r>
@@ -17658,9 +16709,7 @@
         <w:t xml:space="preserve">if </w:t>
       </w:r>
       <w:r>
-        <w:rPr>
-          <w:highlight w:val="yellow"/>
-        </w:rPr>
+        <w:rPr/>
         <w:t>&lt;&lt; Matter.CustomField.BackupTrusteeTt1 &gt;&gt;</w:t>
       </w:r>
       <w:r>
@@ -17679,21 +16728,15 @@
         <w:t xml:space="preserve">then </w:t>
       </w:r>
       <w:r>
-        <w:rPr>
-          <w:highlight w:val="yellow"/>
-        </w:rPr>
+        <w:rPr/>
         <w:t>&lt;&lt; Matter.CustomField.</w:t>
       </w:r>
       <w:r>
-        <w:rPr>
-          <w:highlight w:val="yellow"/>
-        </w:rPr>
+        <w:rPr/>
         <w:t>Further</w:t>
       </w:r>
       <w:r>
-        <w:rPr>
-          <w:highlight w:val="yellow"/>
-        </w:rPr>
+        <w:rPr/>
         <w:t>BackupTrusteeTt1 &gt;&gt;</w:t>
       </w:r>
       <w:r>
@@ -17721,7 +16764,6 @@
           <w:rStyle w:val="AEPBold"/>
           <w:b w:val="0"/>
           <w:bCs/>
-          <w:highlight w:val="yellow"/>
         </w:rPr>
         <w:t>&lt;&lt; Matter.Relationships.Mr.Name &gt;&gt;</w:t>
       </w:r>
@@ -17740,21 +16782,15 @@
         <w:pStyle w:val="Heading4"/>
       </w:pPr>
       <w:r>
-        <w:rPr>
-          <w:highlight w:val="yellow"/>
-        </w:rPr>
+        <w:rPr/>
         <w:t>&lt;&lt; Matter.CustomField.InitialTrusteeTt</w:t>
       </w:r>
       <w:r>
-        <w:rPr>
-          <w:highlight w:val="yellow"/>
-        </w:rPr>
+        <w:rPr/>
         <w:t>2</w:t>
       </w:r>
       <w:r>
-        <w:rPr>
-          <w:highlight w:val="yellow"/>
-        </w:rPr>
+        <w:rPr/>
         <w:t xml:space="preserve"> &gt;&gt;</w:t>
       </w:r>
       <w:r>
@@ -17770,21 +16806,15 @@
       </w:r>
       <w:bookmarkStart w:id="150" w:name="_Hlk197342830"/>
       <w:r>
-        <w:rPr>
-          <w:highlight w:val="yellow"/>
-        </w:rPr>
+        <w:rPr/>
         <w:t>&lt;&lt; Matter.CustomField.InitialTrusteeTt</w:t>
       </w:r>
       <w:r>
-        <w:rPr>
-          <w:highlight w:val="yellow"/>
-        </w:rPr>
+        <w:rPr/>
         <w:t>2</w:t>
       </w:r>
       <w:r>
-        <w:rPr>
-          <w:highlight w:val="yellow"/>
-        </w:rPr>
+        <w:rPr/>
         <w:t xml:space="preserve"> &gt;&gt;</w:t>
       </w:r>
       <w:r>
@@ -17801,21 +16831,15 @@
         <w:t xml:space="preserve">, then </w:t>
       </w:r>
       <w:r>
-        <w:rPr>
-          <w:highlight w:val="yellow"/>
-        </w:rPr>
+        <w:rPr/>
         <w:t>&lt;&lt; Matter.CustomField.BackupTrusteeTt</w:t>
       </w:r>
       <w:r>
-        <w:rPr>
-          <w:highlight w:val="yellow"/>
-        </w:rPr>
+        <w:rPr/>
         <w:t>2</w:t>
       </w:r>
       <w:r>
-        <w:rPr>
-          <w:highlight w:val="yellow"/>
-        </w:rPr>
+        <w:rPr/>
         <w:t xml:space="preserve"> &gt;&gt;</w:t>
       </w:r>
       <w:r>
@@ -17831,21 +16855,15 @@
       </w:r>
       <w:bookmarkStart w:id="151" w:name="_Hlk197342847"/>
       <w:r>
-        <w:rPr>
-          <w:highlight w:val="yellow"/>
-        </w:rPr>
+        <w:rPr/>
         <w:t>&lt;&lt; Matter.CustomField.BackupTrusteeTt</w:t>
       </w:r>
       <w:r>
-        <w:rPr>
-          <w:highlight w:val="yellow"/>
-        </w:rPr>
+        <w:rPr/>
         <w:t>2</w:t>
       </w:r>
       <w:r>
-        <w:rPr>
-          <w:highlight w:val="yellow"/>
-        </w:rPr>
+        <w:rPr/>
         <w:t xml:space="preserve"> &gt;&gt;</w:t>
       </w:r>
       <w:r>
@@ -17865,33 +16883,23 @@
         <w:t xml:space="preserve">then </w:t>
       </w:r>
       <w:r>
-        <w:rPr>
-          <w:highlight w:val="yellow"/>
-        </w:rPr>
+        <w:rPr/>
         <w:t>&lt;&lt; Matter.CustomField.</w:t>
       </w:r>
       <w:r>
-        <w:rPr>
-          <w:highlight w:val="yellow"/>
-        </w:rPr>
+        <w:rPr/>
         <w:t>Further</w:t>
       </w:r>
       <w:r>
-        <w:rPr>
-          <w:highlight w:val="yellow"/>
-        </w:rPr>
+        <w:rPr/>
         <w:t>BackupTrusteeTt</w:t>
       </w:r>
       <w:r>
-        <w:rPr>
-          <w:highlight w:val="yellow"/>
-        </w:rPr>
+        <w:rPr/>
         <w:t>2</w:t>
       </w:r>
       <w:r>
-        <w:rPr>
-          <w:highlight w:val="yellow"/>
-        </w:rPr>
+        <w:rPr/>
         <w:t xml:space="preserve"> &gt;&gt;</w:t>
       </w:r>
       <w:r>
@@ -17912,9 +16920,7 @@
         <w:t xml:space="preserve"> </w:t>
       </w:r>
       <w:r>
-        <w:rPr>
-          <w:highlight w:val="cyan"/>
-        </w:rPr>
+        <w:rPr/>
         <w:t>[#end]</w:t>
       </w:r>
     </w:p>
@@ -18126,7 +17132,6 @@
           <w:rStyle w:val="AEPBold"/>
           <w:b w:val="0"/>
           <w:bCs/>
-          <w:highlight w:val="yellow"/>
         </w:rPr>
         <w:t>&lt;&lt; Matter.Relationships.Mr.Name &gt;&gt;</w:t>
       </w:r>
@@ -18179,7 +17184,6 @@
                 <w:rStyle w:val="AEPBold"/>
                 <w:b w:val="0"/>
                 <w:bCs/>
-                <w:highlight w:val="yellow"/>
               </w:rPr>
               <w:t>&lt;&lt; Matter.Relationships.Mr.Name &gt;&gt;</w:t>
             </w:r>

--- a/api/templates/Multi TT Will (with Foreign Persons Excluded Trust) - Couple (Clio).docx
+++ b/api/templates/Multi TT Will (with Foreign Persons Excluded Trust) - Couple (Clio).docx
@@ -213,12 +213,12 @@
         <w:spacing w:after="0"/>
         <w:jc w:val="center"/>
         <w:sectPr>
-          <w:headerReference w:type="even" r:id="rId12"/>
-          <w:headerReference w:type="default" r:id="rId13"/>
-          <w:footerReference w:type="even" r:id="rId14"/>
-          <w:footerReference w:type="default" r:id="rId15"/>
-          <w:headerReference w:type="first" r:id="rId16"/>
-          <w:footerReference w:type="first" r:id="rId17"/>
+          <w:headerReference w:type="default" r:id="rIdWillHdrCover"/>
+          <w:headerReference w:type="even" r:id="rIdWillHdrCover"/>
+          <w:headerReference w:type="first" r:id="rIdWillHdrCover"/>
+          <w:footerReference w:type="default" r:id="rIdWillFtrCover"/>
+          <w:footerReference w:type="even" r:id="rIdWillFtrCover"/>
+          <w:footerReference w:type="first" r:id="rIdWillFtrCover"/>
           <w:pgSz w:w="11906" w:h="16838"/>
           <w:pgMar w:top="1134" w:right="1134" w:bottom="1134" w:left="1134" w:header="709" w:footer="529" w:gutter="0"/>
           <w:pgNumType w:start="2"/>
@@ -7538,7 +7538,7 @@
         <w:rPr>
           <w:rFonts w:cstheme="minorHAnsi"/>
         </w:rPr>
-        <w:t>as if the Testator had died at the Default Time.</w:t>
+        <w:t>as if the &lt;&lt; Will.TestatorLabel &gt;&gt; had died at the Default Time.</w:t>
       </w:r>
       <w:r>
         <w:t xml:space="preserve">  </w:t>
@@ -7640,7 +7640,7 @@
         <w:t xml:space="preserve"> of this Will </w:t>
       </w:r>
       <w:r>
-        <w:t xml:space="preserve">is conditional upon specified individuals surviving the Testator, the requirement for the individuals to survive the Testator shall not apply </w:t>
+        <w:t xml:space="preserve">is conditional upon specified individuals surviving the &lt;&lt; Will.TestatorLabel &gt;&gt;, the requirement for the individuals to survive the &lt;&lt; Will.TestatorLabel &gt;&gt; shall not apply </w:t>
       </w:r>
       <w:r>
         <w:t xml:space="preserve">and the gift of the Residual Estate to the testamentary trust shall be valid </w:t>
@@ -7715,7 +7715,7 @@
         <w:pStyle w:val="Heading4"/>
       </w:pPr>
       <w:r>
-        <w:t>if, at the time of the actual distribution of the Testator’s Residual Estate</w:t>
+        <w:t>if, at the time of the actual distribution of the &lt;&lt; Will.TestatorLabel &gt;&gt;’s Residual Estate</w:t>
       </w:r>
       <w:r>
         <w:t xml:space="preserve"> </w:t>
@@ -7775,7 +7775,7 @@
         <w:t>Estate</w:t>
       </w:r>
       <w:r>
-        <w:t xml:space="preserve"> (if more than one then in the proportions that they received the Residual Estate) shall be substituted in place of the testamentary trust for the purpose of determining the entitlement to the Undistributed Capital with reference to the distribution of the Testator’s Residual Estate, and if any of those persons are not living at the Default Date then the Giftover Provision shall apply; and </w:t>
+        <w:t xml:space="preserve"> (if more than one then in the proportions that they received the Residual Estate) shall be substituted in place of the testamentary trust for the purpose of determining the entitlement to the Undistributed Capital with reference to the distribution of the &lt;&lt; Will.TestatorLabel &gt;&gt;’s Residual Estate, and if any of those persons are not living at the Default Date then the Giftover Provision shall apply; and </w:t>
       </w:r>
     </w:p>
     <w:p>
@@ -7805,7 +7805,7 @@
         <w:fldChar w:fldCharType="end"/>
       </w:r>
       <w:r>
-        <w:t xml:space="preserve"> then they shall receive the Undistributed Capital in the same proportions that they would have received the Residual Estate as if the Testator had died at the Default Time and as if the gift to this Trust had failed at the Default Time.</w:t>
+        <w:t xml:space="preserve"> then they shall receive the Undistributed Capital in the same proportions that they would have received the Residual Estate as if the &lt;&lt; Will.TestatorLabel &gt;&gt; had died at the Default Time and as if the gift to this Trust had failed at the Default Time.</w:t>
       </w:r>
     </w:p>
     <w:p>
@@ -15423,7 +15423,7 @@
         </w:numPr>
       </w:pPr>
       <w:r>
-        <w:t>each of the following in relation to the Testator or a Primary Beneficiary:</w:t>
+        <w:t>each of the following in relation to the &lt;&lt; Will.TestatorLabel &gt;&gt; or a Primary Beneficiary:</w:t>
       </w:r>
     </w:p>
     <w:p>
@@ -15474,7 +15474,7 @@
         <w:pStyle w:val="Heading3"/>
       </w:pPr>
       <w:r>
-        <w:t>any parent or grandparent of the Testator or a Nominated Beneficiary.</w:t>
+        <w:t>any parent or grandparent of the &lt;&lt; Will.TestatorLabel &gt;&gt; or a Nominated Beneficiary.</w:t>
       </w:r>
     </w:p>
     <w:p>
@@ -15759,7 +15759,7 @@
         <w:rPr>
           <w:rStyle w:val="AEPBold"/>
         </w:rPr>
-        <w:t>Testator</w:t>
+        <w:t>&lt;&lt; Will.TestatorLabel &gt;&gt;</w:t>
       </w:r>
       <w:r>
         <w:t xml:space="preserve"> means </w:t>
@@ -17248,7 +17248,7 @@
               <w:rPr>
                 <w:rStyle w:val="AEPBold"/>
               </w:rPr>
-              <w:t>Testator</w:t>
+              <w:t>&lt;&lt; Will.TestatorLabel &gt;&gt;</w:t>
             </w:r>
           </w:p>
         </w:tc>
@@ -17557,12 +17557,12 @@
       </w:pPr>
     </w:p>
     <w:sectPr>
-      <w:headerReference w:type="even" r:id="rId18"/>
-      <w:headerReference w:type="default" r:id="rId19"/>
-      <w:footerReference w:type="even" r:id="rId20"/>
-      <w:footerReference w:type="default" r:id="rId21"/>
-      <w:headerReference w:type="first" r:id="rId22"/>
-      <w:footerReference w:type="first" r:id="rId23"/>
+      <w:headerReference w:type="default" r:id="rIdWillHdrBody"/>
+      <w:headerReference w:type="even" r:id="rIdWillHdrBody"/>
+      <w:headerReference w:type="first" r:id="rIdWillHdrBody"/>
+      <w:footerReference w:type="default" r:id="rIdWillFtrBody"/>
+      <w:footerReference w:type="even" r:id="rIdWillFtrBody"/>
+      <w:footerReference w:type="first" r:id="rIdWillFtrBody"/>
       <w:pgSz w:w="11906" w:h="16838" w:code="9"/>
       <w:pgMar w:top="1138" w:right="1138" w:bottom="1138" w:left="1138" w:header="706" w:footer="418" w:gutter="0"/>
       <w:pgNumType w:start="1"/>
@@ -17613,98 +17613,218 @@
 </file>
 
 <file path=word/footer1.xml><?xml version="1.0" encoding="utf-8"?>
-<w:ftr xmlns:wpc="http://schemas.microsoft.com/office/word/2010/wordprocessingCanvas" xmlns:cx="http://schemas.microsoft.com/office/drawing/2014/chartex" xmlns:cx1="http://schemas.microsoft.com/office/drawing/2015/9/8/chartex" xmlns:cx2="http://schemas.microsoft.com/office/drawing/2015/10/21/chartex" xmlns:cx3="http://schemas.microsoft.com/office/drawing/2016/5/9/chartex" xmlns:cx4="http://schemas.microsoft.com/office/drawing/2016/5/10/chartex" xmlns:cx5="http://schemas.microsoft.com/office/drawing/2016/5/11/chartex" xmlns:cx6="http://schemas.microsoft.com/office/drawing/2016/5/12/chartex" xmlns:cx7="http://schemas.microsoft.com/office/drawing/2016/5/13/chartex" xmlns:cx8="http://schemas.microsoft.com/office/drawing/2016/5/14/chartex" xmlns:mc="http://schemas.openxmlformats.org/markup-compatibility/2006" xmlns:aink="http://schemas.microsoft.com/office/drawing/2016/ink" xmlns:am3d="http://schemas.microsoft.com/office/drawing/2017/model3d" xmlns:o="urn:schemas-microsoft-com:office:office" xmlns:oel="http://schemas.microsoft.com/office/2019/extlst" xmlns:r="http://schemas.openxmlformats.org/officeDocument/2006/relationships" xmlns:m="http://schemas.openxmlformats.org/officeDocument/2006/math" xmlns:v="urn:schemas-microsoft-com:vml" xmlns:wp14="http://schemas.microsoft.com/office/word/2010/wordprocessingDrawing" xmlns:wp="http://schemas.openxmlformats.org/drawingml/2006/wordprocessingDrawing" xmlns:w10="urn:schemas-microsoft-com:office:word" xmlns:w="http://schemas.openxmlformats.org/wordprocessingml/2006/main" xmlns:w14="http://schemas.microsoft.com/office/word/2010/wordml" xmlns:w15="http://schemas.microsoft.com/office/word/2012/wordml" xmlns:w16cex="http://schemas.microsoft.com/office/word/2018/wordml/cex" xmlns:w16cid="http://schemas.microsoft.com/office/word/2016/wordml/cid" xmlns:w16="http://schemas.microsoft.com/office/word/2018/wordml" xmlns:w16du="http://schemas.microsoft.com/office/word/2023/wordml/word16du" xmlns:w16sdtdh="http://schemas.microsoft.com/office/word/2020/wordml/sdtdatahash" xmlns:w16sdtfl="http://schemas.microsoft.com/office/word/2024/wordml/sdtformatlock" xmlns:w16se="http://schemas.microsoft.com/office/word/2015/wordml/symex" xmlns:wpg="http://schemas.microsoft.com/office/word/2010/wordprocessingGroup" xmlns:wpi="http://schemas.microsoft.com/office/word/2010/wordprocessingInk" xmlns:wne="http://schemas.microsoft.com/office/word/2006/wordml" xmlns:wps="http://schemas.microsoft.com/office/word/2010/wordprocessingShape" mc:Ignorable="w14 w15 w16se w16cid w16 w16cex w16sdtdh w16sdtfl w16du wp14">
+<w:ftr xmlns:w="http://schemas.openxmlformats.org/wordprocessingml/2006/main" xmlns:r="http://schemas.openxmlformats.org/officeDocument/2006/relationships">
   <w:p>
     <w:pPr>
-      <w:pStyle w:val="Footer"/>
+      <w:spacing w:before="0" w:after="0" w:line="240" w:lineRule="auto"/>
+      <w:jc w:val="left"/>
+      <w:rPr>
+        <w:sz w:val="18"/>
+        <w:szCs w:val="18"/>
+      </w:rPr>
     </w:pPr>
   </w:p>
 </w:ftr>
 </file>
 
 <file path=word/footer2.xml><?xml version="1.0" encoding="utf-8"?>
-<w:ftr xmlns:wpc="http://schemas.microsoft.com/office/word/2010/wordprocessingCanvas" xmlns:cx="http://schemas.microsoft.com/office/drawing/2014/chartex" xmlns:cx1="http://schemas.microsoft.com/office/drawing/2015/9/8/chartex" xmlns:cx2="http://schemas.microsoft.com/office/drawing/2015/10/21/chartex" xmlns:cx3="http://schemas.microsoft.com/office/drawing/2016/5/9/chartex" xmlns:cx4="http://schemas.microsoft.com/office/drawing/2016/5/10/chartex" xmlns:cx5="http://schemas.microsoft.com/office/drawing/2016/5/11/chartex" xmlns:cx6="http://schemas.microsoft.com/office/drawing/2016/5/12/chartex" xmlns:cx7="http://schemas.microsoft.com/office/drawing/2016/5/13/chartex" xmlns:cx8="http://schemas.microsoft.com/office/drawing/2016/5/14/chartex" xmlns:mc="http://schemas.openxmlformats.org/markup-compatibility/2006" xmlns:aink="http://schemas.microsoft.com/office/drawing/2016/ink" xmlns:am3d="http://schemas.microsoft.com/office/drawing/2017/model3d" xmlns:o="urn:schemas-microsoft-com:office:office" xmlns:oel="http://schemas.microsoft.com/office/2019/extlst" xmlns:r="http://schemas.openxmlformats.org/officeDocument/2006/relationships" xmlns:m="http://schemas.openxmlformats.org/officeDocument/2006/math" xmlns:v="urn:schemas-microsoft-com:vml" xmlns:wp14="http://schemas.microsoft.com/office/word/2010/wordprocessingDrawing" xmlns:wp="http://schemas.openxmlformats.org/drawingml/2006/wordprocessingDrawing" xmlns:w10="urn:schemas-microsoft-com:office:word" xmlns:w="http://schemas.openxmlformats.org/wordprocessingml/2006/main" xmlns:w14="http://schemas.microsoft.com/office/word/2010/wordml" xmlns:w15="http://schemas.microsoft.com/office/word/2012/wordml" xmlns:w16cex="http://schemas.microsoft.com/office/word/2018/wordml/cex" xmlns:w16cid="http://schemas.microsoft.com/office/word/2016/wordml/cid" xmlns:w16="http://schemas.microsoft.com/office/word/2018/wordml" xmlns:w16du="http://schemas.microsoft.com/office/word/2023/wordml/word16du" xmlns:w16sdtdh="http://schemas.microsoft.com/office/word/2020/wordml/sdtdatahash" xmlns:w16sdtfl="http://schemas.microsoft.com/office/word/2024/wordml/sdtformatlock" xmlns:w16se="http://schemas.microsoft.com/office/word/2015/wordml/symex" xmlns:wpg="http://schemas.microsoft.com/office/word/2010/wordprocessingGroup" xmlns:wpi="http://schemas.microsoft.com/office/word/2010/wordprocessingInk" xmlns:wne="http://schemas.microsoft.com/office/word/2006/wordml" xmlns:wps="http://schemas.microsoft.com/office/word/2010/wordprocessingShape" mc:Ignorable="w14 w15 w16se w16cid w16 w16cex w16sdtdh w16sdtfl w16du wp14">
+<w:ftr xmlns:w="http://schemas.openxmlformats.org/wordprocessingml/2006/main" xmlns:r="http://schemas.openxmlformats.org/officeDocument/2006/relationships">
+  <w:tbl>
+    <w:tblPr>
+      <w:tblW w:w="9630" w:type="dxa"/>
+      <w:tblBorders>
+        <w:top w:val="nil"/>
+        <w:left w:val="nil"/>
+        <w:bottom w:val="nil"/>
+        <w:right w:val="nil"/>
+        <w:insideH w:val="nil"/>
+        <w:insideV w:val="nil"/>
+      </w:tblBorders>
+      <w:tblLayout w:type="fixed"/>
+      <w:tblCellMar>
+        <w:left w:w="0" w:type="dxa"/>
+        <w:right w:w="0" w:type="dxa"/>
+      </w:tblCellMar>
+      <w:tblLook w:val="0000"/>
+    </w:tblPr>
+    <w:tblGrid>
+      <w:gridCol w:w="4815"/>
+      <w:gridCol w:w="4815"/>
+    </w:tblGrid>
+    <w:tr>
+      <w:tc>
+        <w:tcPr>
+          <w:tcW w:w="4815" w:type="dxa"/>
+        </w:tcPr>
+        <w:p>
+          <w:pPr>
+            <w:spacing w:before="360" w:after="0" w:line="240" w:lineRule="auto"/>
+            <w:jc w:val="left"/>
+            <w:rPr>
+              <w:sz w:val="18"/>
+              <w:szCs w:val="18"/>
+            </w:rPr>
+          </w:pPr>
+          <w:r>
+            <w:rPr>
+              <w:sz w:val="18"/>
+              <w:szCs w:val="18"/>
+            </w:rPr>
+            <w:t xml:space="preserve">__________________________________</w:t>
+          </w:r>
+        </w:p>
+        <w:p>
+          <w:pPr>
+            <w:spacing w:before="0" w:after="0" w:line="240" w:lineRule="auto"/>
+            <w:jc w:val="left"/>
+            <w:rPr>
+              <w:sz w:val="18"/>
+              <w:szCs w:val="18"/>
+            </w:rPr>
+          </w:pPr>
+          <w:r>
+            <w:rPr>
+              <w:sz w:val="18"/>
+              <w:szCs w:val="18"/>
+            </w:rPr>
+            <w:t xml:space="preserve">&lt;&lt; Will.TestatorLabel &gt;&gt;</w:t>
+          </w:r>
+        </w:p>
+        <w:p>
+          <w:pPr>
+            <w:spacing w:before="160" w:after="0" w:line="240" w:lineRule="auto"/>
+            <w:jc w:val="left"/>
+            <w:rPr>
+              <w:sz w:val="18"/>
+              <w:szCs w:val="18"/>
+            </w:rPr>
+          </w:pPr>
+          <w:r>
+            <w:rPr>
+              <w:sz w:val="18"/>
+              <w:szCs w:val="18"/>
+            </w:rPr>
+            <w:t xml:space="preserve">Date ____/____/____</w:t>
+          </w:r>
+        </w:p>
+      </w:tc>
+      <w:tc>
+        <w:tcPr>
+          <w:tcW w:w="4815" w:type="dxa"/>
+        </w:tcPr>
+        <w:p>
+          <w:pPr>
+            <w:spacing w:before="360" w:after="0" w:line="240" w:lineRule="auto"/>
+            <w:rPr>
+              <w:sz w:val="18"/>
+              <w:szCs w:val="18"/>
+            </w:rPr>
+          </w:pPr>
+          <w:bookmarkStart w:id="9001" w:name="ExecutorFooter"/>
+          <w:r>
+            <w:rPr>
+              <w:sz w:val="18"/>
+              <w:szCs w:val="18"/>
+            </w:rPr>
+            <w:t xml:space="preserve">__________________________________</w:t>
+          </w:r>
+        </w:p>
+        <w:p>
+          <w:pPr>
+            <w:spacing w:before="0" w:after="0" w:line="240" w:lineRule="auto"/>
+            <w:rPr>
+              <w:sz w:val="18"/>
+              <w:szCs w:val="18"/>
+            </w:rPr>
+          </w:pPr>
+          <w:r>
+            <w:rPr>
+              <w:sz w:val="18"/>
+              <w:szCs w:val="18"/>
+            </w:rPr>
+            <w:t xml:space="preserve">&lt;&lt; Matter.CustomField.InitialExecutor &gt;&gt;</w:t>
+          </w:r>
+          <w:bookmarkEnd w:id="9001"/>
+        </w:p>
+        <w:p>
+          <w:pPr>
+            <w:spacing w:before="360" w:after="0" w:line="240" w:lineRule="auto"/>
+            <w:jc w:val="left"/>
+            <w:rPr>
+              <w:sz w:val="18"/>
+              <w:szCs w:val="18"/>
+            </w:rPr>
+          </w:pPr>
+          <w:r>
+            <w:rPr>
+              <w:sz w:val="18"/>
+              <w:szCs w:val="18"/>
+            </w:rPr>
+            <w:t xml:space="preserve">__________________________________</w:t>
+          </w:r>
+        </w:p>
+        <w:p>
+          <w:pPr>
+            <w:spacing w:before="0" w:after="0" w:line="240" w:lineRule="auto"/>
+            <w:jc w:val="left"/>
+            <w:rPr>
+              <w:sz w:val="18"/>
+              <w:szCs w:val="18"/>
+            </w:rPr>
+          </w:pPr>
+          <w:r>
+            <w:rPr>
+              <w:sz w:val="18"/>
+              <w:szCs w:val="18"/>
+            </w:rPr>
+            <w:t xml:space="preserve">Witness 1</w:t>
+          </w:r>
+        </w:p>
+        <w:p>
+          <w:pPr>
+            <w:spacing w:before="360" w:after="0" w:line="240" w:lineRule="auto"/>
+            <w:jc w:val="left"/>
+            <w:rPr>
+              <w:sz w:val="18"/>
+              <w:szCs w:val="18"/>
+            </w:rPr>
+          </w:pPr>
+          <w:r>
+            <w:rPr>
+              <w:sz w:val="18"/>
+              <w:szCs w:val="18"/>
+            </w:rPr>
+            <w:t xml:space="preserve">__________________________________</w:t>
+          </w:r>
+        </w:p>
+        <w:p>
+          <w:pPr>
+            <w:spacing w:before="0" w:after="0" w:line="240" w:lineRule="auto"/>
+            <w:jc w:val="left"/>
+            <w:rPr>
+              <w:sz w:val="18"/>
+              <w:szCs w:val="18"/>
+            </w:rPr>
+          </w:pPr>
+          <w:r>
+            <w:rPr>
+              <w:sz w:val="18"/>
+              <w:szCs w:val="18"/>
+            </w:rPr>
+            <w:t xml:space="preserve">Witness 2</w:t>
+          </w:r>
+        </w:p>
+      </w:tc>
+    </w:tr>
+  </w:tbl>
   <w:p>
     <w:pPr>
-      <w:pStyle w:val="Footer"/>
-    </w:pPr>
-  </w:p>
-</w:ftr>
-</file>
-
-<file path=word/footer3.xml><?xml version="1.0" encoding="utf-8"?>
-<w:ftr xmlns:wpc="http://schemas.microsoft.com/office/word/2010/wordprocessingCanvas" xmlns:cx="http://schemas.microsoft.com/office/drawing/2014/chartex" xmlns:cx1="http://schemas.microsoft.com/office/drawing/2015/9/8/chartex" xmlns:cx2="http://schemas.microsoft.com/office/drawing/2015/10/21/chartex" xmlns:cx3="http://schemas.microsoft.com/office/drawing/2016/5/9/chartex" xmlns:cx4="http://schemas.microsoft.com/office/drawing/2016/5/10/chartex" xmlns:cx5="http://schemas.microsoft.com/office/drawing/2016/5/11/chartex" xmlns:cx6="http://schemas.microsoft.com/office/drawing/2016/5/12/chartex" xmlns:cx7="http://schemas.microsoft.com/office/drawing/2016/5/13/chartex" xmlns:cx8="http://schemas.microsoft.com/office/drawing/2016/5/14/chartex" xmlns:mc="http://schemas.openxmlformats.org/markup-compatibility/2006" xmlns:aink="http://schemas.microsoft.com/office/drawing/2016/ink" xmlns:am3d="http://schemas.microsoft.com/office/drawing/2017/model3d" xmlns:o="urn:schemas-microsoft-com:office:office" xmlns:oel="http://schemas.microsoft.com/office/2019/extlst" xmlns:r="http://schemas.openxmlformats.org/officeDocument/2006/relationships" xmlns:m="http://schemas.openxmlformats.org/officeDocument/2006/math" xmlns:v="urn:schemas-microsoft-com:vml" xmlns:wp14="http://schemas.microsoft.com/office/word/2010/wordprocessingDrawing" xmlns:wp="http://schemas.openxmlformats.org/drawingml/2006/wordprocessingDrawing" xmlns:w10="urn:schemas-microsoft-com:office:word" xmlns:w="http://schemas.openxmlformats.org/wordprocessingml/2006/main" xmlns:w14="http://schemas.microsoft.com/office/word/2010/wordml" xmlns:w15="http://schemas.microsoft.com/office/word/2012/wordml" xmlns:w16cex="http://schemas.microsoft.com/office/word/2018/wordml/cex" xmlns:w16cid="http://schemas.microsoft.com/office/word/2016/wordml/cid" xmlns:w16="http://schemas.microsoft.com/office/word/2018/wordml" xmlns:w16du="http://schemas.microsoft.com/office/word/2023/wordml/word16du" xmlns:w16sdtdh="http://schemas.microsoft.com/office/word/2020/wordml/sdtdatahash" xmlns:w16sdtfl="http://schemas.microsoft.com/office/word/2024/wordml/sdtformatlock" xmlns:w16se="http://schemas.microsoft.com/office/word/2015/wordml/symex" xmlns:wpg="http://schemas.microsoft.com/office/word/2010/wordprocessingGroup" xmlns:wpi="http://schemas.microsoft.com/office/word/2010/wordprocessingInk" xmlns:wne="http://schemas.microsoft.com/office/word/2006/wordml" xmlns:wps="http://schemas.microsoft.com/office/word/2010/wordprocessingShape" mc:Ignorable="w14 w15 w16se w16cid w16 w16cex w16sdtdh w16sdtfl w16du wp14">
-  <w:p>
-    <w:pPr>
-      <w:pStyle w:val="Footer"/>
-    </w:pPr>
-  </w:p>
-</w:ftr>
-</file>
-
-<file path=word/footer4.xml><?xml version="1.0" encoding="utf-8"?>
-<w:ftr xmlns:wpc="http://schemas.microsoft.com/office/word/2010/wordprocessingCanvas" xmlns:cx="http://schemas.microsoft.com/office/drawing/2014/chartex" xmlns:cx1="http://schemas.microsoft.com/office/drawing/2015/9/8/chartex" xmlns:cx2="http://schemas.microsoft.com/office/drawing/2015/10/21/chartex" xmlns:cx3="http://schemas.microsoft.com/office/drawing/2016/5/9/chartex" xmlns:cx4="http://schemas.microsoft.com/office/drawing/2016/5/10/chartex" xmlns:cx5="http://schemas.microsoft.com/office/drawing/2016/5/11/chartex" xmlns:cx6="http://schemas.microsoft.com/office/drawing/2016/5/12/chartex" xmlns:cx7="http://schemas.microsoft.com/office/drawing/2016/5/13/chartex" xmlns:cx8="http://schemas.microsoft.com/office/drawing/2016/5/14/chartex" xmlns:mc="http://schemas.openxmlformats.org/markup-compatibility/2006" xmlns:aink="http://schemas.microsoft.com/office/drawing/2016/ink" xmlns:am3d="http://schemas.microsoft.com/office/drawing/2017/model3d" xmlns:o="urn:schemas-microsoft-com:office:office" xmlns:oel="http://schemas.microsoft.com/office/2019/extlst" xmlns:r="http://schemas.openxmlformats.org/officeDocument/2006/relationships" xmlns:m="http://schemas.openxmlformats.org/officeDocument/2006/math" xmlns:v="urn:schemas-microsoft-com:vml" xmlns:wp14="http://schemas.microsoft.com/office/word/2010/wordprocessingDrawing" xmlns:wp="http://schemas.openxmlformats.org/drawingml/2006/wordprocessingDrawing" xmlns:w10="urn:schemas-microsoft-com:office:word" xmlns:w="http://schemas.openxmlformats.org/wordprocessingml/2006/main" xmlns:w14="http://schemas.microsoft.com/office/word/2010/wordml" xmlns:w15="http://schemas.microsoft.com/office/word/2012/wordml" xmlns:w16cex="http://schemas.microsoft.com/office/word/2018/wordml/cex" xmlns:w16cid="http://schemas.microsoft.com/office/word/2016/wordml/cid" xmlns:w16="http://schemas.microsoft.com/office/word/2018/wordml" xmlns:w16du="http://schemas.microsoft.com/office/word/2023/wordml/word16du" xmlns:w16sdtdh="http://schemas.microsoft.com/office/word/2020/wordml/sdtdatahash" xmlns:w16sdtfl="http://schemas.microsoft.com/office/word/2024/wordml/sdtformatlock" xmlns:w16se="http://schemas.microsoft.com/office/word/2015/wordml/symex" xmlns:wpg="http://schemas.microsoft.com/office/word/2010/wordprocessingGroup" xmlns:wpi="http://schemas.microsoft.com/office/word/2010/wordprocessingInk" xmlns:wne="http://schemas.microsoft.com/office/word/2006/wordml" xmlns:wps="http://schemas.microsoft.com/office/word/2010/wordprocessingShape" mc:Ignorable="w14 w15 w16se w16cid w16 w16cex w16sdtdh w16sdtfl w16du wp14">
-  <w:p>
-    <w:pPr>
-      <w:pStyle w:val="Footer"/>
-    </w:pPr>
-  </w:p>
-</w:ftr>
-</file>
-
-<file path=word/footer5.xml><?xml version="1.0" encoding="utf-8"?>
-<w:ftr xmlns:wpc="http://schemas.microsoft.com/office/word/2010/wordprocessingCanvas" xmlns:cx="http://schemas.microsoft.com/office/drawing/2014/chartex" xmlns:cx1="http://schemas.microsoft.com/office/drawing/2015/9/8/chartex" xmlns:cx2="http://schemas.microsoft.com/office/drawing/2015/10/21/chartex" xmlns:cx3="http://schemas.microsoft.com/office/drawing/2016/5/9/chartex" xmlns:cx4="http://schemas.microsoft.com/office/drawing/2016/5/10/chartex" xmlns:cx5="http://schemas.microsoft.com/office/drawing/2016/5/11/chartex" xmlns:cx6="http://schemas.microsoft.com/office/drawing/2016/5/12/chartex" xmlns:cx7="http://schemas.microsoft.com/office/drawing/2016/5/13/chartex" xmlns:cx8="http://schemas.microsoft.com/office/drawing/2016/5/14/chartex" xmlns:mc="http://schemas.openxmlformats.org/markup-compatibility/2006" xmlns:aink="http://schemas.microsoft.com/office/drawing/2016/ink" xmlns:am3d="http://schemas.microsoft.com/office/drawing/2017/model3d" xmlns:o="urn:schemas-microsoft-com:office:office" xmlns:oel="http://schemas.microsoft.com/office/2019/extlst" xmlns:r="http://schemas.openxmlformats.org/officeDocument/2006/relationships" xmlns:m="http://schemas.openxmlformats.org/officeDocument/2006/math" xmlns:v="urn:schemas-microsoft-com:vml" xmlns:wp14="http://schemas.microsoft.com/office/word/2010/wordprocessingDrawing" xmlns:wp="http://schemas.openxmlformats.org/drawingml/2006/wordprocessingDrawing" xmlns:w10="urn:schemas-microsoft-com:office:word" xmlns:w="http://schemas.openxmlformats.org/wordprocessingml/2006/main" xmlns:w14="http://schemas.microsoft.com/office/word/2010/wordml" xmlns:w15="http://schemas.microsoft.com/office/word/2012/wordml" xmlns:w16cex="http://schemas.microsoft.com/office/word/2018/wordml/cex" xmlns:w16cid="http://schemas.microsoft.com/office/word/2016/wordml/cid" xmlns:w16="http://schemas.microsoft.com/office/word/2018/wordml" xmlns:w16du="http://schemas.microsoft.com/office/word/2023/wordml/word16du" xmlns:w16sdtdh="http://schemas.microsoft.com/office/word/2020/wordml/sdtdatahash" xmlns:w16sdtfl="http://schemas.microsoft.com/office/word/2024/wordml/sdtformatlock" xmlns:w16se="http://schemas.microsoft.com/office/word/2015/wordml/symex" xmlns:wpg="http://schemas.microsoft.com/office/word/2010/wordprocessingGroup" xmlns:wpi="http://schemas.microsoft.com/office/word/2010/wordprocessingInk" xmlns:wne="http://schemas.microsoft.com/office/word/2006/wordml" xmlns:wps="http://schemas.microsoft.com/office/word/2010/wordprocessingShape" mc:Ignorable="w14 w15 w16se w16cid w16 w16cex w16sdtdh w16sdtfl w16du wp14">
-  <w:sdt>
-    <w:sdtPr>
-      <w:id w:val="-2074037808"/>
-      <w:docPartObj>
-        <w:docPartGallery w:val="Page Numbers (Bottom of Page)"/>
-        <w:docPartUnique/>
-      </w:docPartObj>
-    </w:sdtPr>
-    <w:sdtEndPr>
+      <w:spacing w:before="0" w:after="0" w:line="240" w:lineRule="auto"/>
+      <w:jc w:val="left"/>
       <w:rPr>
-        <w:noProof/>
+        <w:sz w:val="18"/>
+        <w:szCs w:val="18"/>
       </w:rPr>
-    </w:sdtEndPr>
-    <w:sdtContent>
-      <w:p>
-        <w:pPr>
-          <w:pStyle w:val="Footer"/>
-          <w:jc w:val="right"/>
-        </w:pPr>
-        <w:r>
-          <w:fldChar w:fldCharType="begin"/>
-        </w:r>
-        <w:r>
-          <w:instrText xml:space="preserve"> PAGE   \* MERGEFORMAT </w:instrText>
-        </w:r>
-        <w:r>
-          <w:fldChar w:fldCharType="separate"/>
-        </w:r>
-        <w:r>
-          <w:rPr>
-            <w:noProof/>
-          </w:rPr>
-          <w:t>2</w:t>
-        </w:r>
-        <w:r>
-          <w:rPr>
-            <w:noProof/>
-          </w:rPr>
-          <w:fldChar w:fldCharType="end"/>
-        </w:r>
-      </w:p>
-    </w:sdtContent>
-  </w:sdt>
-</w:ftr>
-</file>
-
-<file path=word/footer6.xml><?xml version="1.0" encoding="utf-8"?>
-<w:ftr xmlns:wpc="http://schemas.microsoft.com/office/word/2010/wordprocessingCanvas" xmlns:cx="http://schemas.microsoft.com/office/drawing/2014/chartex" xmlns:cx1="http://schemas.microsoft.com/office/drawing/2015/9/8/chartex" xmlns:cx2="http://schemas.microsoft.com/office/drawing/2015/10/21/chartex" xmlns:cx3="http://schemas.microsoft.com/office/drawing/2016/5/9/chartex" xmlns:cx4="http://schemas.microsoft.com/office/drawing/2016/5/10/chartex" xmlns:cx5="http://schemas.microsoft.com/office/drawing/2016/5/11/chartex" xmlns:cx6="http://schemas.microsoft.com/office/drawing/2016/5/12/chartex" xmlns:cx7="http://schemas.microsoft.com/office/drawing/2016/5/13/chartex" xmlns:cx8="http://schemas.microsoft.com/office/drawing/2016/5/14/chartex" xmlns:mc="http://schemas.openxmlformats.org/markup-compatibility/2006" xmlns:aink="http://schemas.microsoft.com/office/drawing/2016/ink" xmlns:am3d="http://schemas.microsoft.com/office/drawing/2017/model3d" xmlns:o="urn:schemas-microsoft-com:office:office" xmlns:oel="http://schemas.microsoft.com/office/2019/extlst" xmlns:r="http://schemas.openxmlformats.org/officeDocument/2006/relationships" xmlns:m="http://schemas.openxmlformats.org/officeDocument/2006/math" xmlns:v="urn:schemas-microsoft-com:vml" xmlns:wp14="http://schemas.microsoft.com/office/word/2010/wordprocessingDrawing" xmlns:wp="http://schemas.openxmlformats.org/drawingml/2006/wordprocessingDrawing" xmlns:w10="urn:schemas-microsoft-com:office:word" xmlns:w="http://schemas.openxmlformats.org/wordprocessingml/2006/main" xmlns:w14="http://schemas.microsoft.com/office/word/2010/wordml" xmlns:w15="http://schemas.microsoft.com/office/word/2012/wordml" xmlns:w16cex="http://schemas.microsoft.com/office/word/2018/wordml/cex" xmlns:w16cid="http://schemas.microsoft.com/office/word/2016/wordml/cid" xmlns:w16="http://schemas.microsoft.com/office/word/2018/wordml" xmlns:w16du="http://schemas.microsoft.com/office/word/2023/wordml/word16du" xmlns:w16sdtdh="http://schemas.microsoft.com/office/word/2020/wordml/sdtdatahash" xmlns:w16sdtfl="http://schemas.microsoft.com/office/word/2024/wordml/sdtformatlock" xmlns:w16se="http://schemas.microsoft.com/office/word/2015/wordml/symex" xmlns:wpg="http://schemas.microsoft.com/office/word/2010/wordprocessingGroup" xmlns:wpi="http://schemas.microsoft.com/office/word/2010/wordprocessingInk" xmlns:wne="http://schemas.microsoft.com/office/word/2006/wordml" xmlns:wps="http://schemas.microsoft.com/office/word/2010/wordprocessingShape" mc:Ignorable="w14 w15 w16se w16cid w16 w16cex w16sdtdh w16sdtfl w16du wp14">
-  <w:p>
-    <w:pPr>
-      <w:pStyle w:val="Footer"/>
     </w:pPr>
   </w:p>
 </w:ftr>
@@ -17732,61 +17852,175 @@
 </file>
 
 <file path=word/header1.xml><?xml version="1.0" encoding="utf-8"?>
-<w:hdr xmlns:wpc="http://schemas.microsoft.com/office/word/2010/wordprocessingCanvas" xmlns:cx="http://schemas.microsoft.com/office/drawing/2014/chartex" xmlns:cx1="http://schemas.microsoft.com/office/drawing/2015/9/8/chartex" xmlns:cx2="http://schemas.microsoft.com/office/drawing/2015/10/21/chartex" xmlns:cx3="http://schemas.microsoft.com/office/drawing/2016/5/9/chartex" xmlns:cx4="http://schemas.microsoft.com/office/drawing/2016/5/10/chartex" xmlns:cx5="http://schemas.microsoft.com/office/drawing/2016/5/11/chartex" xmlns:cx6="http://schemas.microsoft.com/office/drawing/2016/5/12/chartex" xmlns:cx7="http://schemas.microsoft.com/office/drawing/2016/5/13/chartex" xmlns:cx8="http://schemas.microsoft.com/office/drawing/2016/5/14/chartex" xmlns:mc="http://schemas.openxmlformats.org/markup-compatibility/2006" xmlns:aink="http://schemas.microsoft.com/office/drawing/2016/ink" xmlns:am3d="http://schemas.microsoft.com/office/drawing/2017/model3d" xmlns:o="urn:schemas-microsoft-com:office:office" xmlns:oel="http://schemas.microsoft.com/office/2019/extlst" xmlns:r="http://schemas.openxmlformats.org/officeDocument/2006/relationships" xmlns:m="http://schemas.openxmlformats.org/officeDocument/2006/math" xmlns:v="urn:schemas-microsoft-com:vml" xmlns:wp14="http://schemas.microsoft.com/office/word/2010/wordprocessingDrawing" xmlns:wp="http://schemas.openxmlformats.org/drawingml/2006/wordprocessingDrawing" xmlns:w10="urn:schemas-microsoft-com:office:word" xmlns:w="http://schemas.openxmlformats.org/wordprocessingml/2006/main" xmlns:w14="http://schemas.microsoft.com/office/word/2010/wordml" xmlns:w15="http://schemas.microsoft.com/office/word/2012/wordml" xmlns:w16cex="http://schemas.microsoft.com/office/word/2018/wordml/cex" xmlns:w16cid="http://schemas.microsoft.com/office/word/2016/wordml/cid" xmlns:w16="http://schemas.microsoft.com/office/word/2018/wordml" xmlns:w16du="http://schemas.microsoft.com/office/word/2023/wordml/word16du" xmlns:w16sdtdh="http://schemas.microsoft.com/office/word/2020/wordml/sdtdatahash" xmlns:w16sdtfl="http://schemas.microsoft.com/office/word/2024/wordml/sdtformatlock" xmlns:w16se="http://schemas.microsoft.com/office/word/2015/wordml/symex" xmlns:wpg="http://schemas.microsoft.com/office/word/2010/wordprocessingGroup" xmlns:wpi="http://schemas.microsoft.com/office/word/2010/wordprocessingInk" xmlns:wne="http://schemas.microsoft.com/office/word/2006/wordml" xmlns:wps="http://schemas.microsoft.com/office/word/2010/wordprocessingShape" mc:Ignorable="w14 w15 w16se w16cid w16 w16cex w16sdtdh w16sdtfl w16du wp14">
+<w:hdr xmlns:w="http://schemas.openxmlformats.org/wordprocessingml/2006/main" xmlns:r="http://schemas.openxmlformats.org/officeDocument/2006/relationships">
   <w:p>
     <w:pPr>
-      <w:pStyle w:val="Header"/>
+      <w:spacing w:before="0" w:after="0" w:line="240" w:lineRule="auto"/>
+      <w:jc w:val="left"/>
+      <w:rPr>
+        <w:sz w:val="18"/>
+        <w:szCs w:val="18"/>
+      </w:rPr>
     </w:pPr>
+    <w:r>
+      <w:rPr>
+        <w:sz w:val="18"/>
+        <w:szCs w:val="18"/>
+      </w:rPr>
+      <w:t xml:space="preserve">WILL OF </w:t>
+    </w:r>
+    <w:r>
+      <w:rPr>
+        <w:caps/>
+        <w:sz w:val="18"/>
+        <w:szCs w:val="18"/>
+      </w:rPr>
+      <w:t xml:space="preserve">&lt;&lt; Matter.Relationships.Mr.Name &gt;&gt;</w:t>
+    </w:r>
   </w:p>
 </w:hdr>
 </file>
 
 <file path=word/header2.xml><?xml version="1.0" encoding="utf-8"?>
-<w:hdr xmlns:wpc="http://schemas.microsoft.com/office/word/2010/wordprocessingCanvas" xmlns:cx="http://schemas.microsoft.com/office/drawing/2014/chartex" xmlns:cx1="http://schemas.microsoft.com/office/drawing/2015/9/8/chartex" xmlns:cx2="http://schemas.microsoft.com/office/drawing/2015/10/21/chartex" xmlns:cx3="http://schemas.microsoft.com/office/drawing/2016/5/9/chartex" xmlns:cx4="http://schemas.microsoft.com/office/drawing/2016/5/10/chartex" xmlns:cx5="http://schemas.microsoft.com/office/drawing/2016/5/11/chartex" xmlns:cx6="http://schemas.microsoft.com/office/drawing/2016/5/12/chartex" xmlns:cx7="http://schemas.microsoft.com/office/drawing/2016/5/13/chartex" xmlns:cx8="http://schemas.microsoft.com/office/drawing/2016/5/14/chartex" xmlns:mc="http://schemas.openxmlformats.org/markup-compatibility/2006" xmlns:aink="http://schemas.microsoft.com/office/drawing/2016/ink" xmlns:am3d="http://schemas.microsoft.com/office/drawing/2017/model3d" xmlns:o="urn:schemas-microsoft-com:office:office" xmlns:oel="http://schemas.microsoft.com/office/2019/extlst" xmlns:r="http://schemas.openxmlformats.org/officeDocument/2006/relationships" xmlns:m="http://schemas.openxmlformats.org/officeDocument/2006/math" xmlns:v="urn:schemas-microsoft-com:vml" xmlns:wp14="http://schemas.microsoft.com/office/word/2010/wordprocessingDrawing" xmlns:wp="http://schemas.openxmlformats.org/drawingml/2006/wordprocessingDrawing" xmlns:w10="urn:schemas-microsoft-com:office:word" xmlns:w="http://schemas.openxmlformats.org/wordprocessingml/2006/main" xmlns:w14="http://schemas.microsoft.com/office/word/2010/wordml" xmlns:w15="http://schemas.microsoft.com/office/word/2012/wordml" xmlns:w16cex="http://schemas.microsoft.com/office/word/2018/wordml/cex" xmlns:w16cid="http://schemas.microsoft.com/office/word/2016/wordml/cid" xmlns:w16="http://schemas.microsoft.com/office/word/2018/wordml" xmlns:w16du="http://schemas.microsoft.com/office/word/2023/wordml/word16du" xmlns:w16sdtdh="http://schemas.microsoft.com/office/word/2020/wordml/sdtdatahash" xmlns:w16sdtfl="http://schemas.microsoft.com/office/word/2024/wordml/sdtformatlock" xmlns:w16se="http://schemas.microsoft.com/office/word/2015/wordml/symex" xmlns:wpg="http://schemas.microsoft.com/office/word/2010/wordprocessingGroup" xmlns:wpi="http://schemas.microsoft.com/office/word/2010/wordprocessingInk" xmlns:wne="http://schemas.microsoft.com/office/word/2006/wordml" xmlns:wps="http://schemas.microsoft.com/office/word/2010/wordprocessingShape" mc:Ignorable="w14 w15 w16se w16cid w16 w16cex w16sdtdh w16sdtfl w16du wp14">
+<w:hdr xmlns:w="http://schemas.openxmlformats.org/wordprocessingml/2006/main" xmlns:r="http://schemas.openxmlformats.org/officeDocument/2006/relationships">
   <w:p>
     <w:pPr>
-      <w:pStyle w:val="Header"/>
+      <w:tabs>
+        <w:tab w:val="right" w:pos="9630"/>
+      </w:tabs>
+      <w:spacing w:before="0" w:after="0" w:line="240" w:lineRule="auto"/>
+      <w:jc w:val="left"/>
+      <w:rPr>
+        <w:sz w:val="18"/>
+        <w:szCs w:val="18"/>
+      </w:rPr>
     </w:pPr>
-  </w:p>
-</w:hdr>
-</file>
-
-<file path=word/header3.xml><?xml version="1.0" encoding="utf-8"?>
-<w:hdr xmlns:wpc="http://schemas.microsoft.com/office/word/2010/wordprocessingCanvas" xmlns:cx="http://schemas.microsoft.com/office/drawing/2014/chartex" xmlns:cx1="http://schemas.microsoft.com/office/drawing/2015/9/8/chartex" xmlns:cx2="http://schemas.microsoft.com/office/drawing/2015/10/21/chartex" xmlns:cx3="http://schemas.microsoft.com/office/drawing/2016/5/9/chartex" xmlns:cx4="http://schemas.microsoft.com/office/drawing/2016/5/10/chartex" xmlns:cx5="http://schemas.microsoft.com/office/drawing/2016/5/11/chartex" xmlns:cx6="http://schemas.microsoft.com/office/drawing/2016/5/12/chartex" xmlns:cx7="http://schemas.microsoft.com/office/drawing/2016/5/13/chartex" xmlns:cx8="http://schemas.microsoft.com/office/drawing/2016/5/14/chartex" xmlns:mc="http://schemas.openxmlformats.org/markup-compatibility/2006" xmlns:aink="http://schemas.microsoft.com/office/drawing/2016/ink" xmlns:am3d="http://schemas.microsoft.com/office/drawing/2017/model3d" xmlns:o="urn:schemas-microsoft-com:office:office" xmlns:oel="http://schemas.microsoft.com/office/2019/extlst" xmlns:r="http://schemas.openxmlformats.org/officeDocument/2006/relationships" xmlns:m="http://schemas.openxmlformats.org/officeDocument/2006/math" xmlns:v="urn:schemas-microsoft-com:vml" xmlns:wp14="http://schemas.microsoft.com/office/word/2010/wordprocessingDrawing" xmlns:wp="http://schemas.openxmlformats.org/drawingml/2006/wordprocessingDrawing" xmlns:w10="urn:schemas-microsoft-com:office:word" xmlns:w="http://schemas.openxmlformats.org/wordprocessingml/2006/main" xmlns:w14="http://schemas.microsoft.com/office/word/2010/wordml" xmlns:w15="http://schemas.microsoft.com/office/word/2012/wordml" xmlns:w16cex="http://schemas.microsoft.com/office/word/2018/wordml/cex" xmlns:w16cid="http://schemas.microsoft.com/office/word/2016/wordml/cid" xmlns:w16="http://schemas.microsoft.com/office/word/2018/wordml" xmlns:w16du="http://schemas.microsoft.com/office/word/2023/wordml/word16du" xmlns:w16sdtdh="http://schemas.microsoft.com/office/word/2020/wordml/sdtdatahash" xmlns:w16sdtfl="http://schemas.microsoft.com/office/word/2024/wordml/sdtformatlock" xmlns:w16se="http://schemas.microsoft.com/office/word/2015/wordml/symex" xmlns:wpg="http://schemas.microsoft.com/office/word/2010/wordprocessingGroup" xmlns:wpi="http://schemas.microsoft.com/office/word/2010/wordprocessingInk" xmlns:wne="http://schemas.microsoft.com/office/word/2006/wordml" xmlns:wps="http://schemas.microsoft.com/office/word/2010/wordprocessingShape" mc:Ignorable="w14 w15 w16se w16cid w16 w16cex w16sdtdh w16sdtfl w16du wp14">
-  <w:p>
-    <w:pPr>
-      <w:pStyle w:val="Header"/>
-    </w:pPr>
-  </w:p>
-</w:hdr>
-</file>
-
-<file path=word/header4.xml><?xml version="1.0" encoding="utf-8"?>
-<w:hdr xmlns:wpc="http://schemas.microsoft.com/office/word/2010/wordprocessingCanvas" xmlns:cx="http://schemas.microsoft.com/office/drawing/2014/chartex" xmlns:cx1="http://schemas.microsoft.com/office/drawing/2015/9/8/chartex" xmlns:cx2="http://schemas.microsoft.com/office/drawing/2015/10/21/chartex" xmlns:cx3="http://schemas.microsoft.com/office/drawing/2016/5/9/chartex" xmlns:cx4="http://schemas.microsoft.com/office/drawing/2016/5/10/chartex" xmlns:cx5="http://schemas.microsoft.com/office/drawing/2016/5/11/chartex" xmlns:cx6="http://schemas.microsoft.com/office/drawing/2016/5/12/chartex" xmlns:cx7="http://schemas.microsoft.com/office/drawing/2016/5/13/chartex" xmlns:cx8="http://schemas.microsoft.com/office/drawing/2016/5/14/chartex" xmlns:mc="http://schemas.openxmlformats.org/markup-compatibility/2006" xmlns:aink="http://schemas.microsoft.com/office/drawing/2016/ink" xmlns:am3d="http://schemas.microsoft.com/office/drawing/2017/model3d" xmlns:o="urn:schemas-microsoft-com:office:office" xmlns:oel="http://schemas.microsoft.com/office/2019/extlst" xmlns:r="http://schemas.openxmlformats.org/officeDocument/2006/relationships" xmlns:m="http://schemas.openxmlformats.org/officeDocument/2006/math" xmlns:v="urn:schemas-microsoft-com:vml" xmlns:wp14="http://schemas.microsoft.com/office/word/2010/wordprocessingDrawing" xmlns:wp="http://schemas.openxmlformats.org/drawingml/2006/wordprocessingDrawing" xmlns:w10="urn:schemas-microsoft-com:office:word" xmlns:w="http://schemas.openxmlformats.org/wordprocessingml/2006/main" xmlns:w14="http://schemas.microsoft.com/office/word/2010/wordml" xmlns:w15="http://schemas.microsoft.com/office/word/2012/wordml" xmlns:w16cex="http://schemas.microsoft.com/office/word/2018/wordml/cex" xmlns:w16cid="http://schemas.microsoft.com/office/word/2016/wordml/cid" xmlns:w16="http://schemas.microsoft.com/office/word/2018/wordml" xmlns:w16du="http://schemas.microsoft.com/office/word/2023/wordml/word16du" xmlns:w16sdtdh="http://schemas.microsoft.com/office/word/2020/wordml/sdtdatahash" xmlns:w16sdtfl="http://schemas.microsoft.com/office/word/2024/wordml/sdtformatlock" xmlns:w16se="http://schemas.microsoft.com/office/word/2015/wordml/symex" xmlns:wpg="http://schemas.microsoft.com/office/word/2010/wordprocessingGroup" xmlns:wpi="http://schemas.microsoft.com/office/word/2010/wordprocessingInk" xmlns:wne="http://schemas.microsoft.com/office/word/2006/wordml" xmlns:wps="http://schemas.microsoft.com/office/word/2010/wordprocessingShape" mc:Ignorable="w14 w15 w16se w16cid w16 w16cex w16sdtdh w16sdtfl w16du wp14">
-  <w:p>
-    <w:pPr>
-      <w:pStyle w:val="Header"/>
-    </w:pPr>
-  </w:p>
-</w:hdr>
-</file>
-
-<file path=word/header5.xml><?xml version="1.0" encoding="utf-8"?>
-<w:hdr xmlns:wpc="http://schemas.microsoft.com/office/word/2010/wordprocessingCanvas" xmlns:cx="http://schemas.microsoft.com/office/drawing/2014/chartex" xmlns:cx1="http://schemas.microsoft.com/office/drawing/2015/9/8/chartex" xmlns:cx2="http://schemas.microsoft.com/office/drawing/2015/10/21/chartex" xmlns:cx3="http://schemas.microsoft.com/office/drawing/2016/5/9/chartex" xmlns:cx4="http://schemas.microsoft.com/office/drawing/2016/5/10/chartex" xmlns:cx5="http://schemas.microsoft.com/office/drawing/2016/5/11/chartex" xmlns:cx6="http://schemas.microsoft.com/office/drawing/2016/5/12/chartex" xmlns:cx7="http://schemas.microsoft.com/office/drawing/2016/5/13/chartex" xmlns:cx8="http://schemas.microsoft.com/office/drawing/2016/5/14/chartex" xmlns:mc="http://schemas.openxmlformats.org/markup-compatibility/2006" xmlns:aink="http://schemas.microsoft.com/office/drawing/2016/ink" xmlns:am3d="http://schemas.microsoft.com/office/drawing/2017/model3d" xmlns:o="urn:schemas-microsoft-com:office:office" xmlns:oel="http://schemas.microsoft.com/office/2019/extlst" xmlns:r="http://schemas.openxmlformats.org/officeDocument/2006/relationships" xmlns:m="http://schemas.openxmlformats.org/officeDocument/2006/math" xmlns:v="urn:schemas-microsoft-com:vml" xmlns:wp14="http://schemas.microsoft.com/office/word/2010/wordprocessingDrawing" xmlns:wp="http://schemas.openxmlformats.org/drawingml/2006/wordprocessingDrawing" xmlns:w10="urn:schemas-microsoft-com:office:word" xmlns:w="http://schemas.openxmlformats.org/wordprocessingml/2006/main" xmlns:w14="http://schemas.microsoft.com/office/word/2010/wordml" xmlns:w15="http://schemas.microsoft.com/office/word/2012/wordml" xmlns:w16cex="http://schemas.microsoft.com/office/word/2018/wordml/cex" xmlns:w16cid="http://schemas.microsoft.com/office/word/2016/wordml/cid" xmlns:w16="http://schemas.microsoft.com/office/word/2018/wordml" xmlns:w16du="http://schemas.microsoft.com/office/word/2023/wordml/word16du" xmlns:w16sdtdh="http://schemas.microsoft.com/office/word/2020/wordml/sdtdatahash" xmlns:w16sdtfl="http://schemas.microsoft.com/office/word/2024/wordml/sdtformatlock" xmlns:w16se="http://schemas.microsoft.com/office/word/2015/wordml/symex" xmlns:wpg="http://schemas.microsoft.com/office/word/2010/wordprocessingGroup" xmlns:wpi="http://schemas.microsoft.com/office/word/2010/wordprocessingInk" xmlns:wne="http://schemas.microsoft.com/office/word/2006/wordml" xmlns:wps="http://schemas.microsoft.com/office/word/2010/wordprocessingShape" mc:Ignorable="w14 w15 w16se w16cid w16 w16cex w16sdtdh w16sdtfl w16du wp14">
-  <w:p>
-    <w:pPr>
-      <w:pStyle w:val="Header"/>
-    </w:pPr>
-  </w:p>
-</w:hdr>
-</file>
-
-<file path=word/header6.xml><?xml version="1.0" encoding="utf-8"?>
-<w:hdr xmlns:wpc="http://schemas.microsoft.com/office/word/2010/wordprocessingCanvas" xmlns:cx="http://schemas.microsoft.com/office/drawing/2014/chartex" xmlns:cx1="http://schemas.microsoft.com/office/drawing/2015/9/8/chartex" xmlns:cx2="http://schemas.microsoft.com/office/drawing/2015/10/21/chartex" xmlns:cx3="http://schemas.microsoft.com/office/drawing/2016/5/9/chartex" xmlns:cx4="http://schemas.microsoft.com/office/drawing/2016/5/10/chartex" xmlns:cx5="http://schemas.microsoft.com/office/drawing/2016/5/11/chartex" xmlns:cx6="http://schemas.microsoft.com/office/drawing/2016/5/12/chartex" xmlns:cx7="http://schemas.microsoft.com/office/drawing/2016/5/13/chartex" xmlns:cx8="http://schemas.microsoft.com/office/drawing/2016/5/14/chartex" xmlns:mc="http://schemas.openxmlformats.org/markup-compatibility/2006" xmlns:aink="http://schemas.microsoft.com/office/drawing/2016/ink" xmlns:am3d="http://schemas.microsoft.com/office/drawing/2017/model3d" xmlns:o="urn:schemas-microsoft-com:office:office" xmlns:oel="http://schemas.microsoft.com/office/2019/extlst" xmlns:r="http://schemas.openxmlformats.org/officeDocument/2006/relationships" xmlns:m="http://schemas.openxmlformats.org/officeDocument/2006/math" xmlns:v="urn:schemas-microsoft-com:vml" xmlns:wp14="http://schemas.microsoft.com/office/word/2010/wordprocessingDrawing" xmlns:wp="http://schemas.openxmlformats.org/drawingml/2006/wordprocessingDrawing" xmlns:w10="urn:schemas-microsoft-com:office:word" xmlns:w="http://schemas.openxmlformats.org/wordprocessingml/2006/main" xmlns:w14="http://schemas.microsoft.com/office/word/2010/wordml" xmlns:w15="http://schemas.microsoft.com/office/word/2012/wordml" xmlns:w16cex="http://schemas.microsoft.com/office/word/2018/wordml/cex" xmlns:w16cid="http://schemas.microsoft.com/office/word/2016/wordml/cid" xmlns:w16="http://schemas.microsoft.com/office/word/2018/wordml" xmlns:w16du="http://schemas.microsoft.com/office/word/2023/wordml/word16du" xmlns:w16sdtdh="http://schemas.microsoft.com/office/word/2020/wordml/sdtdatahash" xmlns:w16sdtfl="http://schemas.microsoft.com/office/word/2024/wordml/sdtformatlock" xmlns:w16se="http://schemas.microsoft.com/office/word/2015/wordml/symex" xmlns:wpg="http://schemas.microsoft.com/office/word/2010/wordprocessingGroup" xmlns:wpi="http://schemas.microsoft.com/office/word/2010/wordprocessingInk" xmlns:wne="http://schemas.microsoft.com/office/word/2006/wordml" xmlns:wps="http://schemas.microsoft.com/office/word/2010/wordprocessingShape" mc:Ignorable="w14 w15 w16se w16cid w16 w16cex w16sdtdh w16sdtfl w16du wp14">
-  <w:p>
-    <w:pPr>
-      <w:pStyle w:val="Header"/>
-    </w:pPr>
+    <w:r>
+      <w:rPr>
+        <w:sz w:val="18"/>
+        <w:szCs w:val="18"/>
+      </w:rPr>
+      <w:t xml:space="preserve">WILL OF </w:t>
+    </w:r>
+    <w:r>
+      <w:rPr>
+        <w:caps/>
+        <w:sz w:val="18"/>
+        <w:szCs w:val="18"/>
+      </w:rPr>
+      <w:t xml:space="preserve">&lt;&lt; Matter.Relationships.Mr.Name &gt;&gt;</w:t>
+    </w:r>
+    <w:r>
+      <w:rPr>
+        <w:sz w:val="18"/>
+        <w:szCs w:val="18"/>
+      </w:rPr>
+      <w:tab/>
+    </w:r>
+    <w:r>
+      <w:rPr>
+        <w:sz w:val="18"/>
+        <w:szCs w:val="18"/>
+      </w:rPr>
+      <w:t xml:space="preserve">Page </w:t>
+    </w:r>
+    <w:r>
+      <w:rPr>
+        <w:b/>
+        <w:bCs/>
+        <w:sz w:val="18"/>
+        <w:szCs w:val="18"/>
+      </w:rPr>
+      <w:fldChar w:fldCharType="begin"/>
+    </w:r>
+    <w:r>
+      <w:rPr>
+        <w:b/>
+        <w:bCs/>
+        <w:sz w:val="18"/>
+        <w:szCs w:val="18"/>
+      </w:rPr>
+      <w:instrText xml:space="preserve"> PAGE </w:instrText>
+    </w:r>
+    <w:r>
+      <w:rPr>
+        <w:b/>
+        <w:bCs/>
+        <w:sz w:val="18"/>
+        <w:szCs w:val="18"/>
+      </w:rPr>
+      <w:fldChar w:fldCharType="separate"/>
+    </w:r>
+    <w:r>
+      <w:rPr>
+        <w:b/>
+        <w:bCs/>
+        <w:sz w:val="18"/>
+        <w:szCs w:val="18"/>
+      </w:rPr>
+      <w:t>1</w:t>
+    </w:r>
+    <w:r>
+      <w:rPr>
+        <w:b/>
+        <w:bCs/>
+        <w:sz w:val="18"/>
+        <w:szCs w:val="18"/>
+      </w:rPr>
+      <w:fldChar w:fldCharType="end"/>
+    </w:r>
+    <w:r>
+      <w:rPr>
+        <w:sz w:val="18"/>
+        <w:szCs w:val="18"/>
+      </w:rPr>
+      <w:t xml:space="preserve"> of </w:t>
+    </w:r>
+    <w:r>
+      <w:rPr>
+        <w:b/>
+        <w:bCs/>
+        <w:sz w:val="18"/>
+        <w:szCs w:val="18"/>
+      </w:rPr>
+      <w:fldChar w:fldCharType="begin"/>
+    </w:r>
+    <w:r>
+      <w:rPr>
+        <w:b/>
+        <w:bCs/>
+        <w:sz w:val="18"/>
+        <w:szCs w:val="18"/>
+      </w:rPr>
+      <w:instrText xml:space="preserve"> SECTIONPAGES </w:instrText>
+    </w:r>
+    <w:r>
+      <w:rPr>
+        <w:b/>
+        <w:bCs/>
+        <w:sz w:val="18"/>
+        <w:szCs w:val="18"/>
+      </w:rPr>
+      <w:fldChar w:fldCharType="separate"/>
+    </w:r>
+    <w:r>
+      <w:rPr>
+        <w:b/>
+        <w:bCs/>
+        <w:sz w:val="18"/>
+        <w:szCs w:val="18"/>
+      </w:rPr>
+      <w:t>1</w:t>
+    </w:r>
+    <w:r>
+      <w:rPr>
+        <w:b/>
+        <w:bCs/>
+        <w:sz w:val="18"/>
+        <w:szCs w:val="18"/>
+      </w:rPr>
+      <w:fldChar w:fldCharType="end"/>
+    </w:r>
   </w:p>
 </w:hdr>
 </file>
